--- a/Final_Report.docx
+++ b/Final_Report.docx
@@ -828,7 +828,7 @@
           <w:b w:val="0"/>
           <w:i w:val="0"/>
         </w:rPr>
-        <w:t>We express our sincere gratitude to our Founder, Dr. Shiv Nadar, and to the management of Sri Sivasubramaniya Nadar College of Engineering for providing the facilities that made this project possible. We thank our Principal for the support extended to us, and Dr. V. Rajini, Professor and Head, Department of Electrical and Electronics Engineering, for her encouragement and for the facilities of the department throughout the course of this work.</w:t>
+        <w:t>We express our sincere gratitude to the management of Sri Sivasubramaniya Nadar College of Engineering for providing the facilities for this project.</w:t>
       </w:r>
     </w:p>
     <w:p>
@@ -841,7 +841,7 @@
           <w:b w:val="0"/>
           <w:i w:val="0"/>
         </w:rPr>
-        <w:t>We are deeply grateful to our guide, Dr. Rajesh Panda, Professor, Department of Electrical and Electronics Engineering, for his guidance, patience and steady encouragement at every stage of the project. His questions pushed us to quantify our claims and to be honest about what we had built and what we had modelled.</w:t>
+        <w:t>We are thankful to Dr. S. Radha, Principal, Sri Sivasubramaniya Nadar College of Engineering, for the support and encouragement extended to us throughout our course of study.</w:t>
       </w:r>
     </w:p>
     <w:p>
@@ -854,7 +854,33 @@
           <w:b w:val="0"/>
           <w:i w:val="0"/>
         </w:rPr>
-        <w:t>We thank the members of the review panel and the industry experts whose comments at the third review led us to extend this work to manufacturing. We also thank the laboratory staff of the department for their help with the hardware, and our families and friends for their constant support.</w:t>
+        <w:t>We thank Dr. V. Rajini, Professor and Head, Department of Electrical and Electronics Engineering, for her encouragement and support throughout this work.</w:t>
+      </w:r>
+    </w:p>
+    <w:p>
+      <w:pPr>
+        <w:pStyle w:val="Body"/>
+        <w:spacing w:line="480" w:lineRule="auto"/>
+      </w:pPr>
+      <w:r>
+        <w:rPr>
+          <w:b w:val="0"/>
+          <w:i w:val="0"/>
+        </w:rPr>
+        <w:t>We are deeply grateful to our project guide, Dr. Rajesh Panda, Professor, Department of Electrical and Electronics Engineering, for his guidance and encouragement at every stage of the project.</w:t>
+      </w:r>
+    </w:p>
+    <w:p>
+      <w:pPr>
+        <w:pStyle w:val="Body"/>
+        <w:spacing w:line="480" w:lineRule="auto"/>
+      </w:pPr>
+      <w:r>
+        <w:rPr>
+          <w:b w:val="0"/>
+          <w:i w:val="0"/>
+        </w:rPr>
+        <w:t>We thank the project coordinators of the department for organising the reviews and for their timely guidance. We also thank the review panel, the laboratory staff, and our families and friends for their constant support.</w:t>
       </w:r>
     </w:p>
     <w:p>

--- a/Final_Report.docx
+++ b/Final_Report.docx
@@ -556,7 +556,7 @@
                 <w:b w:val="0"/>
                 <w:sz w:val="22"/>
               </w:rPr>
-              <w:t>Professor</w:t>
+              <w:t>Assistant Professor</w:t>
             </w:r>
           </w:p>
         </w:tc>
@@ -867,7 +867,7 @@
           <w:b w:val="0"/>
           <w:i w:val="0"/>
         </w:rPr>
-        <w:t>We are deeply grateful to our project guide, Dr. Rajesh Panda, Professor, Department of Electrical and Electronics Engineering, for his guidance and encouragement at every stage of the project.</w:t>
+        <w:t>We are deeply grateful to our project guide, Dr. Rajesh Panda, Assistant Professor, Department of Electrical and Electronics Engineering, for his guidance and encouragement at every stage of the project.</w:t>
       </w:r>
     </w:p>
     <w:p>

--- a/Final_Report.docx
+++ b/Final_Report.docx
@@ -128,12 +128,13 @@
           <w:i w:val="0"/>
           <w:sz w:val="28"/>
         </w:rPr>
-        <w:t>in</w:t>
+        <w:t>IN</w:t>
       </w:r>
     </w:p>
     <w:p>
       <w:pPr>
         <w:spacing w:after="160" w:line="276" w:lineRule="auto"/>
+        <w:ind w:left="-340" w:right="-340"/>
         <w:jc w:val="center"/>
       </w:pPr>
       <w:r>
@@ -195,12 +196,13 @@
           <w:i w:val="0"/>
           <w:sz w:val="32"/>
         </w:rPr>
-        <w:t>Department of</w:t>
+        <w:t>DEPARTMENT OF</w:t>
       </w:r>
     </w:p>
     <w:p>
       <w:pPr>
         <w:spacing w:after="0" w:line="276" w:lineRule="auto"/>
+        <w:ind w:left="-340" w:right="-340"/>
         <w:jc w:val="center"/>
       </w:pPr>
       <w:r>
@@ -209,7 +211,7 @@
           <w:i w:val="0"/>
           <w:sz w:val="32"/>
         </w:rPr>
-        <w:t>Electrical and Electronics Engineering</w:t>
+        <w:t>ELECTRICAL AND ELECTRONICS ENGINEERING</w:t>
       </w:r>
     </w:p>
     <w:p>
@@ -223,12 +225,26 @@
           <w:i w:val="0"/>
           <w:sz w:val="32"/>
         </w:rPr>
-        <w:t>Sri Sivasubramaniya Nadar College of Engineering</w:t>
+        <w:t>SRI SIVASUBRAMANIYA NADAR</w:t>
       </w:r>
     </w:p>
     <w:p>
       <w:pPr>
         <w:spacing w:after="0" w:line="276" w:lineRule="auto"/>
+        <w:jc w:val="center"/>
+      </w:pPr>
+      <w:r>
+        <w:rPr>
+          <w:b/>
+          <w:i w:val="0"/>
+          <w:sz w:val="32"/>
+        </w:rPr>
+        <w:t>COLLEGE OF ENGINEERING</w:t>
+      </w:r>
+    </w:p>
+    <w:p>
+      <w:pPr>
+        <w:spacing w:after="360" w:line="276" w:lineRule="auto"/>
         <w:jc w:val="center"/>
       </w:pPr>
       <w:r>
@@ -238,20 +254,6 @@
           <w:sz w:val="24"/>
         </w:rPr>
         <w:t>(An Autonomous Institution, Affiliated to Anna University)</w:t>
-      </w:r>
-    </w:p>
-    <w:p>
-      <w:pPr>
-        <w:spacing w:after="240" w:line="276" w:lineRule="auto"/>
-        <w:jc w:val="center"/>
-      </w:pPr>
-      <w:r>
-        <w:rPr>
-          <w:b/>
-          <w:i w:val="0"/>
-          <w:sz w:val="28"/>
-        </w:rPr>
-        <w:t>Rajiv Gandhi Salai (OMR), Kalavakkam - 603 110</w:t>
       </w:r>
     </w:p>
     <w:p>
@@ -880,12 +882,12 @@
           <w:b w:val="0"/>
           <w:i w:val="0"/>
         </w:rPr>
-        <w:t>We thank the project coordinators of the department for organising the reviews and for their timely guidance. We also thank the review panel, the laboratory staff, and our families and friends for their constant support.</w:t>
-      </w:r>
-    </w:p>
-    <w:p>
-      <w:pPr>
-        <w:spacing w:after="0" w:line="240" w:lineRule="auto"/>
+        <w:t>We thank the project coordinators of the department for organising the reviews, and the review panel, the laboratory staff and our families for their support.</w:t>
+      </w:r>
+    </w:p>
+    <w:p>
+      <w:pPr>
+        <w:spacing w:after="0" w:line="240" w:lineRule="auto" w:before="240"/>
         <w:jc w:val="right"/>
       </w:pPr>
       <w:r>
@@ -898,7 +900,7 @@
     </w:p>
     <w:p>
       <w:pPr>
-        <w:spacing w:after="0" w:line="240" w:lineRule="auto"/>
+        <w:spacing w:after="0" w:line="240" w:lineRule="auto" w:before="240"/>
         <w:jc w:val="right"/>
       </w:pPr>
       <w:r>
@@ -911,7 +913,7 @@
     </w:p>
     <w:p>
       <w:pPr>
-        <w:spacing w:after="0" w:line="240" w:lineRule="auto"/>
+        <w:spacing w:after="0" w:line="240" w:lineRule="auto" w:before="240"/>
         <w:jc w:val="right"/>
       </w:pPr>
       <w:r>
@@ -1015,7 +1017,7 @@
           <w:p>
             <w:pPr>
               <w:pStyle w:val="TableText"/>
-              <w:spacing w:before="40" w:after="40"/>
+              <w:spacing w:before="0" w:after="0" w:line="360" w:lineRule="auto"/>
               <w:jc w:val="center"/>
             </w:pPr>
             <w:r/>
@@ -1034,7 +1036,7 @@
           <w:p>
             <w:pPr>
               <w:pStyle w:val="TableText"/>
-              <w:spacing w:before="40" w:after="40"/>
+              <w:spacing w:before="0" w:after="0" w:line="360" w:lineRule="auto"/>
             </w:pPr>
             <w:r/>
             <w:r>
@@ -1053,7 +1055,7 @@
           <w:p>
             <w:pPr>
               <w:pStyle w:val="TableText"/>
-              <w:spacing w:before="40" w:after="40"/>
+              <w:spacing w:before="0" w:after="0" w:line="360" w:lineRule="auto"/>
               <w:jc w:val="center"/>
             </w:pPr>
             <w:r/>
@@ -1075,7 +1077,7 @@
           <w:p>
             <w:pPr>
               <w:pStyle w:val="TableText"/>
-              <w:spacing w:before="40" w:after="40"/>
+              <w:spacing w:before="0" w:after="0" w:line="360" w:lineRule="auto"/>
               <w:jc w:val="center"/>
             </w:pPr>
             <w:r/>
@@ -1094,7 +1096,7 @@
           <w:p>
             <w:pPr>
               <w:pStyle w:val="TableText"/>
-              <w:spacing w:before="40" w:after="40"/>
+              <w:spacing w:before="0" w:after="0" w:line="360" w:lineRule="auto"/>
             </w:pPr>
             <w:r/>
             <w:r>
@@ -1113,7 +1115,7 @@
           <w:p>
             <w:pPr>
               <w:pStyle w:val="TableText"/>
-              <w:spacing w:before="40" w:after="40"/>
+              <w:spacing w:before="0" w:after="0" w:line="360" w:lineRule="auto"/>
               <w:jc w:val="center"/>
             </w:pPr>
             <w:r/>
@@ -1122,7 +1124,7 @@
                 <w:b/>
                 <w:sz w:val="24"/>
               </w:rPr>
-              <w:t>ix</w:t>
+              <w:t>x</w:t>
             </w:r>
           </w:p>
         </w:tc>
@@ -1135,7 +1137,7 @@
           <w:p>
             <w:pPr>
               <w:pStyle w:val="TableText"/>
-              <w:spacing w:before="40" w:after="40"/>
+              <w:spacing w:before="0" w:after="0" w:line="360" w:lineRule="auto"/>
               <w:jc w:val="center"/>
             </w:pPr>
             <w:r/>
@@ -1154,7 +1156,7 @@
           <w:p>
             <w:pPr>
               <w:pStyle w:val="TableText"/>
-              <w:spacing w:before="40" w:after="40"/>
+              <w:spacing w:before="0" w:after="0" w:line="360" w:lineRule="auto"/>
             </w:pPr>
             <w:r/>
             <w:r>
@@ -1173,7 +1175,7 @@
           <w:p>
             <w:pPr>
               <w:pStyle w:val="TableText"/>
-              <w:spacing w:before="40" w:after="40"/>
+              <w:spacing w:before="0" w:after="0" w:line="360" w:lineRule="auto"/>
               <w:jc w:val="center"/>
             </w:pPr>
             <w:r/>
@@ -1182,7 +1184,7 @@
                 <w:b/>
                 <w:sz w:val="24"/>
               </w:rPr>
-              <w:t>x</w:t>
+              <w:t>xi</w:t>
             </w:r>
           </w:p>
         </w:tc>
@@ -1195,7 +1197,7 @@
           <w:p>
             <w:pPr>
               <w:pStyle w:val="TableText"/>
-              <w:spacing w:before="40" w:after="40"/>
+              <w:spacing w:before="0" w:after="0" w:line="360" w:lineRule="auto"/>
               <w:jc w:val="center"/>
             </w:pPr>
             <w:r/>
@@ -1214,7 +1216,7 @@
           <w:p>
             <w:pPr>
               <w:pStyle w:val="TableText"/>
-              <w:spacing w:before="40" w:after="40"/>
+              <w:spacing w:before="0" w:after="0" w:line="360" w:lineRule="auto"/>
             </w:pPr>
             <w:r/>
             <w:r>
@@ -1233,7 +1235,7 @@
           <w:p>
             <w:pPr>
               <w:pStyle w:val="TableText"/>
-              <w:spacing w:before="40" w:after="40"/>
+              <w:spacing w:before="0" w:after="0" w:line="360" w:lineRule="auto"/>
               <w:jc w:val="center"/>
             </w:pPr>
             <w:r/>
@@ -1242,7 +1244,7 @@
                 <w:b/>
                 <w:sz w:val="24"/>
               </w:rPr>
-              <w:t>xi</w:t>
+              <w:t>xii</w:t>
             </w:r>
           </w:p>
         </w:tc>
@@ -1255,7 +1257,7 @@
           <w:p>
             <w:pPr>
               <w:pStyle w:val="TableText"/>
-              <w:spacing w:before="40" w:after="40"/>
+              <w:spacing w:before="0" w:after="0" w:line="360" w:lineRule="auto"/>
               <w:jc w:val="center"/>
             </w:pPr>
             <w:r/>
@@ -1275,7 +1277,7 @@
           <w:p>
             <w:pPr>
               <w:pStyle w:val="TableText"/>
-              <w:spacing w:before="40" w:after="40"/>
+              <w:spacing w:before="0" w:after="0" w:line="360" w:lineRule="auto"/>
             </w:pPr>
             <w:r/>
             <w:r>
@@ -1294,7 +1296,7 @@
           <w:p>
             <w:pPr>
               <w:pStyle w:val="TableText"/>
-              <w:spacing w:before="40" w:after="40"/>
+              <w:spacing w:before="0" w:after="0" w:line="360" w:lineRule="auto"/>
               <w:jc w:val="center"/>
             </w:pPr>
             <w:r/>
@@ -1316,7 +1318,7 @@
           <w:p>
             <w:pPr>
               <w:pStyle w:val="TableText"/>
-              <w:spacing w:before="40" w:after="40"/>
+              <w:spacing w:before="0" w:after="0" w:line="360" w:lineRule="auto"/>
               <w:jc w:val="center"/>
             </w:pPr>
             <w:r/>
@@ -1335,7 +1337,7 @@
           <w:p>
             <w:pPr>
               <w:pStyle w:val="TableText"/>
-              <w:spacing w:before="40" w:after="40"/>
+              <w:spacing w:before="0" w:after="0" w:line="360" w:lineRule="auto"/>
             </w:pPr>
             <w:r/>
             <w:r>
@@ -1354,7 +1356,7 @@
           <w:p>
             <w:pPr>
               <w:pStyle w:val="TableText"/>
-              <w:spacing w:before="40" w:after="40"/>
+              <w:spacing w:before="0" w:after="0" w:line="360" w:lineRule="auto"/>
               <w:jc w:val="center"/>
             </w:pPr>
             <w:r/>
@@ -1376,7 +1378,7 @@
           <w:p>
             <w:pPr>
               <w:pStyle w:val="TableText"/>
-              <w:spacing w:before="40" w:after="40"/>
+              <w:spacing w:before="0" w:after="0" w:line="360" w:lineRule="auto"/>
               <w:jc w:val="center"/>
             </w:pPr>
             <w:r/>
@@ -1395,7 +1397,7 @@
           <w:p>
             <w:pPr>
               <w:pStyle w:val="TableText"/>
-              <w:spacing w:before="40" w:after="40"/>
+              <w:spacing w:before="0" w:after="0" w:line="360" w:lineRule="auto"/>
             </w:pPr>
             <w:r/>
             <w:r>
@@ -1414,7 +1416,7 @@
           <w:p>
             <w:pPr>
               <w:pStyle w:val="TableText"/>
-              <w:spacing w:before="40" w:after="40"/>
+              <w:spacing w:before="0" w:after="0" w:line="360" w:lineRule="auto"/>
               <w:jc w:val="center"/>
             </w:pPr>
             <w:r/>
@@ -1436,7 +1438,7 @@
           <w:p>
             <w:pPr>
               <w:pStyle w:val="TableText"/>
-              <w:spacing w:before="40" w:after="40"/>
+              <w:spacing w:before="0" w:after="0" w:line="360" w:lineRule="auto"/>
               <w:jc w:val="center"/>
             </w:pPr>
             <w:r/>
@@ -1455,7 +1457,7 @@
           <w:p>
             <w:pPr>
               <w:pStyle w:val="TableText"/>
-              <w:spacing w:before="40" w:after="40"/>
+              <w:spacing w:before="0" w:after="0" w:line="360" w:lineRule="auto"/>
             </w:pPr>
             <w:r/>
             <w:r>
@@ -1474,7 +1476,7 @@
           <w:p>
             <w:pPr>
               <w:pStyle w:val="TableText"/>
-              <w:spacing w:before="40" w:after="40"/>
+              <w:spacing w:before="0" w:after="0" w:line="360" w:lineRule="auto"/>
               <w:jc w:val="center"/>
             </w:pPr>
             <w:r/>
@@ -1496,7 +1498,7 @@
           <w:p>
             <w:pPr>
               <w:pStyle w:val="TableText"/>
-              <w:spacing w:before="40" w:after="40"/>
+              <w:spacing w:before="0" w:after="0" w:line="360" w:lineRule="auto"/>
               <w:jc w:val="center"/>
             </w:pPr>
             <w:r/>
@@ -1515,7 +1517,7 @@
           <w:p>
             <w:pPr>
               <w:pStyle w:val="TableText"/>
-              <w:spacing w:before="40" w:after="40"/>
+              <w:spacing w:before="0" w:after="0" w:line="360" w:lineRule="auto"/>
             </w:pPr>
             <w:r/>
             <w:r>
@@ -1534,7 +1536,7 @@
           <w:p>
             <w:pPr>
               <w:pStyle w:val="TableText"/>
-              <w:spacing w:before="40" w:after="40"/>
+              <w:spacing w:before="0" w:after="0" w:line="360" w:lineRule="auto"/>
               <w:jc w:val="center"/>
             </w:pPr>
             <w:r/>
@@ -1556,7 +1558,7 @@
           <w:p>
             <w:pPr>
               <w:pStyle w:val="TableText"/>
-              <w:spacing w:before="40" w:after="40"/>
+              <w:spacing w:before="0" w:after="0" w:line="360" w:lineRule="auto"/>
               <w:jc w:val="center"/>
             </w:pPr>
             <w:r/>
@@ -1575,7 +1577,7 @@
           <w:p>
             <w:pPr>
               <w:pStyle w:val="TableText"/>
-              <w:spacing w:before="40" w:after="40"/>
+              <w:spacing w:before="0" w:after="0" w:line="360" w:lineRule="auto"/>
             </w:pPr>
             <w:r/>
             <w:r>
@@ -1594,7 +1596,7 @@
           <w:p>
             <w:pPr>
               <w:pStyle w:val="TableText"/>
-              <w:spacing w:before="40" w:after="40"/>
+              <w:spacing w:before="0" w:after="0" w:line="360" w:lineRule="auto"/>
               <w:jc w:val="center"/>
             </w:pPr>
             <w:r/>
@@ -1616,7 +1618,7 @@
           <w:p>
             <w:pPr>
               <w:pStyle w:val="TableText"/>
-              <w:spacing w:before="40" w:after="40"/>
+              <w:spacing w:before="0" w:after="0" w:line="360" w:lineRule="auto"/>
               <w:jc w:val="center"/>
             </w:pPr>
             <w:r/>
@@ -1635,7 +1637,7 @@
           <w:p>
             <w:pPr>
               <w:pStyle w:val="TableText"/>
-              <w:spacing w:before="40" w:after="40"/>
+              <w:spacing w:before="0" w:after="0" w:line="360" w:lineRule="auto"/>
             </w:pPr>
             <w:r/>
             <w:r>
@@ -1654,7 +1656,7 @@
           <w:p>
             <w:pPr>
               <w:pStyle w:val="TableText"/>
-              <w:spacing w:before="40" w:after="40"/>
+              <w:spacing w:before="0" w:after="0" w:line="360" w:lineRule="auto"/>
               <w:jc w:val="center"/>
             </w:pPr>
             <w:r/>
@@ -1676,7 +1678,7 @@
           <w:p>
             <w:pPr>
               <w:pStyle w:val="TableText"/>
-              <w:spacing w:before="40" w:after="40"/>
+              <w:spacing w:before="0" w:after="0" w:line="360" w:lineRule="auto"/>
               <w:jc w:val="center"/>
             </w:pPr>
             <w:r/>
@@ -1695,7 +1697,7 @@
           <w:p>
             <w:pPr>
               <w:pStyle w:val="TableText"/>
-              <w:spacing w:before="40" w:after="40"/>
+              <w:spacing w:before="0" w:after="0" w:line="360" w:lineRule="auto"/>
             </w:pPr>
             <w:r/>
             <w:r>
@@ -1714,7 +1716,7 @@
           <w:p>
             <w:pPr>
               <w:pStyle w:val="TableText"/>
-              <w:spacing w:before="40" w:after="40"/>
+              <w:spacing w:before="0" w:after="0" w:line="360" w:lineRule="auto"/>
               <w:jc w:val="center"/>
             </w:pPr>
             <w:r/>
@@ -1736,7 +1738,7 @@
           <w:p>
             <w:pPr>
               <w:pStyle w:val="TableText"/>
-              <w:spacing w:before="40" w:after="40"/>
+              <w:spacing w:before="0" w:after="0" w:line="360" w:lineRule="auto"/>
               <w:jc w:val="center"/>
             </w:pPr>
             <w:r/>
@@ -1756,7 +1758,7 @@
           <w:p>
             <w:pPr>
               <w:pStyle w:val="TableText"/>
-              <w:spacing w:before="40" w:after="40"/>
+              <w:spacing w:before="0" w:after="0" w:line="360" w:lineRule="auto"/>
             </w:pPr>
             <w:r/>
             <w:r>
@@ -1775,7 +1777,7 @@
           <w:p>
             <w:pPr>
               <w:pStyle w:val="TableText"/>
-              <w:spacing w:before="40" w:after="40"/>
+              <w:spacing w:before="0" w:after="0" w:line="360" w:lineRule="auto"/>
               <w:jc w:val="center"/>
             </w:pPr>
             <w:r/>
@@ -1797,7 +1799,7 @@
           <w:p>
             <w:pPr>
               <w:pStyle w:val="TableText"/>
-              <w:spacing w:before="40" w:after="40"/>
+              <w:spacing w:before="0" w:after="0" w:line="360" w:lineRule="auto"/>
               <w:jc w:val="center"/>
             </w:pPr>
             <w:r/>
@@ -1816,7 +1818,7 @@
           <w:p>
             <w:pPr>
               <w:pStyle w:val="TableText"/>
-              <w:spacing w:before="40" w:after="40"/>
+              <w:spacing w:before="0" w:after="0" w:line="360" w:lineRule="auto"/>
             </w:pPr>
             <w:r/>
             <w:r>
@@ -1835,7 +1837,7 @@
           <w:p>
             <w:pPr>
               <w:pStyle w:val="TableText"/>
-              <w:spacing w:before="40" w:after="40"/>
+              <w:spacing w:before="0" w:after="0" w:line="360" w:lineRule="auto"/>
               <w:jc w:val="center"/>
             </w:pPr>
             <w:r/>
@@ -1857,7 +1859,7 @@
           <w:p>
             <w:pPr>
               <w:pStyle w:val="TableText"/>
-              <w:spacing w:before="40" w:after="40"/>
+              <w:spacing w:before="0" w:after="0" w:line="360" w:lineRule="auto"/>
               <w:jc w:val="center"/>
             </w:pPr>
             <w:r/>
@@ -1876,7 +1878,7 @@
           <w:p>
             <w:pPr>
               <w:pStyle w:val="TableText"/>
-              <w:spacing w:before="40" w:after="40"/>
+              <w:spacing w:before="0" w:after="0" w:line="360" w:lineRule="auto"/>
             </w:pPr>
             <w:r/>
             <w:r>
@@ -1895,7 +1897,7 @@
           <w:p>
             <w:pPr>
               <w:pStyle w:val="TableText"/>
-              <w:spacing w:before="40" w:after="40"/>
+              <w:spacing w:before="0" w:after="0" w:line="360" w:lineRule="auto"/>
               <w:jc w:val="center"/>
             </w:pPr>
             <w:r/>
@@ -1917,7 +1919,7 @@
           <w:p>
             <w:pPr>
               <w:pStyle w:val="TableText"/>
-              <w:spacing w:before="40" w:after="40"/>
+              <w:spacing w:before="0" w:after="0" w:line="360" w:lineRule="auto"/>
               <w:jc w:val="center"/>
             </w:pPr>
             <w:r/>
@@ -1936,7 +1938,7 @@
           <w:p>
             <w:pPr>
               <w:pStyle w:val="TableText"/>
-              <w:spacing w:before="40" w:after="40"/>
+              <w:spacing w:before="0" w:after="0" w:line="360" w:lineRule="auto"/>
             </w:pPr>
             <w:r/>
             <w:r>
@@ -1955,7 +1957,7 @@
           <w:p>
             <w:pPr>
               <w:pStyle w:val="TableText"/>
-              <w:spacing w:before="40" w:after="40"/>
+              <w:spacing w:before="0" w:after="0" w:line="360" w:lineRule="auto"/>
               <w:jc w:val="center"/>
             </w:pPr>
             <w:r/>
@@ -1964,7 +1966,7 @@
                 <w:b w:val="0"/>
                 <w:sz w:val="24"/>
               </w:rPr>
-              <w:t>8</w:t>
+              <w:t>9</w:t>
             </w:r>
           </w:p>
         </w:tc>
@@ -1977,7 +1979,7 @@
           <w:p>
             <w:pPr>
               <w:pStyle w:val="TableText"/>
-              <w:spacing w:before="40" w:after="40"/>
+              <w:spacing w:before="0" w:after="0" w:line="360" w:lineRule="auto"/>
               <w:jc w:val="center"/>
             </w:pPr>
             <w:r/>
@@ -1996,7 +1998,7 @@
           <w:p>
             <w:pPr>
               <w:pStyle w:val="TableText"/>
-              <w:spacing w:before="40" w:after="40"/>
+              <w:spacing w:before="0" w:after="0" w:line="360" w:lineRule="auto"/>
             </w:pPr>
             <w:r/>
             <w:r>
@@ -2015,7 +2017,7 @@
           <w:p>
             <w:pPr>
               <w:pStyle w:val="TableText"/>
-              <w:spacing w:before="40" w:after="40"/>
+              <w:spacing w:before="0" w:after="0" w:line="360" w:lineRule="auto"/>
               <w:jc w:val="center"/>
             </w:pPr>
             <w:r/>
@@ -2037,7 +2039,7 @@
           <w:p>
             <w:pPr>
               <w:pStyle w:val="TableText"/>
-              <w:spacing w:before="40" w:after="40"/>
+              <w:spacing w:before="0" w:after="0" w:line="360" w:lineRule="auto"/>
               <w:jc w:val="center"/>
             </w:pPr>
             <w:r/>
@@ -2056,7 +2058,7 @@
           <w:p>
             <w:pPr>
               <w:pStyle w:val="TableText"/>
-              <w:spacing w:before="40" w:after="40"/>
+              <w:spacing w:before="0" w:after="0" w:line="360" w:lineRule="auto"/>
             </w:pPr>
             <w:r/>
             <w:r>
@@ -2075,7 +2077,7 @@
           <w:p>
             <w:pPr>
               <w:pStyle w:val="TableText"/>
-              <w:spacing w:before="40" w:after="40"/>
+              <w:spacing w:before="0" w:after="0" w:line="360" w:lineRule="auto"/>
               <w:jc w:val="center"/>
             </w:pPr>
             <w:r/>
@@ -2097,7 +2099,7 @@
           <w:p>
             <w:pPr>
               <w:pStyle w:val="TableText"/>
-              <w:spacing w:before="40" w:after="40"/>
+              <w:spacing w:before="0" w:after="0" w:line="360" w:lineRule="auto"/>
               <w:jc w:val="center"/>
             </w:pPr>
             <w:r/>
@@ -2116,7 +2118,7 @@
           <w:p>
             <w:pPr>
               <w:pStyle w:val="TableText"/>
-              <w:spacing w:before="40" w:after="40"/>
+              <w:spacing w:before="0" w:after="0" w:line="360" w:lineRule="auto"/>
             </w:pPr>
             <w:r/>
             <w:r>
@@ -2135,7 +2137,7 @@
           <w:p>
             <w:pPr>
               <w:pStyle w:val="TableText"/>
-              <w:spacing w:before="40" w:after="40"/>
+              <w:spacing w:before="0" w:after="0" w:line="360" w:lineRule="auto"/>
               <w:jc w:val="center"/>
             </w:pPr>
             <w:r/>
@@ -2157,7 +2159,7 @@
           <w:p>
             <w:pPr>
               <w:pStyle w:val="TableText"/>
-              <w:spacing w:before="40" w:after="40"/>
+              <w:spacing w:before="0" w:after="0" w:line="360" w:lineRule="auto"/>
               <w:jc w:val="center"/>
             </w:pPr>
             <w:r/>
@@ -2176,7 +2178,7 @@
           <w:p>
             <w:pPr>
               <w:pStyle w:val="TableText"/>
-              <w:spacing w:before="40" w:after="40"/>
+              <w:spacing w:before="0" w:after="0" w:line="360" w:lineRule="auto"/>
             </w:pPr>
             <w:r/>
             <w:r>
@@ -2195,7 +2197,7 @@
           <w:p>
             <w:pPr>
               <w:pStyle w:val="TableText"/>
-              <w:spacing w:before="40" w:after="40"/>
+              <w:spacing w:before="0" w:after="0" w:line="360" w:lineRule="auto"/>
               <w:jc w:val="center"/>
             </w:pPr>
             <w:r/>
@@ -2217,7 +2219,7 @@
           <w:p>
             <w:pPr>
               <w:pStyle w:val="TableText"/>
-              <w:spacing w:before="40" w:after="40"/>
+              <w:spacing w:before="0" w:after="0" w:line="360" w:lineRule="auto"/>
               <w:jc w:val="center"/>
             </w:pPr>
             <w:r/>
@@ -2236,7 +2238,7 @@
           <w:p>
             <w:pPr>
               <w:pStyle w:val="TableText"/>
-              <w:spacing w:before="40" w:after="40"/>
+              <w:spacing w:before="0" w:after="0" w:line="360" w:lineRule="auto"/>
             </w:pPr>
             <w:r/>
             <w:r>
@@ -2255,7 +2257,7 @@
           <w:p>
             <w:pPr>
               <w:pStyle w:val="TableText"/>
-              <w:spacing w:before="40" w:after="40"/>
+              <w:spacing w:before="0" w:after="0" w:line="360" w:lineRule="auto"/>
               <w:jc w:val="center"/>
             </w:pPr>
             <w:r/>
@@ -2277,7 +2279,7 @@
           <w:p>
             <w:pPr>
               <w:pStyle w:val="TableText"/>
-              <w:spacing w:before="40" w:after="40"/>
+              <w:spacing w:before="0" w:after="0" w:line="360" w:lineRule="auto"/>
               <w:jc w:val="center"/>
             </w:pPr>
             <w:r/>
@@ -2296,7 +2298,7 @@
           <w:p>
             <w:pPr>
               <w:pStyle w:val="TableText"/>
-              <w:spacing w:before="40" w:after="40"/>
+              <w:spacing w:before="0" w:after="0" w:line="360" w:lineRule="auto"/>
             </w:pPr>
             <w:r/>
             <w:r>
@@ -2315,7 +2317,7 @@
           <w:p>
             <w:pPr>
               <w:pStyle w:val="TableText"/>
-              <w:spacing w:before="40" w:after="40"/>
+              <w:spacing w:before="0" w:after="0" w:line="360" w:lineRule="auto"/>
               <w:jc w:val="center"/>
             </w:pPr>
             <w:r/>
@@ -2337,7 +2339,7 @@
           <w:p>
             <w:pPr>
               <w:pStyle w:val="TableText"/>
-              <w:spacing w:before="40" w:after="40"/>
+              <w:spacing w:before="0" w:after="0" w:line="360" w:lineRule="auto"/>
               <w:jc w:val="center"/>
             </w:pPr>
             <w:r/>
@@ -2357,7 +2359,7 @@
           <w:p>
             <w:pPr>
               <w:pStyle w:val="TableText"/>
-              <w:spacing w:before="40" w:after="40"/>
+              <w:spacing w:before="0" w:after="0" w:line="360" w:lineRule="auto"/>
             </w:pPr>
             <w:r/>
             <w:r>
@@ -2376,7 +2378,7 @@
           <w:p>
             <w:pPr>
               <w:pStyle w:val="TableText"/>
-              <w:spacing w:before="40" w:after="40"/>
+              <w:spacing w:before="0" w:after="0" w:line="360" w:lineRule="auto"/>
               <w:jc w:val="center"/>
             </w:pPr>
             <w:r/>
@@ -2398,7 +2400,7 @@
           <w:p>
             <w:pPr>
               <w:pStyle w:val="TableText"/>
-              <w:spacing w:before="40" w:after="40"/>
+              <w:spacing w:before="0" w:after="0" w:line="360" w:lineRule="auto"/>
               <w:jc w:val="center"/>
             </w:pPr>
             <w:r/>
@@ -2417,7 +2419,7 @@
           <w:p>
             <w:pPr>
               <w:pStyle w:val="TableText"/>
-              <w:spacing w:before="40" w:after="40"/>
+              <w:spacing w:before="0" w:after="0" w:line="360" w:lineRule="auto"/>
             </w:pPr>
             <w:r/>
             <w:r>
@@ -2425,7 +2427,7 @@
                 <w:b w:val="0"/>
                 <w:sz w:val="24"/>
               </w:rPr>
-              <w:t xml:space="preserve">      3.1   OVERVIEW</w:t>
+              <w:t xml:space="preserve">      3.1   INTRODUCTION</w:t>
             </w:r>
           </w:p>
         </w:tc>
@@ -2436,7 +2438,7 @@
           <w:p>
             <w:pPr>
               <w:pStyle w:val="TableText"/>
-              <w:spacing w:before="40" w:after="40"/>
+              <w:spacing w:before="0" w:after="0" w:line="360" w:lineRule="auto"/>
               <w:jc w:val="center"/>
             </w:pPr>
             <w:r/>
@@ -2458,7 +2460,7 @@
           <w:p>
             <w:pPr>
               <w:pStyle w:val="TableText"/>
-              <w:spacing w:before="40" w:after="40"/>
+              <w:spacing w:before="0" w:after="0" w:line="360" w:lineRule="auto"/>
               <w:jc w:val="center"/>
             </w:pPr>
             <w:r/>
@@ -2477,7 +2479,7 @@
           <w:p>
             <w:pPr>
               <w:pStyle w:val="TableText"/>
-              <w:spacing w:before="40" w:after="40"/>
+              <w:spacing w:before="0" w:after="0" w:line="360" w:lineRule="auto"/>
             </w:pPr>
             <w:r/>
             <w:r>
@@ -2485,7 +2487,7 @@
                 <w:b w:val="0"/>
                 <w:sz w:val="24"/>
               </w:rPr>
-              <w:t xml:space="preserve">      3.2   DESIGN PRINCIPLES</w:t>
+              <w:t xml:space="preserve">      3.2   SYSTEM OVERVIEW</w:t>
             </w:r>
           </w:p>
         </w:tc>
@@ -2496,7 +2498,7 @@
           <w:p>
             <w:pPr>
               <w:pStyle w:val="TableText"/>
-              <w:spacing w:before="40" w:after="40"/>
+              <w:spacing w:before="0" w:after="0" w:line="360" w:lineRule="auto"/>
               <w:jc w:val="center"/>
             </w:pPr>
             <w:r/>
@@ -2505,7 +2507,7 @@
                 <w:b w:val="0"/>
                 <w:sz w:val="24"/>
               </w:rPr>
-              <w:t>16</w:t>
+              <w:t>15</w:t>
             </w:r>
           </w:p>
         </w:tc>
@@ -2518,7 +2520,7 @@
           <w:p>
             <w:pPr>
               <w:pStyle w:val="TableText"/>
-              <w:spacing w:before="40" w:after="40"/>
+              <w:spacing w:before="0" w:after="0" w:line="360" w:lineRule="auto"/>
               <w:jc w:val="center"/>
             </w:pPr>
             <w:r/>
@@ -2537,7 +2539,7 @@
           <w:p>
             <w:pPr>
               <w:pStyle w:val="TableText"/>
-              <w:spacing w:before="40" w:after="40"/>
+              <w:spacing w:before="0" w:after="0" w:line="360" w:lineRule="auto"/>
             </w:pPr>
             <w:r/>
             <w:r>
@@ -2545,7 +2547,7 @@
                 <w:b w:val="0"/>
                 <w:sz w:val="24"/>
               </w:rPr>
-              <w:t xml:space="preserve">      3.3   SENSING INPUTS</w:t>
+              <w:t xml:space="preserve">      3.3   DESIGN PRINCIPLES</w:t>
             </w:r>
           </w:p>
         </w:tc>
@@ -2556,7 +2558,7 @@
           <w:p>
             <w:pPr>
               <w:pStyle w:val="TableText"/>
-              <w:spacing w:before="40" w:after="40"/>
+              <w:spacing w:before="0" w:after="0" w:line="360" w:lineRule="auto"/>
               <w:jc w:val="center"/>
             </w:pPr>
             <w:r/>
@@ -2565,7 +2567,7 @@
                 <w:b w:val="0"/>
                 <w:sz w:val="24"/>
               </w:rPr>
-              <w:t>17</w:t>
+              <w:t>16</w:t>
             </w:r>
           </w:p>
         </w:tc>
@@ -2578,7 +2580,7 @@
           <w:p>
             <w:pPr>
               <w:pStyle w:val="TableText"/>
-              <w:spacing w:before="40" w:after="40"/>
+              <w:spacing w:before="0" w:after="0" w:line="360" w:lineRule="auto"/>
               <w:jc w:val="center"/>
             </w:pPr>
             <w:r/>
@@ -2597,7 +2599,7 @@
           <w:p>
             <w:pPr>
               <w:pStyle w:val="TableText"/>
-              <w:spacing w:before="40" w:after="40"/>
+              <w:spacing w:before="0" w:after="0" w:line="360" w:lineRule="auto"/>
             </w:pPr>
             <w:r/>
             <w:r>
@@ -2605,7 +2607,7 @@
                 <w:b w:val="0"/>
                 <w:sz w:val="24"/>
               </w:rPr>
-              <w:t xml:space="preserve">      3.4   ZONES AND REGIONS OF INTEREST</w:t>
+              <w:t xml:space="preserve">      3.4   SENSING INPUTS</w:t>
             </w:r>
           </w:p>
         </w:tc>
@@ -2616,7 +2618,7 @@
           <w:p>
             <w:pPr>
               <w:pStyle w:val="TableText"/>
-              <w:spacing w:before="40" w:after="40"/>
+              <w:spacing w:before="0" w:after="0" w:line="360" w:lineRule="auto"/>
               <w:jc w:val="center"/>
             </w:pPr>
             <w:r/>
@@ -2638,7 +2640,7 @@
           <w:p>
             <w:pPr>
               <w:pStyle w:val="TableText"/>
-              <w:spacing w:before="40" w:after="40"/>
+              <w:spacing w:before="0" w:after="0" w:line="360" w:lineRule="auto"/>
               <w:jc w:val="center"/>
             </w:pPr>
             <w:r/>
@@ -2657,7 +2659,7 @@
           <w:p>
             <w:pPr>
               <w:pStyle w:val="TableText"/>
-              <w:spacing w:before="40" w:after="40"/>
+              <w:spacing w:before="0" w:after="0" w:line="360" w:lineRule="auto"/>
             </w:pPr>
             <w:r/>
             <w:r>
@@ -2665,7 +2667,7 @@
                 <w:b w:val="0"/>
                 <w:sz w:val="24"/>
               </w:rPr>
-              <w:t xml:space="preserve">      3.5   SIGNAL CONDITIONING</w:t>
+              <w:t xml:space="preserve">      3.5   ZONES AND REGIONS OF INTEREST</w:t>
             </w:r>
           </w:p>
         </w:tc>
@@ -2676,7 +2678,7 @@
           <w:p>
             <w:pPr>
               <w:pStyle w:val="TableText"/>
-              <w:spacing w:before="40" w:after="40"/>
+              <w:spacing w:before="0" w:after="0" w:line="360" w:lineRule="auto"/>
               <w:jc w:val="center"/>
             </w:pPr>
             <w:r/>
@@ -2685,7 +2687,7 @@
                 <w:b w:val="0"/>
                 <w:sz w:val="24"/>
               </w:rPr>
-              <w:t>18</w:t>
+              <w:t>17</w:t>
             </w:r>
           </w:p>
         </w:tc>
@@ -2698,7 +2700,7 @@
           <w:p>
             <w:pPr>
               <w:pStyle w:val="TableText"/>
-              <w:spacing w:before="40" w:after="40"/>
+              <w:spacing w:before="0" w:after="0" w:line="360" w:lineRule="auto"/>
               <w:jc w:val="center"/>
             </w:pPr>
             <w:r/>
@@ -2717,7 +2719,7 @@
           <w:p>
             <w:pPr>
               <w:pStyle w:val="TableText"/>
-              <w:spacing w:before="40" w:after="40"/>
+              <w:spacing w:before="0" w:after="0" w:line="360" w:lineRule="auto"/>
             </w:pPr>
             <w:r/>
             <w:r>
@@ -2725,7 +2727,7 @@
                 <w:b w:val="0"/>
                 <w:sz w:val="24"/>
               </w:rPr>
-              <w:t xml:space="preserve">      3.6   MACHINE STATE MACHINE</w:t>
+              <w:t xml:space="preserve">      3.6   SIGNAL CONDITIONING</w:t>
             </w:r>
           </w:p>
         </w:tc>
@@ -2736,7 +2738,7 @@
           <w:p>
             <w:pPr>
               <w:pStyle w:val="TableText"/>
-              <w:spacing w:before="40" w:after="40"/>
+              <w:spacing w:before="0" w:after="0" w:line="360" w:lineRule="auto"/>
               <w:jc w:val="center"/>
             </w:pPr>
             <w:r/>
@@ -2745,7 +2747,7 @@
                 <w:b w:val="0"/>
                 <w:sz w:val="24"/>
               </w:rPr>
-              <w:t>19</w:t>
+              <w:t>18</w:t>
             </w:r>
           </w:p>
         </w:tc>
@@ -2758,7 +2760,7 @@
           <w:p>
             <w:pPr>
               <w:pStyle w:val="TableText"/>
-              <w:spacing w:before="40" w:after="40"/>
+              <w:spacing w:before="0" w:after="0" w:line="360" w:lineRule="auto"/>
               <w:jc w:val="center"/>
             </w:pPr>
             <w:r/>
@@ -2777,7 +2779,7 @@
           <w:p>
             <w:pPr>
               <w:pStyle w:val="TableText"/>
-              <w:spacing w:before="40" w:after="40"/>
+              <w:spacing w:before="0" w:after="0" w:line="360" w:lineRule="auto"/>
             </w:pPr>
             <w:r/>
             <w:r>
@@ -2785,7 +2787,7 @@
                 <w:b w:val="0"/>
                 <w:sz w:val="24"/>
               </w:rPr>
-              <w:t xml:space="preserve">      3.7   MULTI-LOAD ACTIONS</w:t>
+              <w:t xml:space="preserve">      3.7   MACHINE STATE MACHINE</w:t>
             </w:r>
           </w:p>
         </w:tc>
@@ -2796,7 +2798,7 @@
           <w:p>
             <w:pPr>
               <w:pStyle w:val="TableText"/>
-              <w:spacing w:before="40" w:after="40"/>
+              <w:spacing w:before="0" w:after="0" w:line="360" w:lineRule="auto"/>
               <w:jc w:val="center"/>
             </w:pPr>
             <w:r/>
@@ -2805,7 +2807,7 @@
                 <w:b w:val="0"/>
                 <w:sz w:val="24"/>
               </w:rPr>
-              <w:t>21</w:t>
+              <w:t>19</w:t>
             </w:r>
           </w:p>
         </w:tc>
@@ -2818,7 +2820,7 @@
           <w:p>
             <w:pPr>
               <w:pStyle w:val="TableText"/>
-              <w:spacing w:before="40" w:after="40"/>
+              <w:spacing w:before="0" w:after="0" w:line="360" w:lineRule="auto"/>
               <w:jc w:val="center"/>
             </w:pPr>
             <w:r/>
@@ -2837,7 +2839,7 @@
           <w:p>
             <w:pPr>
               <w:pStyle w:val="TableText"/>
-              <w:spacing w:before="40" w:after="40"/>
+              <w:spacing w:before="0" w:after="0" w:line="360" w:lineRule="auto"/>
             </w:pPr>
             <w:r/>
             <w:r>
@@ -2845,7 +2847,7 @@
                 <w:b w:val="0"/>
                 <w:sz w:val="24"/>
               </w:rPr>
-              <w:t xml:space="preserve">      3.8   ADVISORY AND AUTOMATIC MODES</w:t>
+              <w:t xml:space="preserve">      3.8   MULTI-LOAD ACTIONS</w:t>
             </w:r>
           </w:p>
         </w:tc>
@@ -2856,7 +2858,7 @@
           <w:p>
             <w:pPr>
               <w:pStyle w:val="TableText"/>
-              <w:spacing w:before="40" w:after="40"/>
+              <w:spacing w:before="0" w:after="0" w:line="360" w:lineRule="auto"/>
               <w:jc w:val="center"/>
             </w:pPr>
             <w:r/>
@@ -2878,7 +2880,7 @@
           <w:p>
             <w:pPr>
               <w:pStyle w:val="TableText"/>
-              <w:spacing w:before="40" w:after="40"/>
+              <w:spacing w:before="0" w:after="0" w:line="360" w:lineRule="auto"/>
               <w:jc w:val="center"/>
             </w:pPr>
             <w:r/>
@@ -2897,7 +2899,7 @@
           <w:p>
             <w:pPr>
               <w:pStyle w:val="TableText"/>
-              <w:spacing w:before="40" w:after="40"/>
+              <w:spacing w:before="0" w:after="0" w:line="360" w:lineRule="auto"/>
             </w:pPr>
             <w:r/>
             <w:r>
@@ -2905,7 +2907,7 @@
                 <w:b w:val="0"/>
                 <w:sz w:val="24"/>
               </w:rPr>
-              <w:t xml:space="preserve">      3.9   SAFETY CONSIDERATIONS</w:t>
+              <w:t xml:space="preserve">      3.9   ADVISORY AND AUTOMATIC MODES</w:t>
             </w:r>
           </w:p>
         </w:tc>
@@ -2916,7 +2918,7 @@
           <w:p>
             <w:pPr>
               <w:pStyle w:val="TableText"/>
-              <w:spacing w:before="40" w:after="40"/>
+              <w:spacing w:before="0" w:after="0" w:line="360" w:lineRule="auto"/>
               <w:jc w:val="center"/>
             </w:pPr>
             <w:r/>
@@ -2925,7 +2927,7 @@
                 <w:b w:val="0"/>
                 <w:sz w:val="24"/>
               </w:rPr>
-              <w:t>22</w:t>
+              <w:t>21</w:t>
             </w:r>
           </w:p>
         </w:tc>
@@ -2938,7 +2940,7 @@
           <w:p>
             <w:pPr>
               <w:pStyle w:val="TableText"/>
-              <w:spacing w:before="40" w:after="40"/>
+              <w:spacing w:before="0" w:after="0" w:line="360" w:lineRule="auto"/>
               <w:jc w:val="center"/>
             </w:pPr>
             <w:r/>
@@ -2957,7 +2959,7 @@
           <w:p>
             <w:pPr>
               <w:pStyle w:val="TableText"/>
-              <w:spacing w:before="40" w:after="40"/>
+              <w:spacing w:before="0" w:after="0" w:line="360" w:lineRule="auto"/>
             </w:pPr>
             <w:r/>
             <w:r>
@@ -2965,7 +2967,7 @@
                 <w:b w:val="0"/>
                 <w:sz w:val="24"/>
               </w:rPr>
-              <w:t xml:space="preserve">      3.10   PRIVACY AND WORKER ACCEPTANCE</w:t>
+              <w:t xml:space="preserve">      3.10   SAFETY CONSIDERATIONS</w:t>
             </w:r>
           </w:p>
         </w:tc>
@@ -2976,7 +2978,7 @@
           <w:p>
             <w:pPr>
               <w:pStyle w:val="TableText"/>
-              <w:spacing w:before="40" w:after="40"/>
+              <w:spacing w:before="0" w:after="0" w:line="360" w:lineRule="auto"/>
               <w:jc w:val="center"/>
             </w:pPr>
             <w:r/>
@@ -2998,7 +3000,67 @@
           <w:p>
             <w:pPr>
               <w:pStyle w:val="TableText"/>
-              <w:spacing w:before="40" w:after="40"/>
+              <w:spacing w:before="0" w:after="0" w:line="360" w:lineRule="auto"/>
+              <w:jc w:val="center"/>
+            </w:pPr>
+            <w:r/>
+            <w:r>
+              <w:rPr>
+                <w:b w:val="0"/>
+                <w:sz w:val="24"/>
+              </w:rPr>
+            </w:r>
+          </w:p>
+        </w:tc>
+        <w:tc>
+          <w:tcPr>
+            <w:tcW w:type="dxa" w:w="4932"/>
+          </w:tcPr>
+          <w:p>
+            <w:pPr>
+              <w:pStyle w:val="TableText"/>
+              <w:spacing w:before="0" w:after="0" w:line="360" w:lineRule="auto"/>
+            </w:pPr>
+            <w:r/>
+            <w:r>
+              <w:rPr>
+                <w:b w:val="0"/>
+                <w:sz w:val="24"/>
+              </w:rPr>
+              <w:t xml:space="preserve">      3.11   PRIVACY AND WORKER ACCEPTANCE</w:t>
+            </w:r>
+          </w:p>
+        </w:tc>
+        <w:tc>
+          <w:tcPr>
+            <w:tcW w:type="dxa" w:w="1134"/>
+          </w:tcPr>
+          <w:p>
+            <w:pPr>
+              <w:pStyle w:val="TableText"/>
+              <w:spacing w:before="0" w:after="0" w:line="360" w:lineRule="auto"/>
+              <w:jc w:val="center"/>
+            </w:pPr>
+            <w:r/>
+            <w:r>
+              <w:rPr>
+                <w:b w:val="0"/>
+                <w:sz w:val="24"/>
+              </w:rPr>
+              <w:t>22</w:t>
+            </w:r>
+          </w:p>
+        </w:tc>
+      </w:tr>
+      <w:tr>
+        <w:tc>
+          <w:tcPr>
+            <w:tcW w:type="dxa" w:w="1587"/>
+          </w:tcPr>
+          <w:p>
+            <w:pPr>
+              <w:pStyle w:val="TableText"/>
+              <w:spacing w:before="0" w:after="0" w:line="360" w:lineRule="auto"/>
               <w:jc w:val="center"/>
             </w:pPr>
             <w:r/>
@@ -3018,7 +3080,7 @@
           <w:p>
             <w:pPr>
               <w:pStyle w:val="TableText"/>
-              <w:spacing w:before="40" w:after="40"/>
+              <w:spacing w:before="0" w:after="0" w:line="360" w:lineRule="auto"/>
             </w:pPr>
             <w:r/>
             <w:r>
@@ -3037,7 +3099,7 @@
           <w:p>
             <w:pPr>
               <w:pStyle w:val="TableText"/>
-              <w:spacing w:before="40" w:after="40"/>
+              <w:spacing w:before="0" w:after="0" w:line="360" w:lineRule="auto"/>
               <w:jc w:val="center"/>
             </w:pPr>
             <w:r/>
@@ -3059,7 +3121,7 @@
           <w:p>
             <w:pPr>
               <w:pStyle w:val="TableText"/>
-              <w:spacing w:before="40" w:after="40"/>
+              <w:spacing w:before="0" w:after="0" w:line="360" w:lineRule="auto"/>
               <w:jc w:val="center"/>
             </w:pPr>
             <w:r/>
@@ -3078,7 +3140,7 @@
           <w:p>
             <w:pPr>
               <w:pStyle w:val="TableText"/>
-              <w:spacing w:before="40" w:after="40"/>
+              <w:spacing w:before="0" w:after="0" w:line="360" w:lineRule="auto"/>
             </w:pPr>
             <w:r/>
             <w:r>
@@ -3086,7 +3148,7 @@
                 <w:b w:val="0"/>
                 <w:sz w:val="24"/>
               </w:rPr>
-              <w:t xml:space="preserve">      4.1   HARDWARE</w:t>
+              <w:t xml:space="preserve">      4.1   INTRODUCTION</w:t>
             </w:r>
           </w:p>
         </w:tc>
@@ -3097,7 +3159,7 @@
           <w:p>
             <w:pPr>
               <w:pStyle w:val="TableText"/>
-              <w:spacing w:before="40" w:after="40"/>
+              <w:spacing w:before="0" w:after="0" w:line="360" w:lineRule="auto"/>
               <w:jc w:val="center"/>
             </w:pPr>
             <w:r/>
@@ -3119,7 +3181,7 @@
           <w:p>
             <w:pPr>
               <w:pStyle w:val="TableText"/>
-              <w:spacing w:before="40" w:after="40"/>
+              <w:spacing w:before="0" w:after="0" w:line="360" w:lineRule="auto"/>
               <w:jc w:val="center"/>
             </w:pPr>
             <w:r/>
@@ -3138,7 +3200,7 @@
           <w:p>
             <w:pPr>
               <w:pStyle w:val="TableText"/>
-              <w:spacing w:before="40" w:after="40"/>
+              <w:spacing w:before="0" w:after="0" w:line="360" w:lineRule="auto"/>
             </w:pPr>
             <w:r/>
             <w:r>
@@ -3146,7 +3208,7 @@
                 <w:b w:val="0"/>
                 <w:sz w:val="24"/>
               </w:rPr>
-              <w:t xml:space="preserve">      4.2   SOFTWARE STACK</w:t>
+              <w:t xml:space="preserve">      4.2   HARDWARE</w:t>
             </w:r>
           </w:p>
         </w:tc>
@@ -3157,7 +3219,7 @@
           <w:p>
             <w:pPr>
               <w:pStyle w:val="TableText"/>
-              <w:spacing w:before="40" w:after="40"/>
+              <w:spacing w:before="0" w:after="0" w:line="360" w:lineRule="auto"/>
               <w:jc w:val="center"/>
             </w:pPr>
             <w:r/>
@@ -3166,7 +3228,7 @@
                 <w:b w:val="0"/>
                 <w:sz w:val="24"/>
               </w:rPr>
-              <w:t>25</w:t>
+              <w:t>24</w:t>
             </w:r>
           </w:p>
         </w:tc>
@@ -3179,7 +3241,7 @@
           <w:p>
             <w:pPr>
               <w:pStyle w:val="TableText"/>
-              <w:spacing w:before="40" w:after="40"/>
+              <w:spacing w:before="0" w:after="0" w:line="360" w:lineRule="auto"/>
               <w:jc w:val="center"/>
             </w:pPr>
             <w:r/>
@@ -3198,7 +3260,7 @@
           <w:p>
             <w:pPr>
               <w:pStyle w:val="TableText"/>
-              <w:spacing w:before="40" w:after="40"/>
+              <w:spacing w:before="0" w:after="0" w:line="360" w:lineRule="auto"/>
             </w:pPr>
             <w:r/>
             <w:r>
@@ -3206,7 +3268,7 @@
                 <w:b w:val="0"/>
                 <w:sz w:val="24"/>
               </w:rPr>
-              <w:t xml:space="preserve">      4.3   PIPELINE</w:t>
+              <w:t xml:space="preserve">      4.3   SOFTWARE STACK</w:t>
             </w:r>
           </w:p>
         </w:tc>
@@ -3217,7 +3279,7 @@
           <w:p>
             <w:pPr>
               <w:pStyle w:val="TableText"/>
-              <w:spacing w:before="40" w:after="40"/>
+              <w:spacing w:before="0" w:after="0" w:line="360" w:lineRule="auto"/>
               <w:jc w:val="center"/>
             </w:pPr>
             <w:r/>
@@ -3239,7 +3301,7 @@
           <w:p>
             <w:pPr>
               <w:pStyle w:val="TableText"/>
-              <w:spacing w:before="40" w:after="40"/>
+              <w:spacing w:before="0" w:after="0" w:line="360" w:lineRule="auto"/>
               <w:jc w:val="center"/>
             </w:pPr>
             <w:r/>
@@ -3258,7 +3320,7 @@
           <w:p>
             <w:pPr>
               <w:pStyle w:val="TableText"/>
-              <w:spacing w:before="40" w:after="40"/>
+              <w:spacing w:before="0" w:after="0" w:line="360" w:lineRule="auto"/>
             </w:pPr>
             <w:r/>
             <w:r>
@@ -3266,7 +3328,7 @@
                 <w:b w:val="0"/>
                 <w:sz w:val="24"/>
               </w:rPr>
-              <w:t xml:space="preserve">      4.4   LIVE DETECTION AND DASHBOARD</w:t>
+              <w:t xml:space="preserve">      4.4   PIPELINE</w:t>
             </w:r>
           </w:p>
         </w:tc>
@@ -3277,7 +3339,7 @@
           <w:p>
             <w:pPr>
               <w:pStyle w:val="TableText"/>
-              <w:spacing w:before="40" w:after="40"/>
+              <w:spacing w:before="0" w:after="0" w:line="360" w:lineRule="auto"/>
               <w:jc w:val="center"/>
             </w:pPr>
             <w:r/>
@@ -3286,7 +3348,7 @@
                 <w:b w:val="0"/>
                 <w:sz w:val="24"/>
               </w:rPr>
-              <w:t>27</w:t>
+              <w:t>26</w:t>
             </w:r>
           </w:p>
         </w:tc>
@@ -3299,7 +3361,7 @@
           <w:p>
             <w:pPr>
               <w:pStyle w:val="TableText"/>
-              <w:spacing w:before="40" w:after="40"/>
+              <w:spacing w:before="0" w:after="0" w:line="360" w:lineRule="auto"/>
               <w:jc w:val="center"/>
             </w:pPr>
             <w:r/>
@@ -3318,7 +3380,7 @@
           <w:p>
             <w:pPr>
               <w:pStyle w:val="TableText"/>
-              <w:spacing w:before="40" w:after="40"/>
+              <w:spacing w:before="0" w:after="0" w:line="360" w:lineRule="auto"/>
             </w:pPr>
             <w:r/>
             <w:r>
@@ -3326,7 +3388,7 @@
                 <w:b w:val="0"/>
                 <w:sz w:val="24"/>
               </w:rPr>
-              <w:t xml:space="preserve">      4.5   EXTENSION FOR THE SHOP FLOOR</w:t>
+              <w:t xml:space="preserve">      4.5   LIVE DETECTION AND DASHBOARD</w:t>
             </w:r>
           </w:p>
         </w:tc>
@@ -3337,7 +3399,7 @@
           <w:p>
             <w:pPr>
               <w:pStyle w:val="TableText"/>
-              <w:spacing w:before="40" w:after="40"/>
+              <w:spacing w:before="0" w:after="0" w:line="360" w:lineRule="auto"/>
               <w:jc w:val="center"/>
             </w:pPr>
             <w:r/>
@@ -3346,7 +3408,7 @@
                 <w:b w:val="0"/>
                 <w:sz w:val="24"/>
               </w:rPr>
-              <w:t>28</w:t>
+              <w:t>27</w:t>
             </w:r>
           </w:p>
         </w:tc>
@@ -3359,7 +3421,7 @@
           <w:p>
             <w:pPr>
               <w:pStyle w:val="TableText"/>
-              <w:spacing w:before="40" w:after="40"/>
+              <w:spacing w:before="0" w:after="0" w:line="360" w:lineRule="auto"/>
               <w:jc w:val="center"/>
             </w:pPr>
             <w:r/>
@@ -3378,7 +3440,7 @@
           <w:p>
             <w:pPr>
               <w:pStyle w:val="TableText"/>
-              <w:spacing w:before="40" w:after="40"/>
+              <w:spacing w:before="0" w:after="0" w:line="360" w:lineRule="auto"/>
             </w:pPr>
             <w:r/>
             <w:r>
@@ -3386,7 +3448,7 @@
                 <w:b w:val="0"/>
                 <w:sz w:val="24"/>
               </w:rPr>
-              <w:t xml:space="preserve">      4.6   PERFORMANCE CONSIDERATIONS</w:t>
+              <w:t xml:space="preserve">      4.6   EXTENSION FOR THE SHOP FLOOR</w:t>
             </w:r>
           </w:p>
         </w:tc>
@@ -3397,7 +3459,7 @@
           <w:p>
             <w:pPr>
               <w:pStyle w:val="TableText"/>
-              <w:spacing w:before="40" w:after="40"/>
+              <w:spacing w:before="0" w:after="0" w:line="360" w:lineRule="auto"/>
               <w:jc w:val="center"/>
             </w:pPr>
             <w:r/>
@@ -3419,7 +3481,67 @@
           <w:p>
             <w:pPr>
               <w:pStyle w:val="TableText"/>
-              <w:spacing w:before="40" w:after="40"/>
+              <w:spacing w:before="0" w:after="0" w:line="360" w:lineRule="auto"/>
+              <w:jc w:val="center"/>
+            </w:pPr>
+            <w:r/>
+            <w:r>
+              <w:rPr>
+                <w:b w:val="0"/>
+                <w:sz w:val="24"/>
+              </w:rPr>
+            </w:r>
+          </w:p>
+        </w:tc>
+        <w:tc>
+          <w:tcPr>
+            <w:tcW w:type="dxa" w:w="4932"/>
+          </w:tcPr>
+          <w:p>
+            <w:pPr>
+              <w:pStyle w:val="TableText"/>
+              <w:spacing w:before="0" w:after="0" w:line="360" w:lineRule="auto"/>
+            </w:pPr>
+            <w:r/>
+            <w:r>
+              <w:rPr>
+                <w:b w:val="0"/>
+                <w:sz w:val="24"/>
+              </w:rPr>
+              <w:t xml:space="preserve">      4.7   PERFORMANCE CONSIDERATIONS</w:t>
+            </w:r>
+          </w:p>
+        </w:tc>
+        <w:tc>
+          <w:tcPr>
+            <w:tcW w:type="dxa" w:w="1134"/>
+          </w:tcPr>
+          <w:p>
+            <w:pPr>
+              <w:pStyle w:val="TableText"/>
+              <w:spacing w:before="0" w:after="0" w:line="360" w:lineRule="auto"/>
+              <w:jc w:val="center"/>
+            </w:pPr>
+            <w:r/>
+            <w:r>
+              <w:rPr>
+                <w:b w:val="0"/>
+                <w:sz w:val="24"/>
+              </w:rPr>
+              <w:t>29</w:t>
+            </w:r>
+          </w:p>
+        </w:tc>
+      </w:tr>
+      <w:tr>
+        <w:tc>
+          <w:tcPr>
+            <w:tcW w:type="dxa" w:w="1587"/>
+          </w:tcPr>
+          <w:p>
+            <w:pPr>
+              <w:pStyle w:val="TableText"/>
+              <w:spacing w:before="0" w:after="0" w:line="360" w:lineRule="auto"/>
               <w:jc w:val="center"/>
             </w:pPr>
             <w:r/>
@@ -3439,7 +3561,7 @@
           <w:p>
             <w:pPr>
               <w:pStyle w:val="TableText"/>
-              <w:spacing w:before="40" w:after="40"/>
+              <w:spacing w:before="0" w:after="0" w:line="360" w:lineRule="auto"/>
             </w:pPr>
             <w:r/>
             <w:r>
@@ -3458,7 +3580,7 @@
           <w:p>
             <w:pPr>
               <w:pStyle w:val="TableText"/>
-              <w:spacing w:before="40" w:after="40"/>
+              <w:spacing w:before="0" w:after="0" w:line="360" w:lineRule="auto"/>
               <w:jc w:val="center"/>
             </w:pPr>
             <w:r/>
@@ -3467,7 +3589,7 @@
                 <w:b/>
                 <w:sz w:val="24"/>
               </w:rPr>
-              <w:t>30</w:t>
+              <w:t>31</w:t>
             </w:r>
           </w:p>
         </w:tc>
@@ -3480,7 +3602,7 @@
           <w:p>
             <w:pPr>
               <w:pStyle w:val="TableText"/>
-              <w:spacing w:before="40" w:after="40"/>
+              <w:spacing w:before="0" w:after="0" w:line="360" w:lineRule="auto"/>
               <w:jc w:val="center"/>
             </w:pPr>
             <w:r/>
@@ -3499,7 +3621,7 @@
           <w:p>
             <w:pPr>
               <w:pStyle w:val="TableText"/>
-              <w:spacing w:before="40" w:after="40"/>
+              <w:spacing w:before="0" w:after="0" w:line="360" w:lineRule="auto"/>
             </w:pPr>
             <w:r/>
             <w:r>
@@ -3507,7 +3629,7 @@
                 <w:b w:val="0"/>
                 <w:sz w:val="24"/>
               </w:rPr>
-              <w:t xml:space="preserve">      5.1   APPROACH</w:t>
+              <w:t xml:space="preserve">      5.1   INTRODUCTION</w:t>
             </w:r>
           </w:p>
         </w:tc>
@@ -3518,7 +3640,7 @@
           <w:p>
             <w:pPr>
               <w:pStyle w:val="TableText"/>
-              <w:spacing w:before="40" w:after="40"/>
+              <w:spacing w:before="0" w:after="0" w:line="360" w:lineRule="auto"/>
               <w:jc w:val="center"/>
             </w:pPr>
             <w:r/>
@@ -3527,7 +3649,7 @@
                 <w:b w:val="0"/>
                 <w:sz w:val="24"/>
               </w:rPr>
-              <w:t>30</w:t>
+              <w:t>31</w:t>
             </w:r>
           </w:p>
         </w:tc>
@@ -3540,7 +3662,7 @@
           <w:p>
             <w:pPr>
               <w:pStyle w:val="TableText"/>
-              <w:spacing w:before="40" w:after="40"/>
+              <w:spacing w:before="0" w:after="0" w:line="360" w:lineRule="auto"/>
               <w:jc w:val="center"/>
             </w:pPr>
             <w:r/>
@@ -3559,7 +3681,7 @@
           <w:p>
             <w:pPr>
               <w:pStyle w:val="TableText"/>
-              <w:spacing w:before="40" w:after="40"/>
+              <w:spacing w:before="0" w:after="0" w:line="360" w:lineRule="auto"/>
             </w:pPr>
             <w:r/>
             <w:r>
@@ -3578,7 +3700,7 @@
           <w:p>
             <w:pPr>
               <w:pStyle w:val="TableText"/>
-              <w:spacing w:before="40" w:after="40"/>
+              <w:spacing w:before="0" w:after="0" w:line="360" w:lineRule="auto"/>
               <w:jc w:val="center"/>
             </w:pPr>
             <w:r/>
@@ -3587,7 +3709,7 @@
                 <w:b w:val="0"/>
                 <w:sz w:val="24"/>
               </w:rPr>
-              <w:t>30</w:t>
+              <w:t>31</w:t>
             </w:r>
           </w:p>
         </w:tc>
@@ -3600,7 +3722,7 @@
           <w:p>
             <w:pPr>
               <w:pStyle w:val="TableText"/>
-              <w:spacing w:before="40" w:after="40"/>
+              <w:spacing w:before="0" w:after="0" w:line="360" w:lineRule="auto"/>
               <w:jc w:val="center"/>
             </w:pPr>
             <w:r/>
@@ -3619,7 +3741,7 @@
           <w:p>
             <w:pPr>
               <w:pStyle w:val="TableText"/>
-              <w:spacing w:before="40" w:after="40"/>
+              <w:spacing w:before="0" w:after="0" w:line="360" w:lineRule="auto"/>
             </w:pPr>
             <w:r/>
             <w:r>
@@ -3638,7 +3760,7 @@
           <w:p>
             <w:pPr>
               <w:pStyle w:val="TableText"/>
-              <w:spacing w:before="40" w:after="40"/>
+              <w:spacing w:before="0" w:after="0" w:line="360" w:lineRule="auto"/>
               <w:jc w:val="center"/>
             </w:pPr>
             <w:r/>
@@ -3647,7 +3769,7 @@
                 <w:b w:val="0"/>
                 <w:sz w:val="24"/>
               </w:rPr>
-              <w:t>31</w:t>
+              <w:t>32</w:t>
             </w:r>
           </w:p>
         </w:tc>
@@ -3660,7 +3782,7 @@
           <w:p>
             <w:pPr>
               <w:pStyle w:val="TableText"/>
-              <w:spacing w:before="40" w:after="40"/>
+              <w:spacing w:before="0" w:after="0" w:line="360" w:lineRule="auto"/>
               <w:jc w:val="center"/>
             </w:pPr>
             <w:r/>
@@ -3679,7 +3801,7 @@
           <w:p>
             <w:pPr>
               <w:pStyle w:val="TableText"/>
-              <w:spacing w:before="40" w:after="40"/>
+              <w:spacing w:before="0" w:after="0" w:line="360" w:lineRule="auto"/>
             </w:pPr>
             <w:r/>
             <w:r>
@@ -3698,7 +3820,7 @@
           <w:p>
             <w:pPr>
               <w:pStyle w:val="TableText"/>
-              <w:spacing w:before="40" w:after="40"/>
+              <w:spacing w:before="0" w:after="0" w:line="360" w:lineRule="auto"/>
               <w:jc w:val="center"/>
             </w:pPr>
             <w:r/>
@@ -3707,7 +3829,7 @@
                 <w:b w:val="0"/>
                 <w:sz w:val="24"/>
               </w:rPr>
-              <w:t>32</w:t>
+              <w:t>33</w:t>
             </w:r>
           </w:p>
         </w:tc>
@@ -3720,7 +3842,7 @@
           <w:p>
             <w:pPr>
               <w:pStyle w:val="TableText"/>
-              <w:spacing w:before="40" w:after="40"/>
+              <w:spacing w:before="0" w:after="0" w:line="360" w:lineRule="auto"/>
               <w:jc w:val="center"/>
             </w:pPr>
             <w:r/>
@@ -3739,7 +3861,7 @@
           <w:p>
             <w:pPr>
               <w:pStyle w:val="TableText"/>
-              <w:spacing w:before="40" w:after="40"/>
+              <w:spacing w:before="0" w:after="0" w:line="360" w:lineRule="auto"/>
             </w:pPr>
             <w:r/>
             <w:r>
@@ -3758,7 +3880,7 @@
           <w:p>
             <w:pPr>
               <w:pStyle w:val="TableText"/>
-              <w:spacing w:before="40" w:after="40"/>
+              <w:spacing w:before="0" w:after="0" w:line="360" w:lineRule="auto"/>
               <w:jc w:val="center"/>
             </w:pPr>
             <w:r/>
@@ -3767,7 +3889,7 @@
                 <w:b w:val="0"/>
                 <w:sz w:val="24"/>
               </w:rPr>
-              <w:t>33</w:t>
+              <w:t>34</w:t>
             </w:r>
           </w:p>
         </w:tc>
@@ -3780,7 +3902,7 @@
           <w:p>
             <w:pPr>
               <w:pStyle w:val="TableText"/>
-              <w:spacing w:before="40" w:after="40"/>
+              <w:spacing w:before="0" w:after="0" w:line="360" w:lineRule="auto"/>
               <w:jc w:val="center"/>
             </w:pPr>
             <w:r/>
@@ -3799,7 +3921,7 @@
           <w:p>
             <w:pPr>
               <w:pStyle w:val="TableText"/>
-              <w:spacing w:before="40" w:after="40"/>
+              <w:spacing w:before="0" w:after="0" w:line="360" w:lineRule="auto"/>
             </w:pPr>
             <w:r/>
             <w:r>
@@ -3818,7 +3940,7 @@
           <w:p>
             <w:pPr>
               <w:pStyle w:val="TableText"/>
-              <w:spacing w:before="40" w:after="40"/>
+              <w:spacing w:before="0" w:after="0" w:line="360" w:lineRule="auto"/>
               <w:jc w:val="center"/>
             </w:pPr>
             <w:r/>
@@ -3827,7 +3949,7 @@
                 <w:b w:val="0"/>
                 <w:sz w:val="24"/>
               </w:rPr>
-              <w:t>34</w:t>
+              <w:t>35</w:t>
             </w:r>
           </w:p>
         </w:tc>
@@ -3840,7 +3962,7 @@
           <w:p>
             <w:pPr>
               <w:pStyle w:val="TableText"/>
-              <w:spacing w:before="40" w:after="40"/>
+              <w:spacing w:before="0" w:after="0" w:line="360" w:lineRule="auto"/>
               <w:jc w:val="center"/>
             </w:pPr>
             <w:r/>
@@ -3859,7 +3981,7 @@
           <w:p>
             <w:pPr>
               <w:pStyle w:val="TableText"/>
-              <w:spacing w:before="40" w:after="40"/>
+              <w:spacing w:before="0" w:after="0" w:line="360" w:lineRule="auto"/>
             </w:pPr>
             <w:r/>
             <w:r>
@@ -3878,7 +4000,7 @@
           <w:p>
             <w:pPr>
               <w:pStyle w:val="TableText"/>
-              <w:spacing w:before="40" w:after="40"/>
+              <w:spacing w:before="0" w:after="0" w:line="360" w:lineRule="auto"/>
               <w:jc w:val="center"/>
             </w:pPr>
             <w:r/>
@@ -3887,7 +4009,7 @@
                 <w:b w:val="0"/>
                 <w:sz w:val="24"/>
               </w:rPr>
-              <w:t>35</w:t>
+              <w:t>36</w:t>
             </w:r>
           </w:p>
         </w:tc>
@@ -3900,7 +4022,7 @@
           <w:p>
             <w:pPr>
               <w:pStyle w:val="TableText"/>
-              <w:spacing w:before="40" w:after="40"/>
+              <w:spacing w:before="0" w:after="0" w:line="360" w:lineRule="auto"/>
               <w:jc w:val="center"/>
             </w:pPr>
             <w:r/>
@@ -3919,7 +4041,7 @@
           <w:p>
             <w:pPr>
               <w:pStyle w:val="TableText"/>
-              <w:spacing w:before="40" w:after="40"/>
+              <w:spacing w:before="0" w:after="0" w:line="360" w:lineRule="auto"/>
             </w:pPr>
             <w:r/>
             <w:r>
@@ -3938,7 +4060,7 @@
           <w:p>
             <w:pPr>
               <w:pStyle w:val="TableText"/>
-              <w:spacing w:before="40" w:after="40"/>
+              <w:spacing w:before="0" w:after="0" w:line="360" w:lineRule="auto"/>
               <w:jc w:val="center"/>
             </w:pPr>
             <w:r/>
@@ -3947,7 +4069,7 @@
                 <w:b w:val="0"/>
                 <w:sz w:val="24"/>
               </w:rPr>
-              <w:t>35</w:t>
+              <w:t>36</w:t>
             </w:r>
           </w:p>
         </w:tc>
@@ -3960,7 +4082,7 @@
           <w:p>
             <w:pPr>
               <w:pStyle w:val="TableText"/>
-              <w:spacing w:before="40" w:after="40"/>
+              <w:spacing w:before="0" w:after="0" w:line="360" w:lineRule="auto"/>
               <w:jc w:val="center"/>
             </w:pPr>
             <w:r/>
@@ -3980,7 +4102,7 @@
           <w:p>
             <w:pPr>
               <w:pStyle w:val="TableText"/>
-              <w:spacing w:before="40" w:after="40"/>
+              <w:spacing w:before="0" w:after="0" w:line="360" w:lineRule="auto"/>
             </w:pPr>
             <w:r/>
             <w:r>
@@ -3999,7 +4121,7 @@
           <w:p>
             <w:pPr>
               <w:pStyle w:val="TableText"/>
-              <w:spacing w:before="40" w:after="40"/>
+              <w:spacing w:before="0" w:after="0" w:line="360" w:lineRule="auto"/>
               <w:jc w:val="center"/>
             </w:pPr>
             <w:r/>
@@ -4008,7 +4130,7 @@
                 <w:b/>
                 <w:sz w:val="24"/>
               </w:rPr>
-              <w:t>36</w:t>
+              <w:t>37</w:t>
             </w:r>
           </w:p>
         </w:tc>
@@ -4021,7 +4143,7 @@
           <w:p>
             <w:pPr>
               <w:pStyle w:val="TableText"/>
-              <w:spacing w:before="40" w:after="40"/>
+              <w:spacing w:before="0" w:after="0" w:line="360" w:lineRule="auto"/>
               <w:jc w:val="center"/>
             </w:pPr>
             <w:r/>
@@ -4040,7 +4162,7 @@
           <w:p>
             <w:pPr>
               <w:pStyle w:val="TableText"/>
-              <w:spacing w:before="40" w:after="40"/>
+              <w:spacing w:before="0" w:after="0" w:line="360" w:lineRule="auto"/>
             </w:pPr>
             <w:r/>
             <w:r>
@@ -4048,7 +4170,7 @@
                 <w:b w:val="0"/>
                 <w:sz w:val="24"/>
               </w:rPr>
-              <w:t xml:space="preserve">      6.1   OVERVIEW OF THE STUDIES</w:t>
+              <w:t xml:space="preserve">      6.1   INTRODUCTION</w:t>
             </w:r>
           </w:p>
         </w:tc>
@@ -4059,7 +4181,7 @@
           <w:p>
             <w:pPr>
               <w:pStyle w:val="TableText"/>
-              <w:spacing w:before="40" w:after="40"/>
+              <w:spacing w:before="0" w:after="0" w:line="360" w:lineRule="auto"/>
               <w:jc w:val="center"/>
             </w:pPr>
             <w:r/>
@@ -4068,7 +4190,7 @@
                 <w:b w:val="0"/>
                 <w:sz w:val="24"/>
               </w:rPr>
-              <w:t>36</w:t>
+              <w:t>37</w:t>
             </w:r>
           </w:p>
         </w:tc>
@@ -4081,7 +4203,7 @@
           <w:p>
             <w:pPr>
               <w:pStyle w:val="TableText"/>
-              <w:spacing w:before="40" w:after="40"/>
+              <w:spacing w:before="0" w:after="0" w:line="360" w:lineRule="auto"/>
               <w:jc w:val="center"/>
             </w:pPr>
             <w:r/>
@@ -4100,7 +4222,7 @@
           <w:p>
             <w:pPr>
               <w:pStyle w:val="TableText"/>
-              <w:spacing w:before="40" w:after="40"/>
+              <w:spacing w:before="0" w:after="0" w:line="360" w:lineRule="auto"/>
             </w:pPr>
             <w:r/>
             <w:r>
@@ -4119,7 +4241,7 @@
           <w:p>
             <w:pPr>
               <w:pStyle w:val="TableText"/>
-              <w:spacing w:before="40" w:after="40"/>
+              <w:spacing w:before="0" w:after="0" w:line="360" w:lineRule="auto"/>
               <w:jc w:val="center"/>
             </w:pPr>
             <w:r/>
@@ -4128,7 +4250,7 @@
                 <w:b w:val="0"/>
                 <w:sz w:val="24"/>
               </w:rPr>
-              <w:t>36</w:t>
+              <w:t>37</w:t>
             </w:r>
           </w:p>
         </w:tc>
@@ -4141,7 +4263,7 @@
           <w:p>
             <w:pPr>
               <w:pStyle w:val="TableText"/>
-              <w:spacing w:before="40" w:after="40"/>
+              <w:spacing w:before="0" w:after="0" w:line="360" w:lineRule="auto"/>
               <w:jc w:val="center"/>
             </w:pPr>
             <w:r/>
@@ -4160,7 +4282,7 @@
           <w:p>
             <w:pPr>
               <w:pStyle w:val="TableText"/>
-              <w:spacing w:before="40" w:after="40"/>
+              <w:spacing w:before="0" w:after="0" w:line="360" w:lineRule="auto"/>
             </w:pPr>
             <w:r/>
             <w:r>
@@ -4179,7 +4301,7 @@
           <w:p>
             <w:pPr>
               <w:pStyle w:val="TableText"/>
-              <w:spacing w:before="40" w:after="40"/>
+              <w:spacing w:before="0" w:after="0" w:line="360" w:lineRule="auto"/>
               <w:jc w:val="center"/>
             </w:pPr>
             <w:r/>
@@ -4188,7 +4310,7 @@
                 <w:b w:val="0"/>
                 <w:sz w:val="24"/>
               </w:rPr>
-              <w:t>38</w:t>
+              <w:t>39</w:t>
             </w:r>
           </w:p>
         </w:tc>
@@ -4201,7 +4323,7 @@
           <w:p>
             <w:pPr>
               <w:pStyle w:val="TableText"/>
-              <w:spacing w:before="40" w:after="40"/>
+              <w:spacing w:before="0" w:after="0" w:line="360" w:lineRule="auto"/>
               <w:jc w:val="center"/>
             </w:pPr>
             <w:r/>
@@ -4220,7 +4342,7 @@
           <w:p>
             <w:pPr>
               <w:pStyle w:val="TableText"/>
-              <w:spacing w:before="40" w:after="40"/>
+              <w:spacing w:before="0" w:after="0" w:line="360" w:lineRule="auto"/>
             </w:pPr>
             <w:r/>
             <w:r>
@@ -4239,7 +4361,7 @@
           <w:p>
             <w:pPr>
               <w:pStyle w:val="TableText"/>
-              <w:spacing w:before="40" w:after="40"/>
+              <w:spacing w:before="0" w:after="0" w:line="360" w:lineRule="auto"/>
               <w:jc w:val="center"/>
             </w:pPr>
             <w:r/>
@@ -4248,7 +4370,7 @@
                 <w:b w:val="0"/>
                 <w:sz w:val="24"/>
               </w:rPr>
-              <w:t>39</w:t>
+              <w:t>40</w:t>
             </w:r>
           </w:p>
         </w:tc>
@@ -4261,7 +4383,7 @@
           <w:p>
             <w:pPr>
               <w:pStyle w:val="TableText"/>
-              <w:spacing w:before="40" w:after="40"/>
+              <w:spacing w:before="0" w:after="0" w:line="360" w:lineRule="auto"/>
               <w:jc w:val="center"/>
             </w:pPr>
             <w:r/>
@@ -4280,7 +4402,7 @@
           <w:p>
             <w:pPr>
               <w:pStyle w:val="TableText"/>
-              <w:spacing w:before="40" w:after="40"/>
+              <w:spacing w:before="0" w:after="0" w:line="360" w:lineRule="auto"/>
             </w:pPr>
             <w:r/>
             <w:r>
@@ -4299,7 +4421,7 @@
           <w:p>
             <w:pPr>
               <w:pStyle w:val="TableText"/>
-              <w:spacing w:before="40" w:after="40"/>
+              <w:spacing w:before="0" w:after="0" w:line="360" w:lineRule="auto"/>
               <w:jc w:val="center"/>
             </w:pPr>
             <w:r/>
@@ -4308,7 +4430,7 @@
                 <w:b w:val="0"/>
                 <w:sz w:val="24"/>
               </w:rPr>
-              <w:t>40</w:t>
+              <w:t>41</w:t>
             </w:r>
           </w:p>
         </w:tc>
@@ -4321,7 +4443,7 @@
           <w:p>
             <w:pPr>
               <w:pStyle w:val="TableText"/>
-              <w:spacing w:before="40" w:after="40"/>
+              <w:spacing w:before="0" w:after="0" w:line="360" w:lineRule="auto"/>
               <w:jc w:val="center"/>
             </w:pPr>
             <w:r/>
@@ -4340,7 +4462,7 @@
           <w:p>
             <w:pPr>
               <w:pStyle w:val="TableText"/>
-              <w:spacing w:before="40" w:after="40"/>
+              <w:spacing w:before="0" w:after="0" w:line="360" w:lineRule="auto"/>
             </w:pPr>
             <w:r/>
             <w:r>
@@ -4359,7 +4481,7 @@
           <w:p>
             <w:pPr>
               <w:pStyle w:val="TableText"/>
-              <w:spacing w:before="40" w:after="40"/>
+              <w:spacing w:before="0" w:after="0" w:line="360" w:lineRule="auto"/>
               <w:jc w:val="center"/>
             </w:pPr>
             <w:r/>
@@ -4368,7 +4490,7 @@
                 <w:b w:val="0"/>
                 <w:sz w:val="24"/>
               </w:rPr>
-              <w:t>41</w:t>
+              <w:t>42</w:t>
             </w:r>
           </w:p>
         </w:tc>
@@ -4381,7 +4503,7 @@
           <w:p>
             <w:pPr>
               <w:pStyle w:val="TableText"/>
-              <w:spacing w:before="40" w:after="40"/>
+              <w:spacing w:before="0" w:after="0" w:line="360" w:lineRule="auto"/>
               <w:jc w:val="center"/>
             </w:pPr>
             <w:r/>
@@ -4400,7 +4522,7 @@
           <w:p>
             <w:pPr>
               <w:pStyle w:val="TableText"/>
-              <w:spacing w:before="40" w:after="40"/>
+              <w:spacing w:before="0" w:after="0" w:line="360" w:lineRule="auto"/>
             </w:pPr>
             <w:r/>
             <w:r>
@@ -4419,7 +4541,7 @@
           <w:p>
             <w:pPr>
               <w:pStyle w:val="TableText"/>
-              <w:spacing w:before="40" w:after="40"/>
+              <w:spacing w:before="0" w:after="0" w:line="360" w:lineRule="auto"/>
               <w:jc w:val="center"/>
             </w:pPr>
             <w:r/>
@@ -4428,7 +4550,7 @@
                 <w:b w:val="0"/>
                 <w:sz w:val="24"/>
               </w:rPr>
-              <w:t>43</w:t>
+              <w:t>44</w:t>
             </w:r>
           </w:p>
         </w:tc>
@@ -4441,7 +4563,7 @@
           <w:p>
             <w:pPr>
               <w:pStyle w:val="TableText"/>
-              <w:spacing w:before="40" w:after="40"/>
+              <w:spacing w:before="0" w:after="0" w:line="360" w:lineRule="auto"/>
               <w:jc w:val="center"/>
             </w:pPr>
             <w:r/>
@@ -4460,7 +4582,7 @@
           <w:p>
             <w:pPr>
               <w:pStyle w:val="TableText"/>
-              <w:spacing w:before="40" w:after="40"/>
+              <w:spacing w:before="0" w:after="0" w:line="360" w:lineRule="auto"/>
             </w:pPr>
             <w:r/>
             <w:r>
@@ -4479,7 +4601,7 @@
           <w:p>
             <w:pPr>
               <w:pStyle w:val="TableText"/>
-              <w:spacing w:before="40" w:after="40"/>
+              <w:spacing w:before="0" w:after="0" w:line="360" w:lineRule="auto"/>
               <w:jc w:val="center"/>
             </w:pPr>
             <w:r/>
@@ -4488,7 +4610,7 @@
                 <w:b w:val="0"/>
                 <w:sz w:val="24"/>
               </w:rPr>
-              <w:t>44</w:t>
+              <w:t>45</w:t>
             </w:r>
           </w:p>
         </w:tc>
@@ -4501,7 +4623,7 @@
           <w:p>
             <w:pPr>
               <w:pStyle w:val="TableText"/>
-              <w:spacing w:before="40" w:after="40"/>
+              <w:spacing w:before="0" w:after="0" w:line="360" w:lineRule="auto"/>
               <w:jc w:val="center"/>
             </w:pPr>
             <w:r/>
@@ -4520,7 +4642,7 @@
           <w:p>
             <w:pPr>
               <w:pStyle w:val="TableText"/>
-              <w:spacing w:before="40" w:after="40"/>
+              <w:spacing w:before="0" w:after="0" w:line="360" w:lineRule="auto"/>
             </w:pPr>
             <w:r/>
             <w:r>
@@ -4539,7 +4661,7 @@
           <w:p>
             <w:pPr>
               <w:pStyle w:val="TableText"/>
-              <w:spacing w:before="40" w:after="40"/>
+              <w:spacing w:before="0" w:after="0" w:line="360" w:lineRule="auto"/>
               <w:jc w:val="center"/>
             </w:pPr>
             <w:r/>
@@ -4548,7 +4670,7 @@
                 <w:b w:val="0"/>
                 <w:sz w:val="24"/>
               </w:rPr>
-              <w:t>46</w:t>
+              <w:t>47</w:t>
             </w:r>
           </w:p>
         </w:tc>
@@ -4561,7 +4683,7 @@
           <w:p>
             <w:pPr>
               <w:pStyle w:val="TableText"/>
-              <w:spacing w:before="40" w:after="40"/>
+              <w:spacing w:before="0" w:after="0" w:line="360" w:lineRule="auto"/>
               <w:jc w:val="center"/>
             </w:pPr>
             <w:r/>
@@ -4580,7 +4702,7 @@
           <w:p>
             <w:pPr>
               <w:pStyle w:val="TableText"/>
-              <w:spacing w:before="40" w:after="40"/>
+              <w:spacing w:before="0" w:after="0" w:line="360" w:lineRule="auto"/>
             </w:pPr>
             <w:r/>
             <w:r>
@@ -4599,7 +4721,7 @@
           <w:p>
             <w:pPr>
               <w:pStyle w:val="TableText"/>
-              <w:spacing w:before="40" w:after="40"/>
+              <w:spacing w:before="0" w:after="0" w:line="360" w:lineRule="auto"/>
               <w:jc w:val="center"/>
             </w:pPr>
             <w:r/>
@@ -4608,7 +4730,7 @@
                 <w:b w:val="0"/>
                 <w:sz w:val="24"/>
               </w:rPr>
-              <w:t>47</w:t>
+              <w:t>48</w:t>
             </w:r>
           </w:p>
         </w:tc>
@@ -4621,7 +4743,7 @@
           <w:p>
             <w:pPr>
               <w:pStyle w:val="TableText"/>
-              <w:spacing w:before="40" w:after="40"/>
+              <w:spacing w:before="0" w:after="0" w:line="360" w:lineRule="auto"/>
               <w:jc w:val="center"/>
             </w:pPr>
             <w:r/>
@@ -4640,7 +4762,7 @@
           <w:p>
             <w:pPr>
               <w:pStyle w:val="TableText"/>
-              <w:spacing w:before="40" w:after="40"/>
+              <w:spacing w:before="0" w:after="0" w:line="360" w:lineRule="auto"/>
             </w:pPr>
             <w:r/>
             <w:r>
@@ -4659,7 +4781,7 @@
           <w:p>
             <w:pPr>
               <w:pStyle w:val="TableText"/>
-              <w:spacing w:before="40" w:after="40"/>
+              <w:spacing w:before="0" w:after="0" w:line="360" w:lineRule="auto"/>
               <w:jc w:val="center"/>
             </w:pPr>
             <w:r/>
@@ -4668,7 +4790,7 @@
                 <w:b w:val="0"/>
                 <w:sz w:val="24"/>
               </w:rPr>
-              <w:t>48</w:t>
+              <w:t>49</w:t>
             </w:r>
           </w:p>
         </w:tc>
@@ -4681,7 +4803,7 @@
           <w:p>
             <w:pPr>
               <w:pStyle w:val="TableText"/>
-              <w:spacing w:before="40" w:after="40"/>
+              <w:spacing w:before="0" w:after="0" w:line="360" w:lineRule="auto"/>
               <w:jc w:val="center"/>
             </w:pPr>
             <w:r/>
@@ -4701,7 +4823,7 @@
           <w:p>
             <w:pPr>
               <w:pStyle w:val="TableText"/>
-              <w:spacing w:before="40" w:after="40"/>
+              <w:spacing w:before="0" w:after="0" w:line="360" w:lineRule="auto"/>
             </w:pPr>
             <w:r/>
             <w:r>
@@ -4720,7 +4842,7 @@
           <w:p>
             <w:pPr>
               <w:pStyle w:val="TableText"/>
-              <w:spacing w:before="40" w:after="40"/>
+              <w:spacing w:before="0" w:after="0" w:line="360" w:lineRule="auto"/>
               <w:jc w:val="center"/>
             </w:pPr>
             <w:r/>
@@ -4729,7 +4851,7 @@
                 <w:b/>
                 <w:sz w:val="24"/>
               </w:rPr>
-              <w:t>50</w:t>
+              <w:t>51</w:t>
             </w:r>
           </w:p>
         </w:tc>
@@ -4742,7 +4864,7 @@
           <w:p>
             <w:pPr>
               <w:pStyle w:val="TableText"/>
-              <w:spacing w:before="40" w:after="40"/>
+              <w:spacing w:before="0" w:after="0" w:line="360" w:lineRule="auto"/>
               <w:jc w:val="center"/>
             </w:pPr>
             <w:r/>
@@ -4761,7 +4883,7 @@
           <w:p>
             <w:pPr>
               <w:pStyle w:val="TableText"/>
-              <w:spacing w:before="40" w:after="40"/>
+              <w:spacing w:before="0" w:after="0" w:line="360" w:lineRule="auto"/>
             </w:pPr>
             <w:r/>
             <w:r>
@@ -4769,7 +4891,7 @@
                 <w:b w:val="0"/>
                 <w:sz w:val="24"/>
               </w:rPr>
-              <w:t xml:space="preserve">      7.1   COST OF A DEPLOYMENT</w:t>
+              <w:t xml:space="preserve">      7.1   INTRODUCTION</w:t>
             </w:r>
           </w:p>
         </w:tc>
@@ -4780,7 +4902,7 @@
           <w:p>
             <w:pPr>
               <w:pStyle w:val="TableText"/>
-              <w:spacing w:before="40" w:after="40"/>
+              <w:spacing w:before="0" w:after="0" w:line="360" w:lineRule="auto"/>
               <w:jc w:val="center"/>
             </w:pPr>
             <w:r/>
@@ -4789,7 +4911,7 @@
                 <w:b w:val="0"/>
                 <w:sz w:val="24"/>
               </w:rPr>
-              <w:t>50</w:t>
+              <w:t>51</w:t>
             </w:r>
           </w:p>
         </w:tc>
@@ -4802,7 +4924,7 @@
           <w:p>
             <w:pPr>
               <w:pStyle w:val="TableText"/>
-              <w:spacing w:before="40" w:after="40"/>
+              <w:spacing w:before="0" w:after="0" w:line="360" w:lineRule="auto"/>
               <w:jc w:val="center"/>
             </w:pPr>
             <w:r/>
@@ -4821,7 +4943,7 @@
           <w:p>
             <w:pPr>
               <w:pStyle w:val="TableText"/>
-              <w:spacing w:before="40" w:after="40"/>
+              <w:spacing w:before="0" w:after="0" w:line="360" w:lineRule="auto"/>
             </w:pPr>
             <w:r/>
             <w:r>
@@ -4829,7 +4951,7 @@
                 <w:b w:val="0"/>
                 <w:sz w:val="24"/>
               </w:rPr>
-              <w:t xml:space="preserve">      7.2   STANDARDS AND CONTROL PATHS</w:t>
+              <w:t xml:space="preserve">      7.2   COST OF A DEPLOYMENT</w:t>
             </w:r>
           </w:p>
         </w:tc>
@@ -4840,7 +4962,7 @@
           <w:p>
             <w:pPr>
               <w:pStyle w:val="TableText"/>
-              <w:spacing w:before="40" w:after="40"/>
+              <w:spacing w:before="0" w:after="0" w:line="360" w:lineRule="auto"/>
               <w:jc w:val="center"/>
             </w:pPr>
             <w:r/>
@@ -4862,7 +4984,7 @@
           <w:p>
             <w:pPr>
               <w:pStyle w:val="TableText"/>
-              <w:spacing w:before="40" w:after="40"/>
+              <w:spacing w:before="0" w:after="0" w:line="360" w:lineRule="auto"/>
               <w:jc w:val="center"/>
             </w:pPr>
             <w:r/>
@@ -4881,7 +5003,7 @@
           <w:p>
             <w:pPr>
               <w:pStyle w:val="TableText"/>
-              <w:spacing w:before="40" w:after="40"/>
+              <w:spacing w:before="0" w:after="0" w:line="360" w:lineRule="auto"/>
             </w:pPr>
             <w:r/>
             <w:r>
@@ -4889,7 +5011,7 @@
                 <w:b w:val="0"/>
                 <w:sz w:val="24"/>
               </w:rPr>
-              <w:t xml:space="preserve">      7.3   MEASUREMENT AND VERIFICATION PLAN</w:t>
+              <w:t xml:space="preserve">      7.3   STANDARDS AND CONTROL PATHS</w:t>
             </w:r>
           </w:p>
         </w:tc>
@@ -4900,7 +5022,7 @@
           <w:p>
             <w:pPr>
               <w:pStyle w:val="TableText"/>
-              <w:spacing w:before="40" w:after="40"/>
+              <w:spacing w:before="0" w:after="0" w:line="360" w:lineRule="auto"/>
               <w:jc w:val="center"/>
             </w:pPr>
             <w:r/>
@@ -4922,7 +5044,7 @@
           <w:p>
             <w:pPr>
               <w:pStyle w:val="TableText"/>
-              <w:spacing w:before="40" w:after="40"/>
+              <w:spacing w:before="0" w:after="0" w:line="360" w:lineRule="auto"/>
               <w:jc w:val="center"/>
             </w:pPr>
             <w:r/>
@@ -4941,7 +5063,7 @@
           <w:p>
             <w:pPr>
               <w:pStyle w:val="TableText"/>
-              <w:spacing w:before="40" w:after="40"/>
+              <w:spacing w:before="0" w:after="0" w:line="360" w:lineRule="auto"/>
             </w:pPr>
             <w:r/>
             <w:r>
@@ -4949,7 +5071,7 @@
                 <w:b w:val="0"/>
                 <w:sz w:val="24"/>
               </w:rPr>
-              <w:t xml:space="preserve">      7.4   DEPLOYMENT ROADMAP</w:t>
+              <w:t xml:space="preserve">      7.4   MEASUREMENT AND VERIFICATION PLAN</w:t>
             </w:r>
           </w:p>
         </w:tc>
@@ -4960,7 +5082,7 @@
           <w:p>
             <w:pPr>
               <w:pStyle w:val="TableText"/>
-              <w:spacing w:before="40" w:after="40"/>
+              <w:spacing w:before="0" w:after="0" w:line="360" w:lineRule="auto"/>
               <w:jc w:val="center"/>
             </w:pPr>
             <w:r/>
@@ -4969,7 +5091,7 @@
                 <w:b w:val="0"/>
                 <w:sz w:val="24"/>
               </w:rPr>
-              <w:t>53</w:t>
+              <w:t>54</w:t>
             </w:r>
           </w:p>
         </w:tc>
@@ -4982,7 +5104,7 @@
           <w:p>
             <w:pPr>
               <w:pStyle w:val="TableText"/>
-              <w:spacing w:before="40" w:after="40"/>
+              <w:spacing w:before="0" w:after="0" w:line="360" w:lineRule="auto"/>
               <w:jc w:val="center"/>
             </w:pPr>
             <w:r/>
@@ -5001,7 +5123,7 @@
           <w:p>
             <w:pPr>
               <w:pStyle w:val="TableText"/>
-              <w:spacing w:before="40" w:after="40"/>
+              <w:spacing w:before="0" w:after="0" w:line="360" w:lineRule="auto"/>
             </w:pPr>
             <w:r/>
             <w:r>
@@ -5009,7 +5131,7 @@
                 <w:b w:val="0"/>
                 <w:sz w:val="24"/>
               </w:rPr>
-              <w:t xml:space="preserve">      7.5   BENCH DEMONSTRATION</w:t>
+              <w:t xml:space="preserve">      7.5   DEPLOYMENT ROADMAP</w:t>
             </w:r>
           </w:p>
         </w:tc>
@@ -5020,7 +5142,7 @@
           <w:p>
             <w:pPr>
               <w:pStyle w:val="TableText"/>
-              <w:spacing w:before="40" w:after="40"/>
+              <w:spacing w:before="0" w:after="0" w:line="360" w:lineRule="auto"/>
               <w:jc w:val="center"/>
             </w:pPr>
             <w:r/>
@@ -5042,7 +5164,67 @@
           <w:p>
             <w:pPr>
               <w:pStyle w:val="TableText"/>
-              <w:spacing w:before="40" w:after="40"/>
+              <w:spacing w:before="0" w:after="0" w:line="360" w:lineRule="auto"/>
+              <w:jc w:val="center"/>
+            </w:pPr>
+            <w:r/>
+            <w:r>
+              <w:rPr>
+                <w:b w:val="0"/>
+                <w:sz w:val="24"/>
+              </w:rPr>
+            </w:r>
+          </w:p>
+        </w:tc>
+        <w:tc>
+          <w:tcPr>
+            <w:tcW w:type="dxa" w:w="4932"/>
+          </w:tcPr>
+          <w:p>
+            <w:pPr>
+              <w:pStyle w:val="TableText"/>
+              <w:spacing w:before="0" w:after="0" w:line="360" w:lineRule="auto"/>
+            </w:pPr>
+            <w:r/>
+            <w:r>
+              <w:rPr>
+                <w:b w:val="0"/>
+                <w:sz w:val="24"/>
+              </w:rPr>
+              <w:t xml:space="preserve">      7.6   BENCH DEMONSTRATION</w:t>
+            </w:r>
+          </w:p>
+        </w:tc>
+        <w:tc>
+          <w:tcPr>
+            <w:tcW w:type="dxa" w:w="1134"/>
+          </w:tcPr>
+          <w:p>
+            <w:pPr>
+              <w:pStyle w:val="TableText"/>
+              <w:spacing w:before="0" w:after="0" w:line="360" w:lineRule="auto"/>
+              <w:jc w:val="center"/>
+            </w:pPr>
+            <w:r/>
+            <w:r>
+              <w:rPr>
+                <w:b w:val="0"/>
+                <w:sz w:val="24"/>
+              </w:rPr>
+              <w:t>55</w:t>
+            </w:r>
+          </w:p>
+        </w:tc>
+      </w:tr>
+      <w:tr>
+        <w:tc>
+          <w:tcPr>
+            <w:tcW w:type="dxa" w:w="1587"/>
+          </w:tcPr>
+          <w:p>
+            <w:pPr>
+              <w:pStyle w:val="TableText"/>
+              <w:spacing w:before="0" w:after="0" w:line="360" w:lineRule="auto"/>
               <w:jc w:val="center"/>
             </w:pPr>
             <w:r/>
@@ -5062,7 +5244,7 @@
           <w:p>
             <w:pPr>
               <w:pStyle w:val="TableText"/>
-              <w:spacing w:before="40" w:after="40"/>
+              <w:spacing w:before="0" w:after="0" w:line="360" w:lineRule="auto"/>
             </w:pPr>
             <w:r/>
             <w:r>
@@ -5081,7 +5263,7 @@
           <w:p>
             <w:pPr>
               <w:pStyle w:val="TableText"/>
-              <w:spacing w:before="40" w:after="40"/>
+              <w:spacing w:before="0" w:after="0" w:line="360" w:lineRule="auto"/>
               <w:jc w:val="center"/>
             </w:pPr>
             <w:r/>
@@ -5090,7 +5272,7 @@
                 <w:b/>
                 <w:sz w:val="24"/>
               </w:rPr>
-              <w:t>55</w:t>
+              <w:t>56</w:t>
             </w:r>
           </w:p>
         </w:tc>
@@ -5103,7 +5285,7 @@
           <w:p>
             <w:pPr>
               <w:pStyle w:val="TableText"/>
-              <w:spacing w:before="40" w:after="40"/>
+              <w:spacing w:before="0" w:after="0" w:line="360" w:lineRule="auto"/>
               <w:jc w:val="center"/>
             </w:pPr>
             <w:r/>
@@ -5122,7 +5304,7 @@
           <w:p>
             <w:pPr>
               <w:pStyle w:val="TableText"/>
-              <w:spacing w:before="40" w:after="40"/>
+              <w:spacing w:before="0" w:after="0" w:line="360" w:lineRule="auto"/>
             </w:pPr>
             <w:r/>
             <w:r>
@@ -5141,7 +5323,7 @@
           <w:p>
             <w:pPr>
               <w:pStyle w:val="TableText"/>
-              <w:spacing w:before="40" w:after="40"/>
+              <w:spacing w:before="0" w:after="0" w:line="360" w:lineRule="auto"/>
               <w:jc w:val="center"/>
             </w:pPr>
             <w:r/>
@@ -5150,7 +5332,7 @@
                 <w:b w:val="0"/>
                 <w:sz w:val="24"/>
               </w:rPr>
-              <w:t>55</w:t>
+              <w:t>56</w:t>
             </w:r>
           </w:p>
         </w:tc>
@@ -5163,7 +5345,7 @@
           <w:p>
             <w:pPr>
               <w:pStyle w:val="TableText"/>
-              <w:spacing w:before="40" w:after="40"/>
+              <w:spacing w:before="0" w:after="0" w:line="360" w:lineRule="auto"/>
               <w:jc w:val="center"/>
             </w:pPr>
             <w:r/>
@@ -5182,7 +5364,7 @@
           <w:p>
             <w:pPr>
               <w:pStyle w:val="TableText"/>
-              <w:spacing w:before="40" w:after="40"/>
+              <w:spacing w:before="0" w:after="0" w:line="360" w:lineRule="auto"/>
             </w:pPr>
             <w:r/>
             <w:r>
@@ -5201,7 +5383,7 @@
           <w:p>
             <w:pPr>
               <w:pStyle w:val="TableText"/>
-              <w:spacing w:before="40" w:after="40"/>
+              <w:spacing w:before="0" w:after="0" w:line="360" w:lineRule="auto"/>
               <w:jc w:val="center"/>
             </w:pPr>
             <w:r/>
@@ -5210,7 +5392,7 @@
                 <w:b w:val="0"/>
                 <w:sz w:val="24"/>
               </w:rPr>
-              <w:t>56</w:t>
+              <w:t>57</w:t>
             </w:r>
           </w:p>
         </w:tc>
@@ -5223,7 +5405,7 @@
           <w:p>
             <w:pPr>
               <w:pStyle w:val="TableText"/>
-              <w:spacing w:before="40" w:after="40"/>
+              <w:spacing w:before="0" w:after="0" w:line="360" w:lineRule="auto"/>
               <w:jc w:val="center"/>
             </w:pPr>
             <w:r/>
@@ -5242,7 +5424,7 @@
           <w:p>
             <w:pPr>
               <w:pStyle w:val="TableText"/>
-              <w:spacing w:before="40" w:after="40"/>
+              <w:spacing w:before="0" w:after="0" w:line="360" w:lineRule="auto"/>
             </w:pPr>
             <w:r/>
             <w:r>
@@ -5261,7 +5443,7 @@
           <w:p>
             <w:pPr>
               <w:pStyle w:val="TableText"/>
-              <w:spacing w:before="40" w:after="40"/>
+              <w:spacing w:before="0" w:after="0" w:line="360" w:lineRule="auto"/>
               <w:jc w:val="center"/>
             </w:pPr>
             <w:r/>
@@ -5270,7 +5452,7 @@
                 <w:b w:val="0"/>
                 <w:sz w:val="24"/>
               </w:rPr>
-              <w:t>57</w:t>
+              <w:t>58</w:t>
             </w:r>
           </w:p>
         </w:tc>
@@ -5283,7 +5465,7 @@
           <w:p>
             <w:pPr>
               <w:pStyle w:val="TableText"/>
-              <w:spacing w:before="40" w:after="40"/>
+              <w:spacing w:before="0" w:after="0" w:line="360" w:lineRule="auto"/>
               <w:jc w:val="center"/>
             </w:pPr>
             <w:r/>
@@ -5302,7 +5484,7 @@
           <w:p>
             <w:pPr>
               <w:pStyle w:val="TableText"/>
-              <w:spacing w:before="40" w:after="40"/>
+              <w:spacing w:before="0" w:after="0" w:line="360" w:lineRule="auto"/>
             </w:pPr>
             <w:r/>
             <w:r>
@@ -5321,7 +5503,7 @@
           <w:p>
             <w:pPr>
               <w:pStyle w:val="TableText"/>
-              <w:spacing w:before="40" w:after="40"/>
+              <w:spacing w:before="0" w:after="0" w:line="360" w:lineRule="auto"/>
               <w:jc w:val="center"/>
             </w:pPr>
             <w:r/>
@@ -5330,7 +5512,7 @@
                 <w:b/>
                 <w:sz w:val="24"/>
               </w:rPr>
-              <w:t>58</w:t>
+              <w:t>59</w:t>
             </w:r>
           </w:p>
         </w:tc>
@@ -5343,7 +5525,7 @@
           <w:p>
             <w:pPr>
               <w:pStyle w:val="TableText"/>
-              <w:spacing w:before="40" w:after="40"/>
+              <w:spacing w:before="0" w:after="0" w:line="360" w:lineRule="auto"/>
               <w:jc w:val="center"/>
             </w:pPr>
             <w:r/>
@@ -5362,7 +5544,7 @@
           <w:p>
             <w:pPr>
               <w:pStyle w:val="TableText"/>
-              <w:spacing w:before="40" w:after="40"/>
+              <w:spacing w:before="0" w:after="0" w:line="360" w:lineRule="auto"/>
             </w:pPr>
             <w:r/>
             <w:r>
@@ -5381,7 +5563,7 @@
           <w:p>
             <w:pPr>
               <w:pStyle w:val="TableText"/>
-              <w:spacing w:before="40" w:after="40"/>
+              <w:spacing w:before="0" w:after="0" w:line="360" w:lineRule="auto"/>
               <w:jc w:val="center"/>
             </w:pPr>
             <w:r/>
@@ -5390,7 +5572,7 @@
                 <w:b/>
                 <w:sz w:val="24"/>
               </w:rPr>
-              <w:t>60</w:t>
+              <w:t>61</w:t>
             </w:r>
           </w:p>
         </w:tc>
@@ -5403,7 +5585,7 @@
           <w:p>
             <w:pPr>
               <w:pStyle w:val="TableText"/>
-              <w:spacing w:before="40" w:after="40"/>
+              <w:spacing w:before="0" w:after="0" w:line="360" w:lineRule="auto"/>
               <w:jc w:val="center"/>
             </w:pPr>
             <w:r/>
@@ -5422,7 +5604,7 @@
           <w:p>
             <w:pPr>
               <w:pStyle w:val="TableText"/>
-              <w:spacing w:before="40" w:after="40"/>
+              <w:spacing w:before="0" w:after="0" w:line="360" w:lineRule="auto"/>
             </w:pPr>
             <w:r/>
             <w:r>
@@ -5441,7 +5623,7 @@
           <w:p>
             <w:pPr>
               <w:pStyle w:val="TableText"/>
-              <w:spacing w:before="40" w:after="40"/>
+              <w:spacing w:before="0" w:after="0" w:line="360" w:lineRule="auto"/>
               <w:jc w:val="center"/>
             </w:pPr>
             <w:r/>
@@ -5450,7 +5632,7 @@
                 <w:b/>
                 <w:sz w:val="24"/>
               </w:rPr>
-              <w:t>62</w:t>
+              <w:t>63</w:t>
             </w:r>
           </w:p>
         </w:tc>
@@ -5463,7 +5645,7 @@
           <w:p>
             <w:pPr>
               <w:pStyle w:val="TableText"/>
-              <w:spacing w:before="40" w:after="40"/>
+              <w:spacing w:before="0" w:after="0" w:line="360" w:lineRule="auto"/>
               <w:jc w:val="center"/>
             </w:pPr>
             <w:r/>
@@ -5482,7 +5664,7 @@
           <w:p>
             <w:pPr>
               <w:pStyle w:val="TableText"/>
-              <w:spacing w:before="40" w:after="40"/>
+              <w:spacing w:before="0" w:after="0" w:line="360" w:lineRule="auto"/>
             </w:pPr>
             <w:r/>
             <w:r>
@@ -5501,7 +5683,7 @@
           <w:p>
             <w:pPr>
               <w:pStyle w:val="TableText"/>
-              <w:spacing w:before="40" w:after="40"/>
+              <w:spacing w:before="0" w:after="0" w:line="360" w:lineRule="auto"/>
               <w:jc w:val="center"/>
             </w:pPr>
             <w:r/>
@@ -5510,7 +5692,7 @@
                 <w:b/>
                 <w:sz w:val="24"/>
               </w:rPr>
-              <w:t>63</w:t>
+              <w:t>64</w:t>
             </w:r>
           </w:p>
         </w:tc>
@@ -5609,7 +5791,7 @@
           <w:p>
             <w:pPr>
               <w:pStyle w:val="TableText"/>
-              <w:spacing w:before="40" w:after="40"/>
+              <w:spacing w:before="0" w:after="0" w:line="360" w:lineRule="auto"/>
               <w:jc w:val="center"/>
             </w:pPr>
             <w:r/>
@@ -5629,7 +5811,7 @@
           <w:p>
             <w:pPr>
               <w:pStyle w:val="TableText"/>
-              <w:spacing w:before="40" w:after="40"/>
+              <w:spacing w:before="0" w:after="0" w:line="360" w:lineRule="auto"/>
             </w:pPr>
             <w:r/>
             <w:r>
@@ -5648,7 +5830,7 @@
           <w:p>
             <w:pPr>
               <w:pStyle w:val="TableText"/>
-              <w:spacing w:before="40" w:after="40"/>
+              <w:spacing w:before="0" w:after="0" w:line="360" w:lineRule="auto"/>
               <w:jc w:val="center"/>
             </w:pPr>
             <w:r/>
@@ -5670,7 +5852,7 @@
           <w:p>
             <w:pPr>
               <w:pStyle w:val="TableText"/>
-              <w:spacing w:before="40" w:after="40"/>
+              <w:spacing w:before="0" w:after="0" w:line="360" w:lineRule="auto"/>
               <w:jc w:val="center"/>
             </w:pPr>
             <w:r/>
@@ -5690,7 +5872,7 @@
           <w:p>
             <w:pPr>
               <w:pStyle w:val="TableText"/>
-              <w:spacing w:before="40" w:after="40"/>
+              <w:spacing w:before="0" w:after="0" w:line="360" w:lineRule="auto"/>
             </w:pPr>
             <w:r/>
             <w:r>
@@ -5709,7 +5891,7 @@
           <w:p>
             <w:pPr>
               <w:pStyle w:val="TableText"/>
-              <w:spacing w:before="40" w:after="40"/>
+              <w:spacing w:before="0" w:after="0" w:line="360" w:lineRule="auto"/>
               <w:jc w:val="center"/>
             </w:pPr>
             <w:r/>
@@ -5731,7 +5913,7 @@
           <w:p>
             <w:pPr>
               <w:pStyle w:val="TableText"/>
-              <w:spacing w:before="40" w:after="40"/>
+              <w:spacing w:before="0" w:after="0" w:line="360" w:lineRule="auto"/>
               <w:jc w:val="center"/>
             </w:pPr>
             <w:r/>
@@ -5751,7 +5933,7 @@
           <w:p>
             <w:pPr>
               <w:pStyle w:val="TableText"/>
-              <w:spacing w:before="40" w:after="40"/>
+              <w:spacing w:before="0" w:after="0" w:line="360" w:lineRule="auto"/>
             </w:pPr>
             <w:r/>
             <w:r>
@@ -5770,7 +5952,7 @@
           <w:p>
             <w:pPr>
               <w:pStyle w:val="TableText"/>
-              <w:spacing w:before="40" w:after="40"/>
+              <w:spacing w:before="0" w:after="0" w:line="360" w:lineRule="auto"/>
               <w:jc w:val="center"/>
             </w:pPr>
             <w:r/>
@@ -5792,7 +5974,7 @@
           <w:p>
             <w:pPr>
               <w:pStyle w:val="TableText"/>
-              <w:spacing w:before="40" w:after="40"/>
+              <w:spacing w:before="0" w:after="0" w:line="360" w:lineRule="auto"/>
               <w:jc w:val="center"/>
             </w:pPr>
             <w:r/>
@@ -5812,7 +5994,7 @@
           <w:p>
             <w:pPr>
               <w:pStyle w:val="TableText"/>
-              <w:spacing w:before="40" w:after="40"/>
+              <w:spacing w:before="0" w:after="0" w:line="360" w:lineRule="auto"/>
             </w:pPr>
             <w:r/>
             <w:r>
@@ -5831,7 +6013,7 @@
           <w:p>
             <w:pPr>
               <w:pStyle w:val="TableText"/>
-              <w:spacing w:before="40" w:after="40"/>
+              <w:spacing w:before="0" w:after="0" w:line="360" w:lineRule="auto"/>
               <w:jc w:val="center"/>
             </w:pPr>
             <w:r/>
@@ -5853,7 +6035,7 @@
           <w:p>
             <w:pPr>
               <w:pStyle w:val="TableText"/>
-              <w:spacing w:before="40" w:after="40"/>
+              <w:spacing w:before="0" w:after="0" w:line="360" w:lineRule="auto"/>
               <w:jc w:val="center"/>
             </w:pPr>
             <w:r/>
@@ -5873,7 +6055,7 @@
           <w:p>
             <w:pPr>
               <w:pStyle w:val="TableText"/>
-              <w:spacing w:before="40" w:after="40"/>
+              <w:spacing w:before="0" w:after="0" w:line="360" w:lineRule="auto"/>
             </w:pPr>
             <w:r/>
             <w:r>
@@ -5892,7 +6074,7 @@
           <w:p>
             <w:pPr>
               <w:pStyle w:val="TableText"/>
-              <w:spacing w:before="40" w:after="40"/>
+              <w:spacing w:before="0" w:after="0" w:line="360" w:lineRule="auto"/>
               <w:jc w:val="center"/>
             </w:pPr>
             <w:r/>
@@ -5914,7 +6096,7 @@
           <w:p>
             <w:pPr>
               <w:pStyle w:val="TableText"/>
-              <w:spacing w:before="40" w:after="40"/>
+              <w:spacing w:before="0" w:after="0" w:line="360" w:lineRule="auto"/>
               <w:jc w:val="center"/>
             </w:pPr>
             <w:r/>
@@ -5934,7 +6116,7 @@
           <w:p>
             <w:pPr>
               <w:pStyle w:val="TableText"/>
-              <w:spacing w:before="40" w:after="40"/>
+              <w:spacing w:before="0" w:after="0" w:line="360" w:lineRule="auto"/>
             </w:pPr>
             <w:r/>
             <w:r>
@@ -5953,7 +6135,7 @@
           <w:p>
             <w:pPr>
               <w:pStyle w:val="TableText"/>
-              <w:spacing w:before="40" w:after="40"/>
+              <w:spacing w:before="0" w:after="0" w:line="360" w:lineRule="auto"/>
               <w:jc w:val="center"/>
             </w:pPr>
             <w:r/>
@@ -5975,7 +6157,7 @@
           <w:p>
             <w:pPr>
               <w:pStyle w:val="TableText"/>
-              <w:spacing w:before="40" w:after="40"/>
+              <w:spacing w:before="0" w:after="0" w:line="360" w:lineRule="auto"/>
               <w:jc w:val="center"/>
             </w:pPr>
             <w:r/>
@@ -5995,7 +6177,7 @@
           <w:p>
             <w:pPr>
               <w:pStyle w:val="TableText"/>
-              <w:spacing w:before="40" w:after="40"/>
+              <w:spacing w:before="0" w:after="0" w:line="360" w:lineRule="auto"/>
             </w:pPr>
             <w:r/>
             <w:r>
@@ -6014,7 +6196,7 @@
           <w:p>
             <w:pPr>
               <w:pStyle w:val="TableText"/>
-              <w:spacing w:before="40" w:after="40"/>
+              <w:spacing w:before="0" w:after="0" w:line="360" w:lineRule="auto"/>
               <w:jc w:val="center"/>
             </w:pPr>
             <w:r/>
@@ -6023,7 +6205,7 @@
                 <w:b w:val="0"/>
                 <w:sz w:val="24"/>
               </w:rPr>
-              <w:t>24</w:t>
+              <w:t>25</w:t>
             </w:r>
           </w:p>
         </w:tc>
@@ -6036,7 +6218,7 @@
           <w:p>
             <w:pPr>
               <w:pStyle w:val="TableText"/>
-              <w:spacing w:before="40" w:after="40"/>
+              <w:spacing w:before="0" w:after="0" w:line="360" w:lineRule="auto"/>
               <w:jc w:val="center"/>
             </w:pPr>
             <w:r/>
@@ -6056,7 +6238,7 @@
           <w:p>
             <w:pPr>
               <w:pStyle w:val="TableText"/>
-              <w:spacing w:before="40" w:after="40"/>
+              <w:spacing w:before="0" w:after="0" w:line="360" w:lineRule="auto"/>
             </w:pPr>
             <w:r/>
             <w:r>
@@ -6075,7 +6257,7 @@
           <w:p>
             <w:pPr>
               <w:pStyle w:val="TableText"/>
-              <w:spacing w:before="40" w:after="40"/>
+              <w:spacing w:before="0" w:after="0" w:line="360" w:lineRule="auto"/>
               <w:jc w:val="center"/>
             </w:pPr>
             <w:r/>
@@ -6097,7 +6279,7 @@
           <w:p>
             <w:pPr>
               <w:pStyle w:val="TableText"/>
-              <w:spacing w:before="40" w:after="40"/>
+              <w:spacing w:before="0" w:after="0" w:line="360" w:lineRule="auto"/>
               <w:jc w:val="center"/>
             </w:pPr>
             <w:r/>
@@ -6117,7 +6299,7 @@
           <w:p>
             <w:pPr>
               <w:pStyle w:val="TableText"/>
-              <w:spacing w:before="40" w:after="40"/>
+              <w:spacing w:before="0" w:after="0" w:line="360" w:lineRule="auto"/>
             </w:pPr>
             <w:r/>
             <w:r>
@@ -6136,7 +6318,7 @@
           <w:p>
             <w:pPr>
               <w:pStyle w:val="TableText"/>
-              <w:spacing w:before="40" w:after="40"/>
+              <w:spacing w:before="0" w:after="0" w:line="360" w:lineRule="auto"/>
               <w:jc w:val="center"/>
             </w:pPr>
             <w:r/>
@@ -6145,7 +6327,7 @@
                 <w:b w:val="0"/>
                 <w:sz w:val="24"/>
               </w:rPr>
-              <w:t>31</w:t>
+              <w:t>32</w:t>
             </w:r>
           </w:p>
         </w:tc>
@@ -6158,7 +6340,7 @@
           <w:p>
             <w:pPr>
               <w:pStyle w:val="TableText"/>
-              <w:spacing w:before="40" w:after="40"/>
+              <w:spacing w:before="0" w:after="0" w:line="360" w:lineRule="auto"/>
               <w:jc w:val="center"/>
             </w:pPr>
             <w:r/>
@@ -6178,7 +6360,7 @@
           <w:p>
             <w:pPr>
               <w:pStyle w:val="TableText"/>
-              <w:spacing w:before="40" w:after="40"/>
+              <w:spacing w:before="0" w:after="0" w:line="360" w:lineRule="auto"/>
             </w:pPr>
             <w:r/>
             <w:r>
@@ -6197,7 +6379,7 @@
           <w:p>
             <w:pPr>
               <w:pStyle w:val="TableText"/>
-              <w:spacing w:before="40" w:after="40"/>
+              <w:spacing w:before="0" w:after="0" w:line="360" w:lineRule="auto"/>
               <w:jc w:val="center"/>
             </w:pPr>
             <w:r/>
@@ -6206,7 +6388,7 @@
                 <w:b w:val="0"/>
                 <w:sz w:val="24"/>
               </w:rPr>
-              <w:t>33</w:t>
+              <w:t>34</w:t>
             </w:r>
           </w:p>
         </w:tc>
@@ -6219,7 +6401,7 @@
           <w:p>
             <w:pPr>
               <w:pStyle w:val="TableText"/>
-              <w:spacing w:before="40" w:after="40"/>
+              <w:spacing w:before="0" w:after="0" w:line="360" w:lineRule="auto"/>
               <w:jc w:val="center"/>
             </w:pPr>
             <w:r/>
@@ -6239,7 +6421,7 @@
           <w:p>
             <w:pPr>
               <w:pStyle w:val="TableText"/>
-              <w:spacing w:before="40" w:after="40"/>
+              <w:spacing w:before="0" w:after="0" w:line="360" w:lineRule="auto"/>
             </w:pPr>
             <w:r/>
             <w:r>
@@ -6258,7 +6440,7 @@
           <w:p>
             <w:pPr>
               <w:pStyle w:val="TableText"/>
-              <w:spacing w:before="40" w:after="40"/>
+              <w:spacing w:before="0" w:after="0" w:line="360" w:lineRule="auto"/>
               <w:jc w:val="center"/>
             </w:pPr>
             <w:r/>
@@ -6267,7 +6449,7 @@
                 <w:b w:val="0"/>
                 <w:sz w:val="24"/>
               </w:rPr>
-              <w:t>34</w:t>
+              <w:t>35</w:t>
             </w:r>
           </w:p>
         </w:tc>
@@ -6280,7 +6462,7 @@
           <w:p>
             <w:pPr>
               <w:pStyle w:val="TableText"/>
-              <w:spacing w:before="40" w:after="40"/>
+              <w:spacing w:before="0" w:after="0" w:line="360" w:lineRule="auto"/>
               <w:jc w:val="center"/>
             </w:pPr>
             <w:r/>
@@ -6300,7 +6482,7 @@
           <w:p>
             <w:pPr>
               <w:pStyle w:val="TableText"/>
-              <w:spacing w:before="40" w:after="40"/>
+              <w:spacing w:before="0" w:after="0" w:line="360" w:lineRule="auto"/>
             </w:pPr>
             <w:r/>
             <w:r>
@@ -6319,7 +6501,7 @@
           <w:p>
             <w:pPr>
               <w:pStyle w:val="TableText"/>
-              <w:spacing w:before="40" w:after="40"/>
+              <w:spacing w:before="0" w:after="0" w:line="360" w:lineRule="auto"/>
               <w:jc w:val="center"/>
             </w:pPr>
             <w:r/>
@@ -6328,7 +6510,7 @@
                 <w:b w:val="0"/>
                 <w:sz w:val="24"/>
               </w:rPr>
-              <w:t>40</w:t>
+              <w:t>41</w:t>
             </w:r>
           </w:p>
         </w:tc>
@@ -6341,7 +6523,7 @@
           <w:p>
             <w:pPr>
               <w:pStyle w:val="TableText"/>
-              <w:spacing w:before="40" w:after="40"/>
+              <w:spacing w:before="0" w:after="0" w:line="360" w:lineRule="auto"/>
               <w:jc w:val="center"/>
             </w:pPr>
             <w:r/>
@@ -6361,7 +6543,7 @@
           <w:p>
             <w:pPr>
               <w:pStyle w:val="TableText"/>
-              <w:spacing w:before="40" w:after="40"/>
+              <w:spacing w:before="0" w:after="0" w:line="360" w:lineRule="auto"/>
             </w:pPr>
             <w:r/>
             <w:r>
@@ -6380,7 +6562,7 @@
           <w:p>
             <w:pPr>
               <w:pStyle w:val="TableText"/>
-              <w:spacing w:before="40" w:after="40"/>
+              <w:spacing w:before="0" w:after="0" w:line="360" w:lineRule="auto"/>
               <w:jc w:val="center"/>
             </w:pPr>
             <w:r/>
@@ -6389,7 +6571,7 @@
                 <w:b w:val="0"/>
                 <w:sz w:val="24"/>
               </w:rPr>
-              <w:t>41</w:t>
+              <w:t>42</w:t>
             </w:r>
           </w:p>
         </w:tc>
@@ -6402,7 +6584,7 @@
           <w:p>
             <w:pPr>
               <w:pStyle w:val="TableText"/>
-              <w:spacing w:before="40" w:after="40"/>
+              <w:spacing w:before="0" w:after="0" w:line="360" w:lineRule="auto"/>
               <w:jc w:val="center"/>
             </w:pPr>
             <w:r/>
@@ -6422,7 +6604,7 @@
           <w:p>
             <w:pPr>
               <w:pStyle w:val="TableText"/>
-              <w:spacing w:before="40" w:after="40"/>
+              <w:spacing w:before="0" w:after="0" w:line="360" w:lineRule="auto"/>
             </w:pPr>
             <w:r/>
             <w:r>
@@ -6441,7 +6623,7 @@
           <w:p>
             <w:pPr>
               <w:pStyle w:val="TableText"/>
-              <w:spacing w:before="40" w:after="40"/>
+              <w:spacing w:before="0" w:after="0" w:line="360" w:lineRule="auto"/>
               <w:jc w:val="center"/>
             </w:pPr>
             <w:r/>
@@ -6450,7 +6632,7 @@
                 <w:b w:val="0"/>
                 <w:sz w:val="24"/>
               </w:rPr>
-              <w:t>42</w:t>
+              <w:t>43</w:t>
             </w:r>
           </w:p>
         </w:tc>
@@ -6463,7 +6645,7 @@
           <w:p>
             <w:pPr>
               <w:pStyle w:val="TableText"/>
-              <w:spacing w:before="40" w:after="40"/>
+              <w:spacing w:before="0" w:after="0" w:line="360" w:lineRule="auto"/>
               <w:jc w:val="center"/>
             </w:pPr>
             <w:r/>
@@ -6483,7 +6665,7 @@
           <w:p>
             <w:pPr>
               <w:pStyle w:val="TableText"/>
-              <w:spacing w:before="40" w:after="40"/>
+              <w:spacing w:before="0" w:after="0" w:line="360" w:lineRule="auto"/>
             </w:pPr>
             <w:r/>
             <w:r>
@@ -6502,7 +6684,7 @@
           <w:p>
             <w:pPr>
               <w:pStyle w:val="TableText"/>
-              <w:spacing w:before="40" w:after="40"/>
+              <w:spacing w:before="0" w:after="0" w:line="360" w:lineRule="auto"/>
               <w:jc w:val="center"/>
             </w:pPr>
             <w:r/>
@@ -6511,7 +6693,7 @@
                 <w:b w:val="0"/>
                 <w:sz w:val="24"/>
               </w:rPr>
-              <w:t>44</w:t>
+              <w:t>45</w:t>
             </w:r>
           </w:p>
         </w:tc>
@@ -6524,7 +6706,7 @@
           <w:p>
             <w:pPr>
               <w:pStyle w:val="TableText"/>
-              <w:spacing w:before="40" w:after="40"/>
+              <w:spacing w:before="0" w:after="0" w:line="360" w:lineRule="auto"/>
               <w:jc w:val="center"/>
             </w:pPr>
             <w:r/>
@@ -6544,7 +6726,7 @@
           <w:p>
             <w:pPr>
               <w:pStyle w:val="TableText"/>
-              <w:spacing w:before="40" w:after="40"/>
+              <w:spacing w:before="0" w:after="0" w:line="360" w:lineRule="auto"/>
             </w:pPr>
             <w:r/>
             <w:r>
@@ -6563,7 +6745,7 @@
           <w:p>
             <w:pPr>
               <w:pStyle w:val="TableText"/>
-              <w:spacing w:before="40" w:after="40"/>
+              <w:spacing w:before="0" w:after="0" w:line="360" w:lineRule="auto"/>
               <w:jc w:val="center"/>
             </w:pPr>
             <w:r/>
@@ -6572,7 +6754,7 @@
                 <w:b w:val="0"/>
                 <w:sz w:val="24"/>
               </w:rPr>
-              <w:t>45</w:t>
+              <w:t>46</w:t>
             </w:r>
           </w:p>
         </w:tc>
@@ -6585,7 +6767,7 @@
           <w:p>
             <w:pPr>
               <w:pStyle w:val="TableText"/>
-              <w:spacing w:before="40" w:after="40"/>
+              <w:spacing w:before="0" w:after="0" w:line="360" w:lineRule="auto"/>
               <w:jc w:val="center"/>
             </w:pPr>
             <w:r/>
@@ -6605,7 +6787,7 @@
           <w:p>
             <w:pPr>
               <w:pStyle w:val="TableText"/>
-              <w:spacing w:before="40" w:after="40"/>
+              <w:spacing w:before="0" w:after="0" w:line="360" w:lineRule="auto"/>
             </w:pPr>
             <w:r/>
             <w:r>
@@ -6624,7 +6806,7 @@
           <w:p>
             <w:pPr>
               <w:pStyle w:val="TableText"/>
-              <w:spacing w:before="40" w:after="40"/>
+              <w:spacing w:before="0" w:after="0" w:line="360" w:lineRule="auto"/>
               <w:jc w:val="center"/>
             </w:pPr>
             <w:r/>
@@ -6633,7 +6815,7 @@
                 <w:b w:val="0"/>
                 <w:sz w:val="24"/>
               </w:rPr>
-              <w:t>50</w:t>
+              <w:t>52</w:t>
             </w:r>
           </w:p>
         </w:tc>
@@ -6646,7 +6828,7 @@
           <w:p>
             <w:pPr>
               <w:pStyle w:val="TableText"/>
-              <w:spacing w:before="40" w:after="40"/>
+              <w:spacing w:before="0" w:after="0" w:line="360" w:lineRule="auto"/>
               <w:jc w:val="center"/>
             </w:pPr>
             <w:r/>
@@ -6666,7 +6848,7 @@
           <w:p>
             <w:pPr>
               <w:pStyle w:val="TableText"/>
-              <w:spacing w:before="40" w:after="40"/>
+              <w:spacing w:before="0" w:after="0" w:line="360" w:lineRule="auto"/>
             </w:pPr>
             <w:r/>
             <w:r>
@@ -6685,7 +6867,7 @@
           <w:p>
             <w:pPr>
               <w:pStyle w:val="TableText"/>
-              <w:spacing w:before="40" w:after="40"/>
+              <w:spacing w:before="0" w:after="0" w:line="360" w:lineRule="auto"/>
               <w:jc w:val="center"/>
             </w:pPr>
             <w:r/>
@@ -6694,7 +6876,7 @@
                 <w:b w:val="0"/>
                 <w:sz w:val="24"/>
               </w:rPr>
-              <w:t>51</w:t>
+              <w:t>53</w:t>
             </w:r>
           </w:p>
         </w:tc>
@@ -6707,7 +6889,7 @@
           <w:p>
             <w:pPr>
               <w:pStyle w:val="TableText"/>
-              <w:spacing w:before="40" w:after="40"/>
+              <w:spacing w:before="0" w:after="0" w:line="360" w:lineRule="auto"/>
               <w:jc w:val="center"/>
             </w:pPr>
             <w:r/>
@@ -6727,7 +6909,7 @@
           <w:p>
             <w:pPr>
               <w:pStyle w:val="TableText"/>
-              <w:spacing w:before="40" w:after="40"/>
+              <w:spacing w:before="0" w:after="0" w:line="360" w:lineRule="auto"/>
             </w:pPr>
             <w:r/>
             <w:r>
@@ -6746,7 +6928,7 @@
           <w:p>
             <w:pPr>
               <w:pStyle w:val="TableText"/>
-              <w:spacing w:before="40" w:after="40"/>
+              <w:spacing w:before="0" w:after="0" w:line="360" w:lineRule="auto"/>
               <w:jc w:val="center"/>
             </w:pPr>
             <w:r/>
@@ -6755,7 +6937,7 @@
                 <w:b w:val="0"/>
                 <w:sz w:val="24"/>
               </w:rPr>
-              <w:t>56</w:t>
+              <w:t>57</w:t>
             </w:r>
           </w:p>
         </w:tc>
@@ -6768,7 +6950,7 @@
           <w:p>
             <w:pPr>
               <w:pStyle w:val="TableText"/>
-              <w:spacing w:before="40" w:after="40"/>
+              <w:spacing w:before="0" w:after="0" w:line="360" w:lineRule="auto"/>
               <w:jc w:val="center"/>
             </w:pPr>
             <w:r/>
@@ -6777,7 +6959,7 @@
                 <w:b w:val="0"/>
                 <w:sz w:val="24"/>
               </w:rPr>
-              <w:t>A3.1</w:t>
+              <w:t>A 3.1</w:t>
             </w:r>
           </w:p>
         </w:tc>
@@ -6788,7 +6970,7 @@
           <w:p>
             <w:pPr>
               <w:pStyle w:val="TableText"/>
-              <w:spacing w:before="40" w:after="40"/>
+              <w:spacing w:before="0" w:after="0" w:line="360" w:lineRule="auto"/>
             </w:pPr>
             <w:r/>
             <w:r>
@@ -6807,7 +6989,7 @@
           <w:p>
             <w:pPr>
               <w:pStyle w:val="TableText"/>
-              <w:spacing w:before="40" w:after="40"/>
+              <w:spacing w:before="0" w:after="0" w:line="360" w:lineRule="auto"/>
               <w:jc w:val="center"/>
             </w:pPr>
             <w:r/>
@@ -6816,7 +6998,7 @@
                 <w:b w:val="0"/>
                 <w:sz w:val="24"/>
               </w:rPr>
-              <w:t>62</w:t>
+              <w:t>63</w:t>
             </w:r>
           </w:p>
         </w:tc>
@@ -6915,7 +7097,7 @@
           <w:p>
             <w:pPr>
               <w:pStyle w:val="TableText"/>
-              <w:spacing w:before="40" w:after="40"/>
+              <w:spacing w:before="0" w:after="0" w:line="360" w:lineRule="auto"/>
               <w:jc w:val="center"/>
             </w:pPr>
             <w:r/>
@@ -6935,7 +7117,7 @@
           <w:p>
             <w:pPr>
               <w:pStyle w:val="TableText"/>
-              <w:spacing w:before="40" w:after="40"/>
+              <w:spacing w:before="0" w:after="0" w:line="360" w:lineRule="auto"/>
             </w:pPr>
             <w:r/>
             <w:r>
@@ -6954,7 +7136,7 @@
           <w:p>
             <w:pPr>
               <w:pStyle w:val="TableText"/>
-              <w:spacing w:before="40" w:after="40"/>
+              <w:spacing w:before="0" w:after="0" w:line="360" w:lineRule="auto"/>
               <w:jc w:val="center"/>
             </w:pPr>
             <w:r/>
@@ -6976,7 +7158,7 @@
           <w:p>
             <w:pPr>
               <w:pStyle w:val="TableText"/>
-              <w:spacing w:before="40" w:after="40"/>
+              <w:spacing w:before="0" w:after="0" w:line="360" w:lineRule="auto"/>
               <w:jc w:val="center"/>
             </w:pPr>
             <w:r/>
@@ -6996,7 +7178,7 @@
           <w:p>
             <w:pPr>
               <w:pStyle w:val="TableText"/>
-              <w:spacing w:before="40" w:after="40"/>
+              <w:spacing w:before="0" w:after="0" w:line="360" w:lineRule="auto"/>
             </w:pPr>
             <w:r/>
             <w:r>
@@ -7015,7 +7197,7 @@
           <w:p>
             <w:pPr>
               <w:pStyle w:val="TableText"/>
-              <w:spacing w:before="40" w:after="40"/>
+              <w:spacing w:before="0" w:after="0" w:line="360" w:lineRule="auto"/>
               <w:jc w:val="center"/>
             </w:pPr>
             <w:r/>
@@ -7037,7 +7219,7 @@
           <w:p>
             <w:pPr>
               <w:pStyle w:val="TableText"/>
-              <w:spacing w:before="40" w:after="40"/>
+              <w:spacing w:before="0" w:after="0" w:line="360" w:lineRule="auto"/>
               <w:jc w:val="center"/>
             </w:pPr>
             <w:r/>
@@ -7057,7 +7239,7 @@
           <w:p>
             <w:pPr>
               <w:pStyle w:val="TableText"/>
-              <w:spacing w:before="40" w:after="40"/>
+              <w:spacing w:before="0" w:after="0" w:line="360" w:lineRule="auto"/>
             </w:pPr>
             <w:r/>
             <w:r>
@@ -7076,7 +7258,7 @@
           <w:p>
             <w:pPr>
               <w:pStyle w:val="TableText"/>
-              <w:spacing w:before="40" w:after="40"/>
+              <w:spacing w:before="0" w:after="0" w:line="360" w:lineRule="auto"/>
               <w:jc w:val="center"/>
             </w:pPr>
             <w:r/>
@@ -7098,7 +7280,7 @@
           <w:p>
             <w:pPr>
               <w:pStyle w:val="TableText"/>
-              <w:spacing w:before="40" w:after="40"/>
+              <w:spacing w:before="0" w:after="0" w:line="360" w:lineRule="auto"/>
               <w:jc w:val="center"/>
             </w:pPr>
             <w:r/>
@@ -7118,7 +7300,7 @@
           <w:p>
             <w:pPr>
               <w:pStyle w:val="TableText"/>
-              <w:spacing w:before="40" w:after="40"/>
+              <w:spacing w:before="0" w:after="0" w:line="360" w:lineRule="auto"/>
             </w:pPr>
             <w:r/>
             <w:r>
@@ -7137,7 +7319,7 @@
           <w:p>
             <w:pPr>
               <w:pStyle w:val="TableText"/>
-              <w:spacing w:before="40" w:after="40"/>
+              <w:spacing w:before="0" w:after="0" w:line="360" w:lineRule="auto"/>
               <w:jc w:val="center"/>
             </w:pPr>
             <w:r/>
@@ -7159,7 +7341,7 @@
           <w:p>
             <w:pPr>
               <w:pStyle w:val="TableText"/>
-              <w:spacing w:before="40" w:after="40"/>
+              <w:spacing w:before="0" w:after="0" w:line="360" w:lineRule="auto"/>
               <w:jc w:val="center"/>
             </w:pPr>
             <w:r/>
@@ -7179,7 +7361,7 @@
           <w:p>
             <w:pPr>
               <w:pStyle w:val="TableText"/>
-              <w:spacing w:before="40" w:after="40"/>
+              <w:spacing w:before="0" w:after="0" w:line="360" w:lineRule="auto"/>
             </w:pPr>
             <w:r/>
             <w:r>
@@ -7198,7 +7380,7 @@
           <w:p>
             <w:pPr>
               <w:pStyle w:val="TableText"/>
-              <w:spacing w:before="40" w:after="40"/>
+              <w:spacing w:before="0" w:after="0" w:line="360" w:lineRule="auto"/>
               <w:jc w:val="center"/>
             </w:pPr>
             <w:r/>
@@ -7207,7 +7389,7 @@
                 <w:b w:val="0"/>
                 <w:sz w:val="24"/>
               </w:rPr>
-              <w:t>27</w:t>
+              <w:t>28</w:t>
             </w:r>
           </w:p>
         </w:tc>
@@ -7220,7 +7402,7 @@
           <w:p>
             <w:pPr>
               <w:pStyle w:val="TableText"/>
-              <w:spacing w:before="40" w:after="40"/>
+              <w:spacing w:before="0" w:after="0" w:line="360" w:lineRule="auto"/>
               <w:jc w:val="center"/>
             </w:pPr>
             <w:r/>
@@ -7240,7 +7422,7 @@
           <w:p>
             <w:pPr>
               <w:pStyle w:val="TableText"/>
-              <w:spacing w:before="40" w:after="40"/>
+              <w:spacing w:before="0" w:after="0" w:line="360" w:lineRule="auto"/>
             </w:pPr>
             <w:r/>
             <w:r>
@@ -7259,7 +7441,7 @@
           <w:p>
             <w:pPr>
               <w:pStyle w:val="TableText"/>
-              <w:spacing w:before="40" w:after="40"/>
+              <w:spacing w:before="0" w:after="0" w:line="360" w:lineRule="auto"/>
               <w:jc w:val="center"/>
             </w:pPr>
             <w:r/>
@@ -7281,7 +7463,7 @@
           <w:p>
             <w:pPr>
               <w:pStyle w:val="TableText"/>
-              <w:spacing w:before="40" w:after="40"/>
+              <w:spacing w:before="0" w:after="0" w:line="360" w:lineRule="auto"/>
               <w:jc w:val="center"/>
             </w:pPr>
             <w:r/>
@@ -7301,7 +7483,7 @@
           <w:p>
             <w:pPr>
               <w:pStyle w:val="TableText"/>
-              <w:spacing w:before="40" w:after="40"/>
+              <w:spacing w:before="0" w:after="0" w:line="360" w:lineRule="auto"/>
             </w:pPr>
             <w:r/>
             <w:r>
@@ -7320,7 +7502,7 @@
           <w:p>
             <w:pPr>
               <w:pStyle w:val="TableText"/>
-              <w:spacing w:before="40" w:after="40"/>
+              <w:spacing w:before="0" w:after="0" w:line="360" w:lineRule="auto"/>
               <w:jc w:val="center"/>
             </w:pPr>
             <w:r/>
@@ -7329,7 +7511,7 @@
                 <w:b w:val="0"/>
                 <w:sz w:val="24"/>
               </w:rPr>
-              <w:t>37</w:t>
+              <w:t>38</w:t>
             </w:r>
           </w:p>
         </w:tc>
@@ -7342,7 +7524,7 @@
           <w:p>
             <w:pPr>
               <w:pStyle w:val="TableText"/>
-              <w:spacing w:before="40" w:after="40"/>
+              <w:spacing w:before="0" w:after="0" w:line="360" w:lineRule="auto"/>
               <w:jc w:val="center"/>
             </w:pPr>
             <w:r/>
@@ -7362,7 +7544,7 @@
           <w:p>
             <w:pPr>
               <w:pStyle w:val="TableText"/>
-              <w:spacing w:before="40" w:after="40"/>
+              <w:spacing w:before="0" w:after="0" w:line="360" w:lineRule="auto"/>
             </w:pPr>
             <w:r/>
             <w:r>
@@ -7381,7 +7563,7 @@
           <w:p>
             <w:pPr>
               <w:pStyle w:val="TableText"/>
-              <w:spacing w:before="40" w:after="40"/>
+              <w:spacing w:before="0" w:after="0" w:line="360" w:lineRule="auto"/>
               <w:jc w:val="center"/>
             </w:pPr>
             <w:r/>
@@ -7390,7 +7572,7 @@
                 <w:b w:val="0"/>
                 <w:sz w:val="24"/>
               </w:rPr>
-              <w:t>38</w:t>
+              <w:t>39</w:t>
             </w:r>
           </w:p>
         </w:tc>
@@ -7403,7 +7585,7 @@
           <w:p>
             <w:pPr>
               <w:pStyle w:val="TableText"/>
-              <w:spacing w:before="40" w:after="40"/>
+              <w:spacing w:before="0" w:after="0" w:line="360" w:lineRule="auto"/>
               <w:jc w:val="center"/>
             </w:pPr>
             <w:r/>
@@ -7423,7 +7605,7 @@
           <w:p>
             <w:pPr>
               <w:pStyle w:val="TableText"/>
-              <w:spacing w:before="40" w:after="40"/>
+              <w:spacing w:before="0" w:after="0" w:line="360" w:lineRule="auto"/>
             </w:pPr>
             <w:r/>
             <w:r>
@@ -7442,7 +7624,7 @@
           <w:p>
             <w:pPr>
               <w:pStyle w:val="TableText"/>
-              <w:spacing w:before="40" w:after="40"/>
+              <w:spacing w:before="0" w:after="0" w:line="360" w:lineRule="auto"/>
               <w:jc w:val="center"/>
             </w:pPr>
             <w:r/>
@@ -7451,7 +7633,7 @@
                 <w:b w:val="0"/>
                 <w:sz w:val="24"/>
               </w:rPr>
-              <w:t>39</w:t>
+              <w:t>40</w:t>
             </w:r>
           </w:p>
         </w:tc>
@@ -7464,7 +7646,7 @@
           <w:p>
             <w:pPr>
               <w:pStyle w:val="TableText"/>
-              <w:spacing w:before="40" w:after="40"/>
+              <w:spacing w:before="0" w:after="0" w:line="360" w:lineRule="auto"/>
               <w:jc w:val="center"/>
             </w:pPr>
             <w:r/>
@@ -7484,7 +7666,7 @@
           <w:p>
             <w:pPr>
               <w:pStyle w:val="TableText"/>
-              <w:spacing w:before="40" w:after="40"/>
+              <w:spacing w:before="0" w:after="0" w:line="360" w:lineRule="auto"/>
             </w:pPr>
             <w:r/>
             <w:r>
@@ -7503,7 +7685,7 @@
           <w:p>
             <w:pPr>
               <w:pStyle w:val="TableText"/>
-              <w:spacing w:before="40" w:after="40"/>
+              <w:spacing w:before="0" w:after="0" w:line="360" w:lineRule="auto"/>
               <w:jc w:val="center"/>
             </w:pPr>
             <w:r/>
@@ -7512,7 +7694,7 @@
                 <w:b w:val="0"/>
                 <w:sz w:val="24"/>
               </w:rPr>
-              <w:t>40</w:t>
+              <w:t>41</w:t>
             </w:r>
           </w:p>
         </w:tc>
@@ -7525,7 +7707,7 @@
           <w:p>
             <w:pPr>
               <w:pStyle w:val="TableText"/>
-              <w:spacing w:before="40" w:after="40"/>
+              <w:spacing w:before="0" w:after="0" w:line="360" w:lineRule="auto"/>
               <w:jc w:val="center"/>
             </w:pPr>
             <w:r/>
@@ -7545,7 +7727,7 @@
           <w:p>
             <w:pPr>
               <w:pStyle w:val="TableText"/>
-              <w:spacing w:before="40" w:after="40"/>
+              <w:spacing w:before="0" w:after="0" w:line="360" w:lineRule="auto"/>
             </w:pPr>
             <w:r/>
             <w:r>
@@ -7564,7 +7746,7 @@
           <w:p>
             <w:pPr>
               <w:pStyle w:val="TableText"/>
-              <w:spacing w:before="40" w:after="40"/>
+              <w:spacing w:before="0" w:after="0" w:line="360" w:lineRule="auto"/>
               <w:jc w:val="center"/>
             </w:pPr>
             <w:r/>
@@ -7573,7 +7755,7 @@
                 <w:b w:val="0"/>
                 <w:sz w:val="24"/>
               </w:rPr>
-              <w:t>42</w:t>
+              <w:t>43</w:t>
             </w:r>
           </w:p>
         </w:tc>
@@ -7586,7 +7768,7 @@
           <w:p>
             <w:pPr>
               <w:pStyle w:val="TableText"/>
-              <w:spacing w:before="40" w:after="40"/>
+              <w:spacing w:before="0" w:after="0" w:line="360" w:lineRule="auto"/>
               <w:jc w:val="center"/>
             </w:pPr>
             <w:r/>
@@ -7606,7 +7788,7 @@
           <w:p>
             <w:pPr>
               <w:pStyle w:val="TableText"/>
-              <w:spacing w:before="40" w:after="40"/>
+              <w:spacing w:before="0" w:after="0" w:line="360" w:lineRule="auto"/>
             </w:pPr>
             <w:r/>
             <w:r>
@@ -7625,7 +7807,7 @@
           <w:p>
             <w:pPr>
               <w:pStyle w:val="TableText"/>
-              <w:spacing w:before="40" w:after="40"/>
+              <w:spacing w:before="0" w:after="0" w:line="360" w:lineRule="auto"/>
               <w:jc w:val="center"/>
             </w:pPr>
             <w:r/>
@@ -7634,7 +7816,7 @@
                 <w:b w:val="0"/>
                 <w:sz w:val="24"/>
               </w:rPr>
-              <w:t>43</w:t>
+              <w:t>44</w:t>
             </w:r>
           </w:p>
         </w:tc>
@@ -7647,7 +7829,7 @@
           <w:p>
             <w:pPr>
               <w:pStyle w:val="TableText"/>
-              <w:spacing w:before="40" w:after="40"/>
+              <w:spacing w:before="0" w:after="0" w:line="360" w:lineRule="auto"/>
               <w:jc w:val="center"/>
             </w:pPr>
             <w:r/>
@@ -7667,7 +7849,7 @@
           <w:p>
             <w:pPr>
               <w:pStyle w:val="TableText"/>
-              <w:spacing w:before="40" w:after="40"/>
+              <w:spacing w:before="0" w:after="0" w:line="360" w:lineRule="auto"/>
             </w:pPr>
             <w:r/>
             <w:r>
@@ -7686,7 +7868,7 @@
           <w:p>
             <w:pPr>
               <w:pStyle w:val="TableText"/>
-              <w:spacing w:before="40" w:after="40"/>
+              <w:spacing w:before="0" w:after="0" w:line="360" w:lineRule="auto"/>
               <w:jc w:val="center"/>
             </w:pPr>
             <w:r/>
@@ -7695,7 +7877,7 @@
                 <w:b w:val="0"/>
                 <w:sz w:val="24"/>
               </w:rPr>
-              <w:t>45</w:t>
+              <w:t>46</w:t>
             </w:r>
           </w:p>
         </w:tc>
@@ -7708,7 +7890,7 @@
           <w:p>
             <w:pPr>
               <w:pStyle w:val="TableText"/>
-              <w:spacing w:before="40" w:after="40"/>
+              <w:spacing w:before="0" w:after="0" w:line="360" w:lineRule="auto"/>
               <w:jc w:val="center"/>
             </w:pPr>
             <w:r/>
@@ -7728,7 +7910,7 @@
           <w:p>
             <w:pPr>
               <w:pStyle w:val="TableText"/>
-              <w:spacing w:before="40" w:after="40"/>
+              <w:spacing w:before="0" w:after="0" w:line="360" w:lineRule="auto"/>
             </w:pPr>
             <w:r/>
             <w:r>
@@ -7747,7 +7929,7 @@
           <w:p>
             <w:pPr>
               <w:pStyle w:val="TableText"/>
-              <w:spacing w:before="40" w:after="40"/>
+              <w:spacing w:before="0" w:after="0" w:line="360" w:lineRule="auto"/>
               <w:jc w:val="center"/>
             </w:pPr>
             <w:r/>
@@ -7756,7 +7938,7 @@
                 <w:b w:val="0"/>
                 <w:sz w:val="24"/>
               </w:rPr>
-              <w:t>47</w:t>
+              <w:t>48</w:t>
             </w:r>
           </w:p>
         </w:tc>
@@ -7769,7 +7951,7 @@
           <w:p>
             <w:pPr>
               <w:pStyle w:val="TableText"/>
-              <w:spacing w:before="40" w:after="40"/>
+              <w:spacing w:before="0" w:after="0" w:line="360" w:lineRule="auto"/>
               <w:jc w:val="center"/>
             </w:pPr>
             <w:r/>
@@ -7789,7 +7971,7 @@
           <w:p>
             <w:pPr>
               <w:pStyle w:val="TableText"/>
-              <w:spacing w:before="40" w:after="40"/>
+              <w:spacing w:before="0" w:after="0" w:line="360" w:lineRule="auto"/>
             </w:pPr>
             <w:r/>
             <w:r>
@@ -7808,7 +7990,7 @@
           <w:p>
             <w:pPr>
               <w:pStyle w:val="TableText"/>
-              <w:spacing w:before="40" w:after="40"/>
+              <w:spacing w:before="0" w:after="0" w:line="360" w:lineRule="auto"/>
               <w:jc w:val="center"/>
             </w:pPr>
             <w:r/>
@@ -7817,7 +7999,7 @@
                 <w:b w:val="0"/>
                 <w:sz w:val="24"/>
               </w:rPr>
-              <w:t>48</w:t>
+              <w:t>49</w:t>
             </w:r>
           </w:p>
         </w:tc>
@@ -7896,7 +8078,7 @@
           <w:p>
             <w:pPr>
               <w:pStyle w:val="TableText"/>
-              <w:spacing w:before="40" w:after="40"/>
+              <w:spacing w:before="0" w:after="0" w:line="360" w:lineRule="auto"/>
               <w:jc w:val="center"/>
             </w:pPr>
             <w:r/>
@@ -7916,7 +8098,7 @@
           <w:p>
             <w:pPr>
               <w:pStyle w:val="TableText"/>
-              <w:spacing w:before="40" w:after="40"/>
+              <w:spacing w:before="0" w:after="0" w:line="360" w:lineRule="auto"/>
             </w:pPr>
             <w:r/>
             <w:r>
@@ -7937,7 +8119,7 @@
           <w:p>
             <w:pPr>
               <w:pStyle w:val="TableText"/>
-              <w:spacing w:before="40" w:after="40"/>
+              <w:spacing w:before="0" w:after="0" w:line="360" w:lineRule="auto"/>
               <w:jc w:val="center"/>
             </w:pPr>
             <w:r/>
@@ -7957,7 +8139,7 @@
           <w:p>
             <w:pPr>
               <w:pStyle w:val="TableText"/>
-              <w:spacing w:before="40" w:after="40"/>
+              <w:spacing w:before="0" w:after="0" w:line="360" w:lineRule="auto"/>
             </w:pPr>
             <w:r/>
             <w:r>
@@ -7978,7 +8160,7 @@
           <w:p>
             <w:pPr>
               <w:pStyle w:val="TableText"/>
-              <w:spacing w:before="40" w:after="40"/>
+              <w:spacing w:before="0" w:after="0" w:line="360" w:lineRule="auto"/>
               <w:jc w:val="center"/>
             </w:pPr>
             <w:r/>
@@ -7998,7 +8180,7 @@
           <w:p>
             <w:pPr>
               <w:pStyle w:val="TableText"/>
-              <w:spacing w:before="40" w:after="40"/>
+              <w:spacing w:before="0" w:after="0" w:line="360" w:lineRule="auto"/>
             </w:pPr>
             <w:r/>
             <w:r>
@@ -8019,7 +8201,7 @@
           <w:p>
             <w:pPr>
               <w:pStyle w:val="TableText"/>
-              <w:spacing w:before="40" w:after="40"/>
+              <w:spacing w:before="0" w:after="0" w:line="360" w:lineRule="auto"/>
               <w:jc w:val="center"/>
             </w:pPr>
             <w:r/>
@@ -8039,7 +8221,7 @@
           <w:p>
             <w:pPr>
               <w:pStyle w:val="TableText"/>
-              <w:spacing w:before="40" w:after="40"/>
+              <w:spacing w:before="0" w:after="0" w:line="360" w:lineRule="auto"/>
             </w:pPr>
             <w:r/>
             <w:r>
@@ -8060,7 +8242,7 @@
           <w:p>
             <w:pPr>
               <w:pStyle w:val="TableText"/>
-              <w:spacing w:before="40" w:after="40"/>
+              <w:spacing w:before="0" w:after="0" w:line="360" w:lineRule="auto"/>
               <w:jc w:val="center"/>
             </w:pPr>
             <w:r/>
@@ -8080,7 +8262,7 @@
           <w:p>
             <w:pPr>
               <w:pStyle w:val="TableText"/>
-              <w:spacing w:before="40" w:after="40"/>
+              <w:spacing w:before="0" w:after="0" w:line="360" w:lineRule="auto"/>
             </w:pPr>
             <w:r/>
             <w:r>
@@ -8101,7 +8283,7 @@
           <w:p>
             <w:pPr>
               <w:pStyle w:val="TableText"/>
-              <w:spacing w:before="40" w:after="40"/>
+              <w:spacing w:before="0" w:after="0" w:line="360" w:lineRule="auto"/>
               <w:jc w:val="center"/>
             </w:pPr>
             <w:r/>
@@ -8121,7 +8303,7 @@
           <w:p>
             <w:pPr>
               <w:pStyle w:val="TableText"/>
-              <w:spacing w:before="40" w:after="40"/>
+              <w:spacing w:before="0" w:after="0" w:line="360" w:lineRule="auto"/>
             </w:pPr>
             <w:r/>
             <w:r>
@@ -8142,7 +8324,7 @@
           <w:p>
             <w:pPr>
               <w:pStyle w:val="TableText"/>
-              <w:spacing w:before="40" w:after="40"/>
+              <w:spacing w:before="0" w:after="0" w:line="360" w:lineRule="auto"/>
               <w:jc w:val="center"/>
             </w:pPr>
             <w:r/>
@@ -8162,7 +8344,7 @@
           <w:p>
             <w:pPr>
               <w:pStyle w:val="TableText"/>
-              <w:spacing w:before="40" w:after="40"/>
+              <w:spacing w:before="0" w:after="0" w:line="360" w:lineRule="auto"/>
             </w:pPr>
             <w:r/>
             <w:r>
@@ -8183,7 +8365,7 @@
           <w:p>
             <w:pPr>
               <w:pStyle w:val="TableText"/>
-              <w:spacing w:before="40" w:after="40"/>
+              <w:spacing w:before="0" w:after="0" w:line="360" w:lineRule="auto"/>
               <w:jc w:val="center"/>
             </w:pPr>
             <w:r/>
@@ -8203,7 +8385,7 @@
           <w:p>
             <w:pPr>
               <w:pStyle w:val="TableText"/>
-              <w:spacing w:before="40" w:after="40"/>
+              <w:spacing w:before="0" w:after="0" w:line="360" w:lineRule="auto"/>
             </w:pPr>
             <w:r/>
             <w:r>
@@ -8224,7 +8406,7 @@
           <w:p>
             <w:pPr>
               <w:pStyle w:val="TableText"/>
-              <w:spacing w:before="40" w:after="40"/>
+              <w:spacing w:before="0" w:after="0" w:line="360" w:lineRule="auto"/>
               <w:jc w:val="center"/>
             </w:pPr>
             <w:r/>
@@ -8244,7 +8426,7 @@
           <w:p>
             <w:pPr>
               <w:pStyle w:val="TableText"/>
-              <w:spacing w:before="40" w:after="40"/>
+              <w:spacing w:before="0" w:after="0" w:line="360" w:lineRule="auto"/>
             </w:pPr>
             <w:r/>
             <w:r>
@@ -8265,7 +8447,7 @@
           <w:p>
             <w:pPr>
               <w:pStyle w:val="TableText"/>
-              <w:spacing w:before="40" w:after="40"/>
+              <w:spacing w:before="0" w:after="0" w:line="360" w:lineRule="auto"/>
               <w:jc w:val="center"/>
             </w:pPr>
             <w:r/>
@@ -8285,7 +8467,7 @@
           <w:p>
             <w:pPr>
               <w:pStyle w:val="TableText"/>
-              <w:spacing w:before="40" w:after="40"/>
+              <w:spacing w:before="0" w:after="0" w:line="360" w:lineRule="auto"/>
             </w:pPr>
             <w:r/>
             <w:r>
@@ -8306,7 +8488,7 @@
           <w:p>
             <w:pPr>
               <w:pStyle w:val="TableText"/>
-              <w:spacing w:before="40" w:after="40"/>
+              <w:spacing w:before="0" w:after="0" w:line="360" w:lineRule="auto"/>
               <w:jc w:val="center"/>
             </w:pPr>
             <w:r/>
@@ -8326,7 +8508,7 @@
           <w:p>
             <w:pPr>
               <w:pStyle w:val="TableText"/>
-              <w:spacing w:before="40" w:after="40"/>
+              <w:spacing w:before="0" w:after="0" w:line="360" w:lineRule="auto"/>
             </w:pPr>
             <w:r/>
             <w:r>
@@ -8347,7 +8529,7 @@
           <w:p>
             <w:pPr>
               <w:pStyle w:val="TableText"/>
-              <w:spacing w:before="40" w:after="40"/>
+              <w:spacing w:before="0" w:after="0" w:line="360" w:lineRule="auto"/>
               <w:jc w:val="center"/>
             </w:pPr>
             <w:r/>
@@ -8367,7 +8549,7 @@
           <w:p>
             <w:pPr>
               <w:pStyle w:val="TableText"/>
-              <w:spacing w:before="40" w:after="40"/>
+              <w:spacing w:before="0" w:after="0" w:line="360" w:lineRule="auto"/>
             </w:pPr>
             <w:r/>
             <w:r>
@@ -8388,7 +8570,7 @@
           <w:p>
             <w:pPr>
               <w:pStyle w:val="TableText"/>
-              <w:spacing w:before="40" w:after="40"/>
+              <w:spacing w:before="0" w:after="0" w:line="360" w:lineRule="auto"/>
               <w:jc w:val="center"/>
             </w:pPr>
             <w:r/>
@@ -8408,7 +8590,7 @@
           <w:p>
             <w:pPr>
               <w:pStyle w:val="TableText"/>
-              <w:spacing w:before="40" w:after="40"/>
+              <w:spacing w:before="0" w:after="0" w:line="360" w:lineRule="auto"/>
             </w:pPr>
             <w:r/>
             <w:r>
@@ -8429,7 +8611,7 @@
           <w:p>
             <w:pPr>
               <w:pStyle w:val="TableText"/>
-              <w:spacing w:before="40" w:after="40"/>
+              <w:spacing w:before="0" w:after="0" w:line="360" w:lineRule="auto"/>
               <w:jc w:val="center"/>
             </w:pPr>
             <w:r/>
@@ -8449,7 +8631,7 @@
           <w:p>
             <w:pPr>
               <w:pStyle w:val="TableText"/>
-              <w:spacing w:before="40" w:after="40"/>
+              <w:spacing w:before="0" w:after="0" w:line="360" w:lineRule="auto"/>
             </w:pPr>
             <w:r/>
             <w:r>
@@ -8470,7 +8652,7 @@
           <w:p>
             <w:pPr>
               <w:pStyle w:val="TableText"/>
-              <w:spacing w:before="40" w:after="40"/>
+              <w:spacing w:before="0" w:after="0" w:line="360" w:lineRule="auto"/>
               <w:jc w:val="center"/>
             </w:pPr>
             <w:r/>
@@ -8490,7 +8672,7 @@
           <w:p>
             <w:pPr>
               <w:pStyle w:val="TableText"/>
-              <w:spacing w:before="40" w:after="40"/>
+              <w:spacing w:before="0" w:after="0" w:line="360" w:lineRule="auto"/>
             </w:pPr>
             <w:r/>
             <w:r>
@@ -8569,7 +8751,7 @@
           <w:p>
             <w:pPr>
               <w:pStyle w:val="TableText"/>
-              <w:spacing w:before="40" w:after="40"/>
+              <w:spacing w:before="0" w:after="0" w:line="360" w:lineRule="auto"/>
               <w:jc w:val="center"/>
             </w:pPr>
             <w:r/>
@@ -8589,7 +8771,7 @@
           <w:p>
             <w:pPr>
               <w:pStyle w:val="TableText"/>
-              <w:spacing w:before="40" w:after="40"/>
+              <w:spacing w:before="0" w:after="0" w:line="360" w:lineRule="auto"/>
             </w:pPr>
             <w:r/>
             <w:r>
@@ -8610,7 +8792,7 @@
           <w:p>
             <w:pPr>
               <w:pStyle w:val="TableText"/>
-              <w:spacing w:before="40" w:after="40"/>
+              <w:spacing w:before="0" w:after="0" w:line="360" w:lineRule="auto"/>
               <w:jc w:val="center"/>
             </w:pPr>
             <w:r/>
@@ -8630,7 +8812,7 @@
           <w:p>
             <w:pPr>
               <w:pStyle w:val="TableText"/>
-              <w:spacing w:before="40" w:after="40"/>
+              <w:spacing w:before="0" w:after="0" w:line="360" w:lineRule="auto"/>
             </w:pPr>
             <w:r/>
             <w:r>
@@ -8651,7 +8833,7 @@
           <w:p>
             <w:pPr>
               <w:pStyle w:val="TableText"/>
-              <w:spacing w:before="40" w:after="40"/>
+              <w:spacing w:before="0" w:after="0" w:line="360" w:lineRule="auto"/>
               <w:jc w:val="center"/>
             </w:pPr>
             <w:r/>
@@ -8671,7 +8853,7 @@
           <w:p>
             <w:pPr>
               <w:pStyle w:val="TableText"/>
-              <w:spacing w:before="40" w:after="40"/>
+              <w:spacing w:before="0" w:after="0" w:line="360" w:lineRule="auto"/>
             </w:pPr>
             <w:r/>
             <w:r>
@@ -8692,7 +8874,7 @@
           <w:p>
             <w:pPr>
               <w:pStyle w:val="TableText"/>
-              <w:spacing w:before="40" w:after="40"/>
+              <w:spacing w:before="0" w:after="0" w:line="360" w:lineRule="auto"/>
               <w:jc w:val="center"/>
             </w:pPr>
             <w:r/>
@@ -8712,7 +8894,7 @@
           <w:p>
             <w:pPr>
               <w:pStyle w:val="TableText"/>
-              <w:spacing w:before="40" w:after="40"/>
+              <w:spacing w:before="0" w:after="0" w:line="360" w:lineRule="auto"/>
             </w:pPr>
             <w:r/>
             <w:r>
@@ -8733,7 +8915,7 @@
           <w:p>
             <w:pPr>
               <w:pStyle w:val="TableText"/>
-              <w:spacing w:before="40" w:after="40"/>
+              <w:spacing w:before="0" w:after="0" w:line="360" w:lineRule="auto"/>
               <w:jc w:val="center"/>
             </w:pPr>
             <w:r/>
@@ -8753,7 +8935,7 @@
           <w:p>
             <w:pPr>
               <w:pStyle w:val="TableText"/>
-              <w:spacing w:before="40" w:after="40"/>
+              <w:spacing w:before="0" w:after="0" w:line="360" w:lineRule="auto"/>
             </w:pPr>
             <w:r/>
             <w:r>
@@ -8774,7 +8956,7 @@
           <w:p>
             <w:pPr>
               <w:pStyle w:val="TableText"/>
-              <w:spacing w:before="40" w:after="40"/>
+              <w:spacing w:before="0" w:after="0" w:line="360" w:lineRule="auto"/>
               <w:jc w:val="center"/>
             </w:pPr>
             <w:r/>
@@ -8794,7 +8976,7 @@
           <w:p>
             <w:pPr>
               <w:pStyle w:val="TableText"/>
-              <w:spacing w:before="40" w:after="40"/>
+              <w:spacing w:before="0" w:after="0" w:line="360" w:lineRule="auto"/>
             </w:pPr>
             <w:r/>
             <w:r>
@@ -8815,7 +8997,7 @@
           <w:p>
             <w:pPr>
               <w:pStyle w:val="TableText"/>
-              <w:spacing w:before="40" w:after="40"/>
+              <w:spacing w:before="0" w:after="0" w:line="360" w:lineRule="auto"/>
               <w:jc w:val="center"/>
             </w:pPr>
             <w:r/>
@@ -8835,7 +9017,7 @@
           <w:p>
             <w:pPr>
               <w:pStyle w:val="TableText"/>
-              <w:spacing w:before="40" w:after="40"/>
+              <w:spacing w:before="0" w:after="0" w:line="360" w:lineRule="auto"/>
             </w:pPr>
             <w:r/>
             <w:r>
@@ -8856,7 +9038,7 @@
           <w:p>
             <w:pPr>
               <w:pStyle w:val="TableText"/>
-              <w:spacing w:before="40" w:after="40"/>
+              <w:spacing w:before="0" w:after="0" w:line="360" w:lineRule="auto"/>
               <w:jc w:val="center"/>
             </w:pPr>
             <w:r/>
@@ -8876,7 +9058,7 @@
           <w:p>
             <w:pPr>
               <w:pStyle w:val="TableText"/>
-              <w:spacing w:before="40" w:after="40"/>
+              <w:spacing w:before="0" w:after="0" w:line="360" w:lineRule="auto"/>
             </w:pPr>
             <w:r/>
             <w:r>
@@ -8897,7 +9079,7 @@
           <w:p>
             <w:pPr>
               <w:pStyle w:val="TableText"/>
-              <w:spacing w:before="40" w:after="40"/>
+              <w:spacing w:before="0" w:after="0" w:line="360" w:lineRule="auto"/>
               <w:jc w:val="center"/>
             </w:pPr>
             <w:r/>
@@ -8917,7 +9099,7 @@
           <w:p>
             <w:pPr>
               <w:pStyle w:val="TableText"/>
-              <w:spacing w:before="40" w:after="40"/>
+              <w:spacing w:before="0" w:after="0" w:line="360" w:lineRule="auto"/>
             </w:pPr>
             <w:r/>
             <w:r>
@@ -8938,7 +9120,7 @@
           <w:p>
             <w:pPr>
               <w:pStyle w:val="TableText"/>
-              <w:spacing w:before="40" w:after="40"/>
+              <w:spacing w:before="0" w:after="0" w:line="360" w:lineRule="auto"/>
               <w:jc w:val="center"/>
             </w:pPr>
             <w:r/>
@@ -8958,7 +9140,7 @@
           <w:p>
             <w:pPr>
               <w:pStyle w:val="TableText"/>
-              <w:spacing w:before="40" w:after="40"/>
+              <w:spacing w:before="0" w:after="0" w:line="360" w:lineRule="auto"/>
             </w:pPr>
             <w:r/>
             <w:r>
@@ -8979,7 +9161,7 @@
           <w:p>
             <w:pPr>
               <w:pStyle w:val="TableText"/>
-              <w:spacing w:before="40" w:after="40"/>
+              <w:spacing w:before="0" w:after="0" w:line="360" w:lineRule="auto"/>
               <w:jc w:val="center"/>
             </w:pPr>
             <w:r/>
@@ -8999,7 +9181,7 @@
           <w:p>
             <w:pPr>
               <w:pStyle w:val="TableText"/>
-              <w:spacing w:before="40" w:after="40"/>
+              <w:spacing w:before="0" w:after="0" w:line="360" w:lineRule="auto"/>
             </w:pPr>
             <w:r/>
             <w:r>
@@ -9020,7 +9202,7 @@
           <w:p>
             <w:pPr>
               <w:pStyle w:val="TableText"/>
-              <w:spacing w:before="40" w:after="40"/>
+              <w:spacing w:before="0" w:after="0" w:line="360" w:lineRule="auto"/>
               <w:jc w:val="center"/>
             </w:pPr>
             <w:r/>
@@ -9040,7 +9222,7 @@
           <w:p>
             <w:pPr>
               <w:pStyle w:val="TableText"/>
-              <w:spacing w:before="40" w:after="40"/>
+              <w:spacing w:before="0" w:after="0" w:line="360" w:lineRule="auto"/>
             </w:pPr>
             <w:r/>
             <w:r>
@@ -9061,7 +9243,7 @@
           <w:p>
             <w:pPr>
               <w:pStyle w:val="TableText"/>
-              <w:spacing w:before="40" w:after="40"/>
+              <w:spacing w:before="0" w:after="0" w:line="360" w:lineRule="auto"/>
               <w:jc w:val="center"/>
             </w:pPr>
             <w:r/>
@@ -9081,7 +9263,7 @@
           <w:p>
             <w:pPr>
               <w:pStyle w:val="TableText"/>
-              <w:spacing w:before="40" w:after="40"/>
+              <w:spacing w:before="0" w:after="0" w:line="360" w:lineRule="auto"/>
             </w:pPr>
             <w:r/>
             <w:r>
@@ -9102,7 +9284,7 @@
           <w:p>
             <w:pPr>
               <w:pStyle w:val="TableText"/>
-              <w:spacing w:before="40" w:after="40"/>
+              <w:spacing w:before="0" w:after="0" w:line="360" w:lineRule="auto"/>
               <w:jc w:val="center"/>
             </w:pPr>
             <w:r/>
@@ -9122,7 +9304,7 @@
           <w:p>
             <w:pPr>
               <w:pStyle w:val="TableText"/>
-              <w:spacing w:before="40" w:after="40"/>
+              <w:spacing w:before="0" w:after="0" w:line="360" w:lineRule="auto"/>
             </w:pPr>
             <w:r/>
             <w:r>
@@ -9143,7 +9325,7 @@
           <w:p>
             <w:pPr>
               <w:pStyle w:val="TableText"/>
-              <w:spacing w:before="40" w:after="40"/>
+              <w:spacing w:before="0" w:after="0" w:line="360" w:lineRule="auto"/>
               <w:jc w:val="center"/>
             </w:pPr>
             <w:r/>
@@ -9163,7 +9345,7 @@
           <w:p>
             <w:pPr>
               <w:pStyle w:val="TableText"/>
-              <w:spacing w:before="40" w:after="40"/>
+              <w:spacing w:before="0" w:after="0" w:line="360" w:lineRule="auto"/>
             </w:pPr>
             <w:r/>
             <w:r>
@@ -9184,7 +9366,7 @@
           <w:p>
             <w:pPr>
               <w:pStyle w:val="TableText"/>
-              <w:spacing w:before="40" w:after="40"/>
+              <w:spacing w:before="0" w:after="0" w:line="360" w:lineRule="auto"/>
               <w:jc w:val="center"/>
             </w:pPr>
             <w:r/>
@@ -9204,7 +9386,7 @@
           <w:p>
             <w:pPr>
               <w:pStyle w:val="TableText"/>
-              <w:spacing w:before="40" w:after="40"/>
+              <w:spacing w:before="0" w:after="0" w:line="360" w:lineRule="auto"/>
             </w:pPr>
             <w:r/>
             <w:r>
@@ -9225,7 +9407,7 @@
           <w:p>
             <w:pPr>
               <w:pStyle w:val="TableText"/>
-              <w:spacing w:before="40" w:after="40"/>
+              <w:spacing w:before="0" w:after="0" w:line="360" w:lineRule="auto"/>
               <w:jc w:val="center"/>
             </w:pPr>
             <w:r/>
@@ -9245,7 +9427,7 @@
           <w:p>
             <w:pPr>
               <w:pStyle w:val="TableText"/>
-              <w:spacing w:before="40" w:after="40"/>
+              <w:spacing w:before="0" w:after="0" w:line="360" w:lineRule="auto"/>
             </w:pPr>
             <w:r/>
             <w:r>
@@ -9266,7 +9448,7 @@
           <w:p>
             <w:pPr>
               <w:pStyle w:val="TableText"/>
-              <w:spacing w:before="40" w:after="40"/>
+              <w:spacing w:before="0" w:after="0" w:line="360" w:lineRule="auto"/>
               <w:jc w:val="center"/>
             </w:pPr>
             <w:r/>
@@ -9286,7 +9468,7 @@
           <w:p>
             <w:pPr>
               <w:pStyle w:val="TableText"/>
-              <w:spacing w:before="40" w:after="40"/>
+              <w:spacing w:before="0" w:after="0" w:line="360" w:lineRule="auto"/>
             </w:pPr>
             <w:r/>
             <w:r>
@@ -9337,9 +9519,14 @@
     <w:p>
       <w:pPr>
         <w:pStyle w:val="Heading2"/>
-      </w:pPr>
-      <w:r>
-        <w:t>1.1 GENERAL</w:t>
+        <w:tabs>
+          <w:tab w:pos="1134" w:val="left"/>
+        </w:tabs>
+      </w:pPr>
+      <w:r>
+        <w:t>1.1</w:t>
+        <w:tab/>
+        <w:t>GENERAL</w:t>
       </w:r>
     </w:p>
     <w:p>
@@ -9381,9 +9568,14 @@
     <w:p>
       <w:pPr>
         <w:pStyle w:val="Heading2"/>
-      </w:pPr>
-      <w:r>
-        <w:t>1.2 ENERGY USE IN INDIAN MANUFACTURING</w:t>
+        <w:tabs>
+          <w:tab w:pos="1134" w:val="left"/>
+        </w:tabs>
+      </w:pPr>
+      <w:r>
+        <w:t>1.2</w:t>
+        <w:tab/>
+        <w:t>ENERGY USE IN INDIAN MANUFACTURING</w:t>
       </w:r>
     </w:p>
     <w:p>
@@ -9428,7 +9620,7 @@
       </w:pPr>
       <w:r>
         <w:rPr>
-          <w:b w:val="0"/>
+          <w:b/>
           <w:i w:val="0"/>
         </w:rPr>
         <w:t>Table 1.1 Key figures for the Indian manufacturing context</w:t>
@@ -9604,7 +9796,7 @@
             </w:pPr>
             <w:r/>
             <w:r>
-              <w:t>Gutowski et al. (2005)</w:t>
+              <w:t>Gutowski et al (2005)</w:t>
             </w:r>
           </w:p>
         </w:tc>
@@ -9765,9 +9957,14 @@
     <w:p>
       <w:pPr>
         <w:pStyle w:val="Heading2"/>
-      </w:pPr>
-      <w:r>
-        <w:t>1.3 IDLE ENERGY IN MACHINE SHOPS</w:t>
+        <w:tabs>
+          <w:tab w:pos="1134" w:val="left"/>
+        </w:tabs>
+      </w:pPr>
+      <w:r>
+        <w:t>1.3</w:t>
+        <w:tab/>
+        <w:t>IDLE ENERGY IN MACHINE SHOPS</w:t>
       </w:r>
     </w:p>
     <w:p>
@@ -9791,7 +9988,7 @@
           <w:b w:val="0"/>
           <w:i w:val="0"/>
         </w:rPr>
-        <w:t>This is why the energy that actually goes into cutting is often a small share of the total. A widely cited survey of an automotive machining line found that only 14.8 % of the input energy was used for the machining itself, with the remaining 85.2 % going to auxiliary and constant loads (Gutowski et al. 2005). Later reviews report that idle, standby and auxiliary states can take up to 80 % of the energy of a machine tool, depending on how busy the machine is. The lower the utilisation, the larger the share of energy that is spent simply waiting.</w:t>
+        <w:t>This is why the energy that actually goes into cutting is often a small share of the total. A widely cited survey of an automotive machining line found that only 14.8 % of the input energy was used for the machining itself, with the remaining 85.2 % going to auxiliary and constant loads (Gutowski et al 2005). Later reviews report that idle, standby and auxiliary states can take up to 80 % of the energy of a machine tool, depending on how busy the machine is. The lower the utilisation, the larger the share of energy that is spent simply waiting.</w:t>
       </w:r>
     </w:p>
     <w:p>
@@ -9809,9 +10006,14 @@
     <w:p>
       <w:pPr>
         <w:pStyle w:val="Heading2"/>
-      </w:pPr>
-      <w:r>
-        <w:t>1.4 NEED FOR THE STUDY</w:t>
+        <w:tabs>
+          <w:tab w:pos="1134" w:val="left"/>
+        </w:tabs>
+      </w:pPr>
+      <w:r>
+        <w:t>1.4</w:t>
+        <w:tab/>
+        <w:t>NEED FOR THE STUDY</w:t>
       </w:r>
     </w:p>
     <w:p>
@@ -9823,7 +10025,7 @@
           <w:b w:val="0"/>
           <w:i w:val="0"/>
         </w:rPr>
-        <w:t>Switching idle machines to standby is not a new idea. Several scheduling studies have shown that turning off under-used machines during long idle periods saves a significant amount of energy (Mouzon et al. 2007), and machine builders now ship standby modes. The difficulty on a real shop floor is deciding when to use them. A timer that sends a machine to standby after a fixed time without a part cannot tell the difference between an operator who has walked away for twenty minutes and an operator who is standing at the machine measuring a component. The first case is waste. The second is normal work, and interrupting it annoys the operator, who will then simply disable the feature.</w:t>
+        <w:t>Switching idle machines to standby is not a new idea. Several scheduling studies have shown that turning off under-used machines during long idle periods saves a significant amount of energy (Mouzon et al 2007), and machine builders now ship standby modes. The difficulty on a real shop floor is deciding when to use them. A timer that sends a machine to standby after a fixed time without a part cannot tell the difference between an operator who has walked away for twenty minutes and an operator who is standing at the machine measuring a component. The first case is waste. The second is normal work, and interrupting it annoys the operator, who will then simply disable the feature.</w:t>
       </w:r>
     </w:p>
     <w:p>
@@ -9853,9 +10055,14 @@
     <w:p>
       <w:pPr>
         <w:pStyle w:val="Heading2"/>
-      </w:pPr>
-      <w:r>
-        <w:t>1.5 OBJECTIVES OF THE STUDY</w:t>
+        <w:tabs>
+          <w:tab w:pos="1134" w:val="left"/>
+        </w:tabs>
+      </w:pPr>
+      <w:r>
+        <w:t>1.5</w:t>
+        <w:tab/>
+        <w:t>OBJECTIVES OF THE STUDY</w:t>
       </w:r>
     </w:p>
     <w:p>
@@ -9876,7 +10083,7 @@
       </w:pPr>
       <w:r>
         <w:rPr>
-          <w:b w:val="0"/>
+          <w:b/>
           <w:i w:val="0"/>
         </w:rPr>
         <w:t>Table 1.2 Objectives of the project and their status</w:t>
@@ -10313,9 +10520,14 @@
     <w:p>
       <w:pPr>
         <w:pStyle w:val="Heading2"/>
-      </w:pPr>
-      <w:r>
-        <w:t>1.6 SCOPE AND LIMITATIONS</w:t>
+        <w:tabs>
+          <w:tab w:pos="1134" w:val="left"/>
+        </w:tabs>
+      </w:pPr>
+      <w:r>
+        <w:t>1.6</w:t>
+        <w:tab/>
+        <w:t>SCOPE AND LIMITATIONS</w:t>
       </w:r>
     </w:p>
     <w:p>
@@ -10357,9 +10569,14 @@
     <w:p>
       <w:pPr>
         <w:pStyle w:val="Heading2"/>
-      </w:pPr>
-      <w:r>
-        <w:t>1.7 ORGANISATION OF THE REPORT</w:t>
+        <w:tabs>
+          <w:tab w:pos="1134" w:val="left"/>
+        </w:tabs>
+      </w:pPr>
+      <w:r>
+        <w:t>1.7</w:t>
+        <w:tab/>
+        <w:t>ORGANISATION OF THE REPORT</w:t>
       </w:r>
     </w:p>
     <w:p>
@@ -10399,9 +10616,14 @@
     <w:p>
       <w:pPr>
         <w:pStyle w:val="Heading2"/>
-      </w:pPr>
-      <w:r>
-        <w:t>2.1 INTRODUCTION</w:t>
+        <w:tabs>
+          <w:tab w:pos="1134" w:val="left"/>
+        </w:tabs>
+      </w:pPr>
+      <w:r>
+        <w:t>2.1</w:t>
+        <w:tab/>
+        <w:t>INTRODUCTION</w:t>
       </w:r>
     </w:p>
     <w:p>
@@ -10419,9 +10641,14 @@
     <w:p>
       <w:pPr>
         <w:pStyle w:val="Heading2"/>
-      </w:pPr>
-      <w:r>
-        <w:t>2.2 ENERGY CONSUMPTION OF MACHINE TOOLS</w:t>
+        <w:tabs>
+          <w:tab w:pos="1134" w:val="left"/>
+        </w:tabs>
+      </w:pPr>
+      <w:r>
+        <w:t>2.2</w:t>
+        <w:tab/>
+        <w:t>ENERGY CONSUMPTION OF MACHINE TOOLS</w:t>
       </w:r>
     </w:p>
     <w:p>
@@ -10433,7 +10660,7 @@
           <w:b w:val="0"/>
           <w:i w:val="0"/>
         </w:rPr>
-        <w:t>Gutowski, Dahmus and Thiriez (2006) collected the specific electrical energy requirements of a wide range of manufacturing processes and showed that the energy per unit of material processed is not constant, as many life cycle tools assume. It falls steeply as the process rate rises, because a large part of the power drawn is needed just to keep the equipment running. In an earlier survey of production systems in Japan, Europe and the United States, Gutowski et al. (2005) reported that in an automotive machining line only 14.8 % of the energy reached the actual machining process.</w:t>
+        <w:t>Gutowski, Dahmus and Thiriez (2006) collected the specific electrical energy requirements of a wide range of manufacturing processes and showed that the energy per unit of material processed is not constant, as many life cycle tools assume. It falls steeply as the process rate rises, because a large part of the power drawn is needed just to keep the equipment running. In an earlier survey of production systems in Japan, Europe and the United States, Gutowski et al (2005) reported that in an automotive machining line only 14.8 % of the energy reached the actual machining process.</w:t>
       </w:r>
     </w:p>
     <w:p>
@@ -10457,7 +10684,7 @@
           <w:b w:val="0"/>
           <w:i w:val="0"/>
         </w:rPr>
-        <w:t>Li, Zein, Kara and Herrmann (2011) looked specifically at this fixed energy consumption, which keeps the machine in a ready state. They pointed out that the behaviour of machine tools in standby had not been studied in depth and evaluated improvement strategies on six machines covering different processes. The keynote paper by Denkena et al. (2020) in the CIRP Annals later surveyed machine-side and process-side measures for metal-cutting machine tools, from efficient drives and hydraulics to operating strategies, and named retrofitting of existing machines as an open research question.</w:t>
+        <w:t>Li, Zein, Kara and Herrmann (2011) looked specifically at this fixed energy consumption, which keeps the machine in a ready state. They pointed out that the behaviour of machine tools in standby had not been studied in depth and evaluated improvement strategies on six machines covering different processes. The keynote paper by Denkena et al (2020) in the CIRP Annals later surveyed machine-side and process-side measures for metal-cutting machine tools, from efficient drives and hydraulics to operating strategies, and named retrofitting of existing machines as an open research question.</w:t>
       </w:r>
     </w:p>
     <w:p>
@@ -10469,15 +10696,20 @@
           <w:b w:val="0"/>
           <w:i w:val="0"/>
         </w:rPr>
-        <w:t>Some idea of the magnitudes comes from industry. In a worked example published by Heidenhain (2011), a machining centre milling an aluminium housing drew a mean total power of about 13 kW during roughing, of which about 5.1 kW was needed only for conditioning and pumping the cooling lubricant. Mori et al. (2011) at DMG Mori showed that changing cutting conditions and synchronising spindle acceleration with the feed axes can reduce the energy per part. These are machine-side measures. They make a running machine more efficient but do nothing about a machine that is switched on and not running.</w:t>
+        <w:t>Some idea of the magnitudes comes from industry. In a worked example published by Heidenhain (2011), a machining centre milling an aluminium housing drew a mean total power of about 13 kW during roughing, of which about 5.1 kW was needed only for conditioning and pumping the cooling lubricant. Mori et al (2011) at DMG Mori showed that changing cutting conditions and synchronising spindle acceleration with the feed axes can reduce the energy per part. These are machine-side measures. They make a running machine more efficient but do nothing about a machine that is switched on and not running.</w:t>
       </w:r>
     </w:p>
     <w:p>
       <w:pPr>
         <w:pStyle w:val="Heading2"/>
-      </w:pPr>
-      <w:r>
-        <w:t>2.3 SWITCHING IDLE MACHINES TO STANDBY</w:t>
+        <w:tabs>
+          <w:tab w:pos="1134" w:val="left"/>
+        </w:tabs>
+      </w:pPr>
+      <w:r>
+        <w:t>2.3</w:t>
+        <w:tab/>
+        <w:t>SWITCHING IDLE MACHINES TO STANDBY</w:t>
       </w:r>
     </w:p>
     <w:p>
@@ -10519,9 +10751,14 @@
     <w:p>
       <w:pPr>
         <w:pStyle w:val="Heading2"/>
-      </w:pPr>
-      <w:r>
-        <w:t>2.4 THERMAL AND PROCESS CONSTRAINTS</w:t>
+        <w:tabs>
+          <w:tab w:pos="1134" w:val="left"/>
+        </w:tabs>
+      </w:pPr>
+      <w:r>
+        <w:t>2.4</w:t>
+        <w:tab/>
+        <w:t>THERMAL AND PROCESS CONSTRAINTS</w:t>
       </w:r>
     </w:p>
     <w:p>
@@ -10551,9 +10788,14 @@
     <w:p>
       <w:pPr>
         <w:pStyle w:val="Heading2"/>
-      </w:pPr>
-      <w:r>
-        <w:t>2.5 VISION-BASED OCCUPANCY SENSING</w:t>
+        <w:tabs>
+          <w:tab w:pos="1134" w:val="left"/>
+        </w:tabs>
+      </w:pPr>
+      <w:r>
+        <w:t>2.5</w:t>
+        <w:tab/>
+        <w:t>VISION-BASED OCCUPANCY SENSING</w:t>
       </w:r>
     </w:p>
     <w:p>
@@ -10565,7 +10807,7 @@
           <w:b w:val="0"/>
           <w:i w:val="0"/>
         </w:rPr>
-        <w:t>The building energy literature provides strong evidence that cameras can sense occupants reliably. Tien et al. (2021) trained a Faster R-CNN model to detect both occupancy and equipment use from a camera in an office. They reported an overall accuracy of 97.32 % for occupancy and 80.80 % for equipment use, and estimated through building simulation that the internal gains assumed in a schedule-based model were substantially higher than the detected ones. Choi et al. (2022) developed deep vision-based occupancy counting and used the counts for ventilation control, and Zhang et al. (2024) compared deep learning models for occupancy detection in buildings with high occupancy, showing a trade-off between accuracy and processing speed.</w:t>
+        <w:t>The building energy literature provides strong evidence that cameras can sense occupants reliably. Tien et al (2021) trained a Faster R-CNN model to detect both occupancy and equipment use from a camera in an office. They reported an overall accuracy of 97.32 % for occupancy and 80.80 % for equipment use, and estimated through building simulation that the internal gains assumed in a schedule-based model were substantially higher than the detected ones. Choi et al (2022) developed deep vision-based occupancy counting and used the counts for ventilation control, and Zhang et al (2024) compared deep learning models for occupancy detection in buildings with high occupancy, showing a trade-off between accuracy and processing speed.</w:t>
       </w:r>
     </w:p>
     <w:p>
@@ -10577,7 +10819,7 @@
           <w:b w:val="0"/>
           <w:i w:val="0"/>
         </w:rPr>
-        <w:t>The energy effect of occupancy-based control has been measured in the field. Kong et al. (2022) ran a side-by-side experiment and reported weekly HVAC energy savings of 17 to 24 % with more than 80 % occupant satisfaction. Lin et al. (2023) evaluated an occupancy-based HVAC control system in an office building and, using a calibrated model, projected an annual whole-building saving of 6.1 %. Occupancy-based lighting control has an even longer record. A meta-analysis of 240 savings estimates from 88 studies found average savings of about 24 % for occupancy sensors (Williams et al. 2012).</w:t>
+        <w:t>The energy effect of occupancy-based control has been measured in the field. Kong et al (2022) ran a side-by-side experiment and reported weekly HVAC energy savings of 17 to 24 % with more than 80 % occupant satisfaction. Lin et al (2023) evaluated an occupancy-based HVAC control system in an office building and, using a calibrated model, projected an annual whole-building saving of 6.1 %. Occupancy-based lighting control has an even longer record. A meta-analysis of 240 savings estimates from 88 studies found average savings of about 24 % for occupancy sensors (Williams et al 2012).</w:t>
       </w:r>
     </w:p>
     <w:p>
@@ -10595,9 +10837,14 @@
     <w:p>
       <w:pPr>
         <w:pStyle w:val="Heading2"/>
-      </w:pPr>
-      <w:r>
-        <w:t>2.6 CURRENT-BASED MACHINE MONITORING</w:t>
+        <w:tabs>
+          <w:tab w:pos="1134" w:val="left"/>
+        </w:tabs>
+      </w:pPr>
+      <w:r>
+        <w:t>2.6</w:t>
+        <w:tab/>
+        <w:t>CURRENT-BASED MACHINE MONITORING</w:t>
       </w:r>
     </w:p>
     <w:p>
@@ -10627,9 +10874,14 @@
     <w:p>
       <w:pPr>
         <w:pStyle w:val="Heading2"/>
-      </w:pPr>
-      <w:r>
-        <w:t>2.7 OTHER IDLE LOADS IN A FACTORY</w:t>
+        <w:tabs>
+          <w:tab w:pos="1134" w:val="left"/>
+        </w:tabs>
+      </w:pPr>
+      <w:r>
+        <w:t>2.7</w:t>
+        <w:tab/>
+        <w:t>OTHER IDLE LOADS IN A FACTORY</w:t>
       </w:r>
     </w:p>
     <w:p>
@@ -10659,9 +10911,14 @@
     <w:p>
       <w:pPr>
         <w:pStyle w:val="Heading2"/>
-      </w:pPr>
-      <w:r>
-        <w:t>2.8 STANDARDS AND CONTROL PATHS</w:t>
+        <w:tabs>
+          <w:tab w:pos="1134" w:val="left"/>
+        </w:tabs>
+      </w:pPr>
+      <w:r>
+        <w:t>2.8</w:t>
+        <w:tab/>
+        <w:t>STANDARDS AND CONTROL PATHS</w:t>
       </w:r>
     </w:p>
     <w:p>
@@ -10679,9 +10936,14 @@
     <w:p>
       <w:pPr>
         <w:pStyle w:val="Heading2"/>
-      </w:pPr>
-      <w:r>
-        <w:t>2.9 RESEARCH GAP</w:t>
+        <w:tabs>
+          <w:tab w:pos="1134" w:val="left"/>
+        </w:tabs>
+      </w:pPr>
+      <w:r>
+        <w:t>2.9</w:t>
+        <w:tab/>
+        <w:t>RESEARCH GAP</w:t>
       </w:r>
     </w:p>
     <w:p>
@@ -10702,7 +10964,7 @@
       </w:pPr>
       <w:r>
         <w:rPr>
-          <w:b w:val="0"/>
+          <w:b/>
           <w:i w:val="0"/>
         </w:rPr>
         <w:t>Table 2.1 Summary of related work</w:t>
@@ -10818,7 +11080,7 @@
             </w:pPr>
             <w:r/>
             <w:r>
-              <w:t>Mouzon et al. (2007)</w:t>
+              <w:t>Mouzon et al (2007)</w:t>
             </w:r>
           </w:p>
         </w:tc>
@@ -10883,7 +11145,7 @@
             </w:pPr>
             <w:r/>
             <w:r>
-              <w:t>Squeo et al. (2019)</w:t>
+              <w:t>Squeo et al (2019)</w:t>
             </w:r>
           </w:p>
         </w:tc>
@@ -10948,7 +11210,7 @@
             </w:pPr>
             <w:r/>
             <w:r>
-              <w:t>Tien et al. (2021); Choi et al. (2022)</w:t>
+              <w:t>Tien et al (2021); Choi et al (2022)</w:t>
             </w:r>
           </w:p>
         </w:tc>
@@ -11013,7 +11275,7 @@
             </w:pPr>
             <w:r/>
             <w:r>
-              <w:t>Kong et al. (2022); Lin et al. (2023)</w:t>
+              <w:t>Kong et al (2022); Lin et al (2023)</w:t>
             </w:r>
           </w:p>
         </w:tc>
@@ -11078,7 +11340,7 @@
             </w:pPr>
             <w:r/>
             <w:r>
-              <w:t>Gebbe (2019); Suzuki et al. (2017)</w:t>
+              <w:t>Gebbe (2019); Suzuki et al (2017)</w:t>
             </w:r>
           </w:p>
         </w:tc>
@@ -11232,9 +11494,39 @@
     <w:p>
       <w:pPr>
         <w:pStyle w:val="Heading2"/>
-      </w:pPr>
-      <w:r>
-        <w:t>3.1 OVERVIEW</w:t>
+        <w:tabs>
+          <w:tab w:pos="1134" w:val="left"/>
+        </w:tabs>
+      </w:pPr>
+      <w:r>
+        <w:t>3.1</w:t>
+        <w:tab/>
+        <w:t>INTRODUCTION</w:t>
+      </w:r>
+    </w:p>
+    <w:p>
+      <w:pPr>
+        <w:pStyle w:val="Body"/>
+      </w:pPr>
+      <w:r>
+        <w:rPr>
+          <w:b w:val="0"/>
+          <w:i w:val="0"/>
+        </w:rPr>
+        <w:t>This chapter describes how the edge node and its decision logic fit together. It begins with an overview of the three layers of the system and the principles that guided the design. It then explains the sensing inputs, the zones and regions of interest on the shop floor, and the filtering applied to the raw signals. The machine state machine and the rules for the shared loads follow, together with the advisory and automatic operating modes. The chapter closes with the safety and privacy measures that a factory deployment needs.</w:t>
+      </w:r>
+    </w:p>
+    <w:p>
+      <w:pPr>
+        <w:pStyle w:val="Heading2"/>
+        <w:tabs>
+          <w:tab w:pos="1134" w:val="left"/>
+        </w:tabs>
+      </w:pPr>
+      <w:r>
+        <w:t>3.2</w:t>
+        <w:tab/>
+        <w:t>SYSTEM OVERVIEW</w:t>
       </w:r>
     </w:p>
     <w:p>
@@ -11296,7 +11588,7 @@
       </w:pPr>
       <w:r>
         <w:rPr>
-          <w:b w:val="0"/>
+          <w:b/>
           <w:i w:val="0"/>
         </w:rPr>
         <w:t>Figure 3.1 System architecture with implementation status</w:t>
@@ -11317,9 +11609,14 @@
     <w:p>
       <w:pPr>
         <w:pStyle w:val="Heading2"/>
-      </w:pPr>
-      <w:r>
-        <w:t>3.2 DESIGN PRINCIPLES</w:t>
+        <w:tabs>
+          <w:tab w:pos="1134" w:val="left"/>
+        </w:tabs>
+      </w:pPr>
+      <w:r>
+        <w:t>3.3</w:t>
+        <w:tab/>
+        <w:t>DESIGN PRINCIPLES</w:t>
       </w:r>
     </w:p>
     <w:p>
@@ -11405,9 +11702,14 @@
     <w:p>
       <w:pPr>
         <w:pStyle w:val="Heading2"/>
-      </w:pPr>
-      <w:r>
-        <w:t>3.3 SENSING INPUTS</w:t>
+        <w:tabs>
+          <w:tab w:pos="1134" w:val="left"/>
+        </w:tabs>
+      </w:pPr>
+      <w:r>
+        <w:t>3.4</w:t>
+        <w:tab/>
+        <w:t>SENSING INPUTS</w:t>
       </w:r>
     </w:p>
     <w:p>
@@ -11428,7 +11730,7 @@
       </w:pPr>
       <w:r>
         <w:rPr>
-          <w:b w:val="0"/>
+          <w:b/>
           <w:i w:val="0"/>
         </w:rPr>
         <w:t>Table 3.1 Sensing inputs for machine k and zone j</w:t>
@@ -11741,9 +12043,14 @@
     <w:p>
       <w:pPr>
         <w:pStyle w:val="Heading2"/>
-      </w:pPr>
-      <w:r>
-        <w:t>3.4 ZONES AND REGIONS OF INTEREST</w:t>
+        <w:tabs>
+          <w:tab w:pos="1134" w:val="left"/>
+        </w:tabs>
+      </w:pPr>
+      <w:r>
+        <w:t>3.5</w:t>
+        <w:tab/>
+        <w:t>ZONES AND REGIONS OF INTEREST</w:t>
       </w:r>
     </w:p>
     <w:p>
@@ -11805,7 +12112,7 @@
       </w:pPr>
       <w:r>
         <w:rPr>
-          <w:b w:val="0"/>
+          <w:b/>
           <w:i w:val="0"/>
         </w:rPr>
         <w:t>Figure 3.2 Reference machining shop with zones, machine regions of interest and cameras</w:t>
@@ -11826,9 +12133,14 @@
     <w:p>
       <w:pPr>
         <w:pStyle w:val="Heading2"/>
-      </w:pPr>
-      <w:r>
-        <w:t>3.5 SIGNAL CONDITIONING</w:t>
+        <w:tabs>
+          <w:tab w:pos="1134" w:val="left"/>
+        </w:tabs>
+      </w:pPr>
+      <w:r>
+        <w:t>3.6</w:t>
+        <w:tab/>
+        <w:t>SIGNAL CONDITIONING</w:t>
       </w:r>
     </w:p>
     <w:p>
@@ -11888,9 +12200,14 @@
     <w:p>
       <w:pPr>
         <w:pStyle w:val="Heading2"/>
-      </w:pPr>
-      <w:r>
-        <w:t>3.6 MACHINE STATE MACHINE</w:t>
+        <w:tabs>
+          <w:tab w:pos="1134" w:val="left"/>
+        </w:tabs>
+      </w:pPr>
+      <w:r>
+        <w:t>3.7</w:t>
+        <w:tab/>
+        <w:t>MACHINE STATE MACHINE</w:t>
       </w:r>
     </w:p>
     <w:p>
@@ -11952,7 +12269,7 @@
       </w:pPr>
       <w:r>
         <w:rPr>
-          <w:b w:val="0"/>
+          <w:b/>
           <w:i w:val="0"/>
         </w:rPr>
         <w:t>Figure 3.3 Machine state machine with transition conditions</w:t>
@@ -11964,7 +12281,7 @@
       </w:pPr>
       <w:r>
         <w:rPr>
-          <w:b w:val="0"/>
+          <w:b/>
           <w:i w:val="0"/>
         </w:rPr>
         <w:t>Table 3.2 Machine states, conditions, power and action</w:t>
@@ -12354,9 +12671,14 @@
     <w:p>
       <w:pPr>
         <w:pStyle w:val="Heading2"/>
-      </w:pPr>
-      <w:r>
-        <w:t>3.7 MULTI-LOAD ACTIONS</w:t>
+        <w:tabs>
+          <w:tab w:pos="1134" w:val="left"/>
+        </w:tabs>
+      </w:pPr>
+      <w:r>
+        <w:t>3.8</w:t>
+        <w:tab/>
+        <w:t>MULTI-LOAD ACTIONS</w:t>
       </w:r>
     </w:p>
     <w:p>
@@ -12377,7 +12699,7 @@
       </w:pPr>
       <w:r>
         <w:rPr>
-          <w:b w:val="0"/>
+          <w:b/>
           <w:i w:val="0"/>
         </w:rPr>
         <w:t>Table 3.3 Control rules for shared loads</w:t>
@@ -12755,9 +13077,14 @@
     <w:p>
       <w:pPr>
         <w:pStyle w:val="Heading2"/>
-      </w:pPr>
-      <w:r>
-        <w:t>3.8 ADVISORY AND AUTOMATIC MODES</w:t>
+        <w:tabs>
+          <w:tab w:pos="1134" w:val="left"/>
+        </w:tabs>
+      </w:pPr>
+      <w:r>
+        <w:t>3.9</w:t>
+        <w:tab/>
+        <w:t>ADVISORY AND AUTOMATIC MODES</w:t>
       </w:r>
     </w:p>
     <w:p>
@@ -12787,9 +13114,14 @@
     <w:p>
       <w:pPr>
         <w:pStyle w:val="Heading2"/>
-      </w:pPr>
-      <w:r>
-        <w:t>3.9 SAFETY CONSIDERATIONS</w:t>
+        <w:tabs>
+          <w:tab w:pos="1134" w:val="left"/>
+        </w:tabs>
+      </w:pPr>
+      <w:r>
+        <w:t>3.10</w:t>
+        <w:tab/>
+        <w:t>SAFETY CONSIDERATIONS</w:t>
       </w:r>
     </w:p>
     <w:p>
@@ -12807,9 +13139,14 @@
     <w:p>
       <w:pPr>
         <w:pStyle w:val="Heading2"/>
-      </w:pPr>
-      <w:r>
-        <w:t>3.10 PRIVACY AND WORKER ACCEPTANCE</w:t>
+        <w:tabs>
+          <w:tab w:pos="1134" w:val="left"/>
+        </w:tabs>
+      </w:pPr>
+      <w:r>
+        <w:t>3.11</w:t>
+        <w:tab/>
+        <w:t>PRIVACY AND WORKER ACCEPTANCE</w:t>
       </w:r>
     </w:p>
     <w:p>
@@ -12849,9 +13186,39 @@
     <w:p>
       <w:pPr>
         <w:pStyle w:val="Heading2"/>
-      </w:pPr>
-      <w:r>
-        <w:t>4.1 HARDWARE</w:t>
+        <w:tabs>
+          <w:tab w:pos="1134" w:val="left"/>
+        </w:tabs>
+      </w:pPr>
+      <w:r>
+        <w:t>4.1</w:t>
+        <w:tab/>
+        <w:t>INTRODUCTION</w:t>
+      </w:r>
+    </w:p>
+    <w:p>
+      <w:pPr>
+        <w:pStyle w:val="Body"/>
+      </w:pPr>
+      <w:r>
+        <w:rPr>
+          <w:b w:val="0"/>
+          <w:i w:val="0"/>
+        </w:rPr>
+        <w:t>This chapter covers the part of the system that has been built and tested, the edge node itself. It lists the hardware, describes the software stack and the DeepStream pipeline that turns camera frames into a filtered person count, and shows the live detection and the dashboard. It then explains the three additions needed to move the node from an office to a shop floor, and discusses the performance limits that matter for this application.</w:t>
+      </w:r>
+    </w:p>
+    <w:p>
+      <w:pPr>
+        <w:pStyle w:val="Heading2"/>
+        <w:tabs>
+          <w:tab w:pos="1134" w:val="left"/>
+        </w:tabs>
+      </w:pPr>
+      <w:r>
+        <w:t>4.2</w:t>
+        <w:tab/>
+        <w:t>HARDWARE</w:t>
       </w:r>
     </w:p>
     <w:p>
@@ -12872,7 +13239,7 @@
       </w:pPr>
       <w:r>
         <w:rPr>
-          <w:b w:val="0"/>
+          <w:b/>
           <w:i w:val="0"/>
         </w:rPr>
         <w:t>Table 4.1 Edge node hardware</w:t>
@@ -13361,7 +13728,7 @@
       </w:pPr>
       <w:r>
         <w:rPr>
-          <w:b w:val="0"/>
+          <w:b/>
           <w:i w:val="0"/>
         </w:rPr>
         <w:t>Figure 4.1 Prototype bench set-up with the Jetson Nano edge node</w:t>
@@ -13382,9 +13749,14 @@
     <w:p>
       <w:pPr>
         <w:pStyle w:val="Heading2"/>
-      </w:pPr>
-      <w:r>
-        <w:t>4.2 SOFTWARE STACK</w:t>
+        <w:tabs>
+          <w:tab w:pos="1134" w:val="left"/>
+        </w:tabs>
+      </w:pPr>
+      <w:r>
+        <w:t>4.3</w:t>
+        <w:tab/>
+        <w:t>SOFTWARE STACK</w:t>
       </w:r>
     </w:p>
     <w:p>
@@ -13414,9 +13786,14 @@
     <w:p>
       <w:pPr>
         <w:pStyle w:val="Heading2"/>
-      </w:pPr>
-      <w:r>
-        <w:t>4.3 PIPELINE</w:t>
+        <w:tabs>
+          <w:tab w:pos="1134" w:val="left"/>
+        </w:tabs>
+      </w:pPr>
+      <w:r>
+        <w:t>4.4</w:t>
+        <w:tab/>
+        <w:t>PIPELINE</w:t>
       </w:r>
     </w:p>
     <w:p>
@@ -13437,7 +13814,7 @@
       </w:pPr>
       <w:r>
         <w:rPr>
-          <w:b w:val="0"/>
+          <w:b/>
           <w:i w:val="0"/>
         </w:rPr>
         <w:t>Table 4.2 DeepStream pipeline elements</w:t>
@@ -13830,7 +14207,7 @@
           <w:b w:val="0"/>
           <w:i w:val="0"/>
         </w:rPr>
-        <w:t>The probe function walks through the object metadata of each frame and counts the objects of the person class whose confidence exceeds the threshold set in the nvinfer configuration file. The raw count is passed to the temporal filter described in Section 3.5. Once a second, the filtered count, the resulting state and the modelled power are written to a small JSON file, live_state.json, which is read by the dashboard. The core of the probe function and the filter is listed in Appendix 2.</w:t>
+        <w:t>The probe function walks through the object metadata of each frame and counts the objects of the person class whose confidence exceeds the threshold set in the nvinfer configuration file. The raw count is passed to the temporal filter described in Section 3.6. Once a second, the filtered count, the resulting state and the modelled power are written to a small JSON file, live_state.json, which is read by the dashboard. The core of the probe function and the filter is listed in Appendix 2.</w:t>
       </w:r>
     </w:p>
     <w:p>
@@ -13848,9 +14225,14 @@
     <w:p>
       <w:pPr>
         <w:pStyle w:val="Heading2"/>
-      </w:pPr>
-      <w:r>
-        <w:t>4.4 LIVE DETECTION AND DASHBOARD</w:t>
+        <w:tabs>
+          <w:tab w:pos="1134" w:val="left"/>
+        </w:tabs>
+      </w:pPr>
+      <w:r>
+        <w:t>4.5</w:t>
+        <w:tab/>
+        <w:t>LIVE DETECTION AND DASHBOARD</w:t>
       </w:r>
     </w:p>
     <w:p>
@@ -13912,7 +14294,7 @@
       </w:pPr>
       <w:r>
         <w:rPr>
-          <w:b w:val="0"/>
+          <w:b/>
           <w:i w:val="0"/>
         </w:rPr>
         <w:t>Figure 4.2 Live person detection on the Jetson Nano</w:t>
@@ -13965,7 +14347,7 @@
       </w:pPr>
       <w:r>
         <w:rPr>
-          <w:b w:val="0"/>
+          <w:b/>
           <w:i w:val="0"/>
         </w:rPr>
         <w:t>Figure 4.3 Live energy dashboard in the office configuration</w:t>
@@ -13986,9 +14368,14 @@
     <w:p>
       <w:pPr>
         <w:pStyle w:val="Heading2"/>
-      </w:pPr>
-      <w:r>
-        <w:t>4.5 EXTENSION FOR THE SHOP FLOOR</w:t>
+        <w:tabs>
+          <w:tab w:pos="1134" w:val="left"/>
+        </w:tabs>
+      </w:pPr>
+      <w:r>
+        <w:t>4.6</w:t>
+        <w:tab/>
+        <w:t>EXTENSION FOR THE SHOP FLOOR</w:t>
       </w:r>
     </w:p>
     <w:p>
@@ -14042,9 +14429,14 @@
     <w:p>
       <w:pPr>
         <w:pStyle w:val="Heading2"/>
-      </w:pPr>
-      <w:r>
-        <w:t>4.6 PERFORMANCE CONSIDERATIONS</w:t>
+        <w:tabs>
+          <w:tab w:pos="1134" w:val="left"/>
+        </w:tabs>
+      </w:pPr>
+      <w:r>
+        <w:t>4.7</w:t>
+        <w:tab/>
+        <w:t>PERFORMANCE CONSIDERATIONS</w:t>
       </w:r>
     </w:p>
     <w:p>
@@ -14096,9 +14488,14 @@
     <w:p>
       <w:pPr>
         <w:pStyle w:val="Heading2"/>
-      </w:pPr>
-      <w:r>
-        <w:t>5.1 APPROACH</w:t>
+        <w:tabs>
+          <w:tab w:pos="1134" w:val="left"/>
+        </w:tabs>
+      </w:pPr>
+      <w:r>
+        <w:t>5.1</w:t>
+        <w:tab/>
+        <w:t>INTRODUCTION</w:t>
       </w:r>
     </w:p>
     <w:p>
@@ -14128,9 +14525,14 @@
     <w:p>
       <w:pPr>
         <w:pStyle w:val="Heading2"/>
-      </w:pPr>
-      <w:r>
-        <w:t>5.2 MACHINE POWER MODEL</w:t>
+        <w:tabs>
+          <w:tab w:pos="1134" w:val="left"/>
+        </w:tabs>
+      </w:pPr>
+      <w:r>
+        <w:t>5.2</w:t>
+        <w:tab/>
+        <w:t>MACHINE POWER MODEL</w:t>
       </w:r>
     </w:p>
     <w:p>
@@ -14178,7 +14580,7 @@
       </w:pPr>
       <w:r>
         <w:rPr>
-          <w:b w:val="0"/>
+          <w:b/>
           <w:i w:val="0"/>
         </w:rPr>
         <w:t>Table 5.1 Power assumptions for model v2</w:t>
@@ -14715,9 +15117,14 @@
     <w:p>
       <w:pPr>
         <w:pStyle w:val="Heading2"/>
-      </w:pPr>
-      <w:r>
-        <w:t>5.3 SHARED LOADS</w:t>
+        <w:tabs>
+          <w:tab w:pos="1134" w:val="left"/>
+        </w:tabs>
+      </w:pPr>
+      <w:r>
+        <w:t>5.3</w:t>
+        <w:tab/>
+        <w:t>SHARED LOADS</w:t>
       </w:r>
     </w:p>
     <w:p>
@@ -14789,9 +15196,14 @@
     <w:p>
       <w:pPr>
         <w:pStyle w:val="Heading2"/>
-      </w:pPr>
-      <w:r>
-        <w:t>5.4 OPERATIONS MODEL OF THE REFERENCE SHOP</w:t>
+        <w:tabs>
+          <w:tab w:pos="1134" w:val="left"/>
+        </w:tabs>
+      </w:pPr>
+      <w:r>
+        <w:t>5.4</w:t>
+        <w:tab/>
+        <w:t>OPERATIONS MODEL OF THE REFERENCE SHOP</w:t>
       </w:r>
     </w:p>
     <w:p>
@@ -14812,7 +15224,7 @@
       </w:pPr>
       <w:r>
         <w:rPr>
-          <w:b w:val="0"/>
+          <w:b/>
           <w:i w:val="0"/>
         </w:rPr>
         <w:t>Table 5.2 Events in each machine shift</w:t>
@@ -15361,9 +15773,14 @@
     <w:p>
       <w:pPr>
         <w:pStyle w:val="Heading2"/>
-      </w:pPr>
-      <w:r>
-        <w:t>5.5 BASELINE AND CONTROLLED OPERATION</w:t>
+        <w:tabs>
+          <w:tab w:pos="1134" w:val="left"/>
+        </w:tabs>
+      </w:pPr>
+      <w:r>
+        <w:t>5.5</w:t>
+        <w:tab/>
+        <w:t>BASELINE AND CONTROLLED OPERATION</w:t>
       </w:r>
     </w:p>
     <w:p>
@@ -15393,9 +15810,14 @@
     <w:p>
       <w:pPr>
         <w:pStyle w:val="Heading2"/>
-      </w:pPr>
-      <w:r>
-        <w:t>5.6 ENERGY, DEMAND AND COST</w:t>
+        <w:tabs>
+          <w:tab w:pos="1134" w:val="left"/>
+        </w:tabs>
+      </w:pPr>
+      <w:r>
+        <w:t>5.6</w:t>
+        <w:tab/>
+        <w:t>ENERGY, DEMAND AND COST</w:t>
       </w:r>
     </w:p>
     <w:p>
@@ -15512,7 +15934,7 @@
       </w:pPr>
       <w:r>
         <w:rPr>
-          <w:b w:val="0"/>
+          <w:b/>
           <w:i w:val="0"/>
         </w:rPr>
         <w:t>Table 5.3 Tariff and emission inputs</w:t>
@@ -15899,9 +16321,14 @@
     <w:p>
       <w:pPr>
         <w:pStyle w:val="Heading2"/>
-      </w:pPr>
-      <w:r>
-        <w:t>5.7 PERFORMANCE INDICATORS</w:t>
+        <w:tabs>
+          <w:tab w:pos="1134" w:val="left"/>
+        </w:tabs>
+      </w:pPr>
+      <w:r>
+        <w:t>5.7</w:t>
+        <w:tab/>
+        <w:t>PERFORMANCE INDICATORS</w:t>
       </w:r>
     </w:p>
     <w:p>
@@ -15988,9 +16415,14 @@
     <w:p>
       <w:pPr>
         <w:pStyle w:val="Heading2"/>
-      </w:pPr>
-      <w:r>
-        <w:t>5.8 MODEL CHECKS</w:t>
+        <w:tabs>
+          <w:tab w:pos="1134" w:val="left"/>
+        </w:tabs>
+      </w:pPr>
+      <w:r>
+        <w:t>5.8</w:t>
+        <w:tab/>
+        <w:t>MODEL CHECKS</w:t>
       </w:r>
     </w:p>
     <w:p>
@@ -16030,9 +16462,14 @@
     <w:p>
       <w:pPr>
         <w:pStyle w:val="Heading2"/>
-      </w:pPr>
-      <w:r>
-        <w:t>6.1 OVERVIEW OF THE STUDIES</w:t>
+        <w:tabs>
+          <w:tab w:pos="1134" w:val="left"/>
+        </w:tabs>
+      </w:pPr>
+      <w:r>
+        <w:t>6.1</w:t>
+        <w:tab/>
+        <w:t>INTRODUCTION</w:t>
       </w:r>
     </w:p>
     <w:p>
@@ -16050,9 +16487,14 @@
     <w:p>
       <w:pPr>
         <w:pStyle w:val="Heading2"/>
-      </w:pPr>
-      <w:r>
-        <w:t>6.2 S1: ONE MACHINE OVER ONE SHIFT</w:t>
+        <w:tabs>
+          <w:tab w:pos="1134" w:val="left"/>
+        </w:tabs>
+      </w:pPr>
+      <w:r>
+        <w:t>6.2</w:t>
+        <w:tab/>
+        <w:t>S1: ONE MACHINE OVER ONE SHIFT</w:t>
       </w:r>
     </w:p>
     <w:p>
@@ -16114,7 +16556,7 @@
       </w:pPr>
       <w:r>
         <w:rPr>
-          <w:b w:val="0"/>
+          <w:b/>
           <w:i w:val="0"/>
         </w:rPr>
         <w:t>Figure 6.1 Activity, operator presence and power of machine M1 over the first shift</w:t>
@@ -16147,9 +16589,14 @@
     <w:p>
       <w:pPr>
         <w:pStyle w:val="Heading2"/>
-      </w:pPr>
-      <w:r>
-        <w:t>6.3 S2: WHOLE SHOP CUMULATIVE ENERGY</w:t>
+        <w:tabs>
+          <w:tab w:pos="1134" w:val="left"/>
+        </w:tabs>
+      </w:pPr>
+      <w:r>
+        <w:t>6.3</w:t>
+        <w:tab/>
+        <w:t>S2: WHOLE SHOP CUMULATIVE ENERGY</w:t>
       </w:r>
     </w:p>
     <w:p>
@@ -16211,7 +16658,7 @@
       </w:pPr>
       <w:r>
         <w:rPr>
-          <w:b w:val="0"/>
+          <w:b/>
           <w:i w:val="0"/>
         </w:rPr>
         <w:t>Figure 6.2 Cumulative energy of the shop on the reference day</w:t>
@@ -16232,9 +16679,14 @@
     <w:p>
       <w:pPr>
         <w:pStyle w:val="Heading2"/>
-      </w:pPr>
-      <w:r>
-        <w:t>6.4 S3: SAVINGS BY LOAD TYPE</w:t>
+        <w:tabs>
+          <w:tab w:pos="1134" w:val="left"/>
+        </w:tabs>
+      </w:pPr>
+      <w:r>
+        <w:t>6.4</w:t>
+        <w:tab/>
+        <w:t>S3: SAVINGS BY LOAD TYPE</w:t>
       </w:r>
     </w:p>
     <w:p>
@@ -16296,7 +16748,7 @@
       </w:pPr>
       <w:r>
         <w:rPr>
-          <w:b w:val="0"/>
+          <w:b/>
           <w:i w:val="0"/>
         </w:rPr>
         <w:t>Figure 6.3 Energy by load type on the reference day, baseline and controlled</w:t>
@@ -16320,7 +16772,7 @@
       </w:pPr>
       <w:r>
         <w:rPr>
-          <w:b w:val="0"/>
+          <w:b/>
           <w:i w:val="0"/>
         </w:rPr>
         <w:t>Table 6.1 Mean daily saving by load type over 1,000 days</w:t>
@@ -16616,9 +17068,14 @@
     <w:p>
       <w:pPr>
         <w:pStyle w:val="Heading2"/>
-      </w:pPr>
-      <w:r>
-        <w:t>6.5 S4: LOAD-DURATION CURVE, LOAD FACTOR AND MAXIMUM DEMAND</w:t>
+        <w:tabs>
+          <w:tab w:pos="1134" w:val="left"/>
+        </w:tabs>
+      </w:pPr>
+      <w:r>
+        <w:t>6.5</w:t>
+        <w:tab/>
+        <w:t>S4: LOAD-DURATION CURVE, LOAD FACTOR AND MAXIMUM DEMAND</w:t>
       </w:r>
     </w:p>
     <w:p>
@@ -16680,7 +17137,7 @@
       </w:pPr>
       <w:r>
         <w:rPr>
-          <w:b w:val="0"/>
+          <w:b/>
           <w:i w:val="0"/>
         </w:rPr>
         <w:t>Figure 6.4 Load-duration curve of the shop on the reference day</w:t>
@@ -16692,7 +17149,7 @@
       </w:pPr>
       <w:r>
         <w:rPr>
-          <w:b w:val="0"/>
+          <w:b/>
           <w:i w:val="0"/>
         </w:rPr>
         <w:t>Table 6.2 Electrical indices on the reference day</w:t>
@@ -17003,9 +17460,14 @@
     <w:p>
       <w:pPr>
         <w:pStyle w:val="Heading2"/>
-      </w:pPr>
-      <w:r>
-        <w:t>6.6 S5: MONTE-CARLO ROBUSTNESS</w:t>
+        <w:tabs>
+          <w:tab w:pos="1134" w:val="left"/>
+        </w:tabs>
+      </w:pPr>
+      <w:r>
+        <w:t>6.6</w:t>
+        <w:tab/>
+        <w:t>S5: MONTE-CARLO ROBUSTNESS</w:t>
       </w:r>
     </w:p>
     <w:p>
@@ -17067,7 +17529,7 @@
       </w:pPr>
       <w:r>
         <w:rPr>
-          <w:b w:val="0"/>
+          <w:b/>
           <w:i w:val="0"/>
         </w:rPr>
         <w:t>Figure 6.5 Distribution of the daily energy saving over 1,000 simulated days</w:t>
@@ -17091,7 +17553,7 @@
       </w:pPr>
       <w:r>
         <w:rPr>
-          <w:b w:val="0"/>
+          <w:b/>
           <w:i w:val="0"/>
         </w:rPr>
         <w:t>Table 6.3 Headline results over 1,000 simulated days</w:t>
@@ -17498,9 +17960,14 @@
     <w:p>
       <w:pPr>
         <w:pStyle w:val="Heading2"/>
-      </w:pPr>
-      <w:r>
-        <w:t>6.7 S6: SENSITIVITY ANALYSIS</w:t>
+        <w:tabs>
+          <w:tab w:pos="1134" w:val="left"/>
+        </w:tabs>
+      </w:pPr>
+      <w:r>
+        <w:t>6.7</w:t>
+        <w:tab/>
+        <w:t>S6: SENSITIVITY ANALYSIS</w:t>
       </w:r>
     </w:p>
     <w:p>
@@ -17562,7 +18029,7 @@
       </w:pPr>
       <w:r>
         <w:rPr>
-          <w:b w:val="0"/>
+          <w:b/>
           <w:i w:val="0"/>
         </w:rPr>
         <w:t>Figure 6.6 One-at-a-time sensitivity of the annual saving</w:t>
@@ -17574,7 +18041,7 @@
       </w:pPr>
       <w:r>
         <w:rPr>
-          <w:b w:val="0"/>
+          <w:b/>
           <w:i w:val="0"/>
         </w:rPr>
         <w:t>Table 6.4 Sensitivity of the annual saving (150 days per case)</w:t>
@@ -17998,9 +18465,14 @@
     <w:p>
       <w:pPr>
         <w:pStyle w:val="Heading2"/>
-      </w:pPr>
-      <w:r>
-        <w:t>6.8 S7: TIMER STUDY</w:t>
+        <w:tabs>
+          <w:tab w:pos="1134" w:val="left"/>
+        </w:tabs>
+      </w:pPr>
+      <w:r>
+        <w:t>6.8</w:t>
+        <w:tab/>
+        <w:t>S7: TIMER STUDY</w:t>
       </w:r>
     </w:p>
     <w:p>
@@ -18062,7 +18534,7 @@
       </w:pPr>
       <w:r>
         <w:rPr>
-          <w:b w:val="0"/>
+          <w:b/>
           <w:i w:val="0"/>
         </w:rPr>
         <w:t>Figure 6.7 Effect of the standby timer T1 on saving and on nuisance and false standbys</w:t>
@@ -18074,7 +18546,7 @@
       </w:pPr>
       <w:r>
         <w:rPr>
-          <w:b w:val="0"/>
+          <w:b/>
           <w:i w:val="0"/>
         </w:rPr>
         <w:t>Table 6.5 Effect of the standby timer T1 (150 days per value)</w:t>
@@ -18801,9 +19273,14 @@
     <w:p>
       <w:pPr>
         <w:pStyle w:val="Heading2"/>
-      </w:pPr>
-      <w:r>
-        <w:t>6.9 S8: PAYBACK PER NODE</w:t>
+        <w:tabs>
+          <w:tab w:pos="1134" w:val="left"/>
+        </w:tabs>
+      </w:pPr>
+      <w:r>
+        <w:t>6.9</w:t>
+        <w:tab/>
+        <w:t>S8: PAYBACK PER NODE</w:t>
       </w:r>
     </w:p>
     <w:p>
@@ -18865,7 +19342,7 @@
       </w:pPr>
       <w:r>
         <w:rPr>
-          <w:b w:val="0"/>
+          <w:b/>
           <w:i w:val="0"/>
         </w:rPr>
         <w:t>Figure 6.8 Simple payback against the number of machines covered by one node</w:t>
@@ -18898,9 +19375,14 @@
     <w:p>
       <w:pPr>
         <w:pStyle w:val="Heading2"/>
-      </w:pPr>
-      <w:r>
-        <w:t>6.10 S9: GENERALITY, OFFICE AND FACTORY</w:t>
+        <w:tabs>
+          <w:tab w:pos="1134" w:val="left"/>
+        </w:tabs>
+      </w:pPr>
+      <w:r>
+        <w:t>6.10</w:t>
+        <w:tab/>
+        <w:t>S9: GENERALITY, OFFICE AND FACTORY</w:t>
       </w:r>
     </w:p>
     <w:p>
@@ -18962,7 +19444,7 @@
       </w:pPr>
       <w:r>
         <w:rPr>
-          <w:b w:val="0"/>
+          <w:b/>
           <w:i w:val="0"/>
         </w:rPr>
         <w:t>Figure 6.9 Saving of the same edge layer in an office room and in a machining shop</w:t>
@@ -18983,9 +19465,14 @@
     <w:p>
       <w:pPr>
         <w:pStyle w:val="Heading2"/>
-      </w:pPr>
-      <w:r>
-        <w:t>6.11 DISCUSSION</w:t>
+        <w:tabs>
+          <w:tab w:pos="1134" w:val="left"/>
+        </w:tabs>
+      </w:pPr>
+      <w:r>
+        <w:t>6.11</w:t>
+        <w:tab/>
+        <w:t>DISCUSSION</w:t>
       </w:r>
     </w:p>
     <w:p>
@@ -19009,7 +19496,7 @@
           <w:b w:val="0"/>
           <w:i w:val="0"/>
         </w:rPr>
-        <w:t>The result compares reasonably with the literature, given the differences in setting. Building studies with occupancy control report savings between about 6 % for whole buildings (Lin et al. 2023) and 17 to 24 % for HVAC alone (Kong et al. 2022). Our factory figure is at the lower end in percentage terms, which is consistent with a busy workplace, but large in absolute terms.</w:t>
+        <w:t>The result compares reasonably with the literature, given the differences in setting. Building studies with occupancy control report savings between about 6 % for whole buildings (Lin et al 2023) and 17 to 24 % for HVAC alone (Kong et al 2022). Our factory figure is at the lower end in percentage terms, which is consistent with a busy workplace, but large in absolute terms.</w:t>
       </w:r>
     </w:p>
     <w:p>
@@ -19049,9 +19536,39 @@
     <w:p>
       <w:pPr>
         <w:pStyle w:val="Heading2"/>
-      </w:pPr>
-      <w:r>
-        <w:t>7.1 COST OF A DEPLOYMENT</w:t>
+        <w:tabs>
+          <w:tab w:pos="1134" w:val="left"/>
+        </w:tabs>
+      </w:pPr>
+      <w:r>
+        <w:t>7.1</w:t>
+        <w:tab/>
+        <w:t>INTRODUCTION</w:t>
+      </w:r>
+    </w:p>
+    <w:p>
+      <w:pPr>
+        <w:pStyle w:val="Body"/>
+      </w:pPr>
+      <w:r>
+        <w:rPr>
+          <w:b w:val="0"/>
+          <w:i w:val="0"/>
+        </w:rPr>
+        <w:t>Chapter 6 showed how much energy the edge node could save. This chapter looks at what it would cost and how it would be introduced into a working plant. It breaks down the cost of a deployment and the resulting payback, lists the standards and protocols that connect the node to equipment and to an energy management system, and sets out a plan for measuring and verifying the savings. A step-by-step deployment roadmap and the bench demonstration planned for the final review complete the chapter.</w:t>
+      </w:r>
+    </w:p>
+    <w:p>
+      <w:pPr>
+        <w:pStyle w:val="Heading2"/>
+        <w:tabs>
+          <w:tab w:pos="1134" w:val="left"/>
+        </w:tabs>
+      </w:pPr>
+      <w:r>
+        <w:t>7.2</w:t>
+        <w:tab/>
+        <w:t>COST OF A DEPLOYMENT</w:t>
       </w:r>
     </w:p>
     <w:p>
@@ -19072,7 +19589,7 @@
       </w:pPr>
       <w:r>
         <w:rPr>
-          <w:b w:val="0"/>
+          <w:b/>
           <w:i w:val="0"/>
         </w:rPr>
         <w:t>Table 7.1 Indicative cost of the installation for the reference shop</w:t>
@@ -19719,9 +20236,14 @@
     <w:p>
       <w:pPr>
         <w:pStyle w:val="Heading2"/>
-      </w:pPr>
-      <w:r>
-        <w:t>7.2 STANDARDS AND CONTROL PATHS</w:t>
+        <w:tabs>
+          <w:tab w:pos="1134" w:val="left"/>
+        </w:tabs>
+      </w:pPr>
+      <w:r>
+        <w:t>7.3</w:t>
+        <w:tab/>
+        <w:t>STANDARDS AND CONTROL PATHS</w:t>
       </w:r>
     </w:p>
     <w:p>
@@ -19742,7 +20264,7 @@
       </w:pPr>
       <w:r>
         <w:rPr>
-          <w:b w:val="0"/>
+          <w:b/>
           <w:i w:val="0"/>
         </w:rPr>
         <w:t>Table 7.2 Standards and protocols relevant to deployment</w:t>
@@ -20253,9 +20775,14 @@
     <w:p>
       <w:pPr>
         <w:pStyle w:val="Heading2"/>
-      </w:pPr>
-      <w:r>
-        <w:t>7.3 MEASUREMENT AND VERIFICATION PLAN</w:t>
+        <w:tabs>
+          <w:tab w:pos="1134" w:val="left"/>
+        </w:tabs>
+      </w:pPr>
+      <w:r>
+        <w:t>7.4</w:t>
+        <w:tab/>
+        <w:t>MEASUREMENT AND VERIFICATION PLAN</w:t>
       </w:r>
     </w:p>
     <w:p>
@@ -20353,9 +20880,14 @@
     <w:p>
       <w:pPr>
         <w:pStyle w:val="Heading2"/>
-      </w:pPr>
-      <w:r>
-        <w:t>7.4 DEPLOYMENT ROADMAP</w:t>
+        <w:tabs>
+          <w:tab w:pos="1134" w:val="left"/>
+        </w:tabs>
+      </w:pPr>
+      <w:r>
+        <w:t>7.5</w:t>
+        <w:tab/>
+        <w:t>DEPLOYMENT ROADMAP</w:t>
       </w:r>
     </w:p>
     <w:p>
@@ -20458,9 +20990,14 @@
     <w:p>
       <w:pPr>
         <w:pStyle w:val="Heading2"/>
-      </w:pPr>
-      <w:r>
-        <w:t>7.5 BENCH DEMONSTRATION</w:t>
+        <w:tabs>
+          <w:tab w:pos="1134" w:val="left"/>
+        </w:tabs>
+      </w:pPr>
+      <w:r>
+        <w:t>7.6</w:t>
+        <w:tab/>
+        <w:t>BENCH DEMONSTRATION</w:t>
       </w:r>
     </w:p>
     <w:p>
@@ -20500,9 +21037,14 @@
     <w:p>
       <w:pPr>
         <w:pStyle w:val="Heading2"/>
-      </w:pPr>
-      <w:r>
-        <w:t>8.1 CONCLUSIONS</w:t>
+        <w:tabs>
+          <w:tab w:pos="1134" w:val="left"/>
+        </w:tabs>
+      </w:pPr>
+      <w:r>
+        <w:t>8.1</w:t>
+        <w:tab/>
+        <w:t>CONCLUSIONS</w:t>
       </w:r>
     </w:p>
     <w:p>
@@ -20568,9 +21110,14 @@
     <w:p>
       <w:pPr>
         <w:pStyle w:val="Heading2"/>
-      </w:pPr>
-      <w:r>
-        <w:t>8.2 CONTRIBUTION TO SUSTAINABLE DEVELOPMENT GOALS</w:t>
+        <w:tabs>
+          <w:tab w:pos="1134" w:val="left"/>
+        </w:tabs>
+      </w:pPr>
+      <w:r>
+        <w:t>8.2</w:t>
+        <w:tab/>
+        <w:t>CONTRIBUTION TO SUSTAINABLE DEVELOPMENT GOALS</w:t>
       </w:r>
     </w:p>
     <w:p>
@@ -20591,7 +21138,7 @@
       </w:pPr>
       <w:r>
         <w:rPr>
-          <w:b w:val="0"/>
+          <w:b/>
           <w:i w:val="0"/>
         </w:rPr>
         <w:t>Table 8.1 Mapping to Sustainable Development Goals</w:t>
@@ -20799,9 +21346,14 @@
     <w:p>
       <w:pPr>
         <w:pStyle w:val="Heading2"/>
-      </w:pPr>
-      <w:r>
-        <w:t>8.3 FUTURE WORK</w:t>
+        <w:tabs>
+          <w:tab w:pos="1134" w:val="left"/>
+        </w:tabs>
+      </w:pPr>
+      <w:r>
+        <w:t>8.3</w:t>
+        <w:tab/>
+        <w:t>FUTURE WORK</w:t>
       </w:r>
     </w:p>
     <w:p>
@@ -22145,7 +22697,7 @@
           <w:b w:val="0"/>
           <w:i w:val="0"/>
         </w:rPr>
-        <w:t>The listing below shows the PyDS probe function attached to the DeepStream pipeline, the per-region counting and the asymmetric presence filter of Section 3.5.</w:t>
+        <w:t>The listing below shows the PyDS probe function attached to the DeepStream pipeline, the per-region counting and the asymmetric presence filter of Section 3.6.</w:t>
       </w:r>
     </w:p>
     <w:p>
@@ -22210,7 +22762,7 @@
           <w:b w:val="0"/>
           <w:i w:val="0"/>
         </w:rPr>
-        <w:t>RISE_S, FALL_S = 10, 60      # asymmetric persistence filter (Section 3.5)</w:t>
+        <w:t>RISE_S, FALL_S = 10, 60      # asymmetric persistence filter (Section 3.6)</w:t>
       </w:r>
     </w:p>
     <w:p>
@@ -22931,7 +23483,7 @@
           <w:b w:val="0"/>
           <w:i w:val="0"/>
         </w:rPr>
-        <w:t>The bench demonstration shows the complete chain from operator absence to switching on the existing edge node, using a small fan as the machine. The parts are listed in Table A3.1.</w:t>
+        <w:t>The bench demonstration shows the complete chain from operator absence to switching on the existing edge node, using a small fan as the machine. The parts are listed in Table A 3.1.</w:t>
       </w:r>
     </w:p>
     <w:p>
@@ -22940,10 +23492,10 @@
       </w:pPr>
       <w:r>
         <w:rPr>
-          <w:b w:val="0"/>
+          <w:b/>
           <w:i w:val="0"/>
         </w:rPr>
-        <w:t>Table A3.1 Parts for the bench demonstration</w:t>
+        <w:t>Table A 3.1 Parts for the bench demonstration</w:t>
       </w:r>
     </w:p>
     <w:tbl>
@@ -23370,6 +23922,11 @@
         </w:tc>
       </w:tr>
     </w:tbl>
+    <w:p>
+      <w:pPr>
+        <w:pStyle w:val="TableText"/>
+      </w:pPr>
+    </w:p>
     <w:p>
       <w:pPr>
         <w:pStyle w:val="Body"/>
@@ -36065,7 +36622,7 @@
     </w:pPr>
     <w:rPr>
       <w:rFonts w:ascii="Times New Roman" w:hAnsi="Times New Roman"/>
-      <w:b w:val="0"/>
+      <w:b/>
       <w:i w:val="0"/>
       <w:sz w:val="24"/>
     </w:rPr>
@@ -36080,7 +36637,7 @@
     </w:pPr>
     <w:rPr>
       <w:rFonts w:ascii="Times New Roman" w:hAnsi="Times New Roman"/>
-      <w:b w:val="0"/>
+      <w:b/>
       <w:i w:val="0"/>
       <w:sz w:val="24"/>
     </w:rPr>
@@ -36174,7 +36731,7 @@
     <w:basedOn w:val="Normal"/>
     <w:pPr>
       <w:spacing w:line="360" w:lineRule="auto"/>
-      <w:ind w:firstLine="567"/>
+      <w:ind w:firstLine="1134"/>
     </w:pPr>
     <w:rPr>
       <w:rFonts w:ascii="Times New Roman" w:hAnsi="Times New Roman"/>

--- a/Final_Report.docx
+++ b/Final_Report.docx
@@ -401,7 +401,12 @@
         <w:t>Certified further that to the best of my knowledge the work reported herein does not form part of any other thesis or dissertation on the basis of which a degree or award was conferred on an earlier occasion on this or any other candidate.</w:t>
       </w:r>
     </w:p>
-    <w:p/>
+    <w:p>
+      <w:pPr>
+        <w:pStyle w:val="TableText"/>
+        <w:spacing w:after="320"/>
+      </w:pPr>
+    </w:p>
     <w:tbl>
       <w:tblPr>
         <w:tblW w:type="auto" w:w="0"/>
@@ -414,17 +419,18 @@
       <w:tr>
         <w:tc>
           <w:tcPr>
-            <w:tcW w:type="dxa" w:w="3827"/>
+            <w:tcW w:type="dxa" w:w="3969"/>
           </w:tcPr>
           <w:p>
             <w:pPr>
               <w:spacing w:after="0" w:line="240" w:lineRule="auto"/>
+              <w:jc w:val="left"/>
             </w:pPr>
             <w:r/>
             <w:r>
               <w:rPr>
                 <w:b/>
-                <w:sz w:val="22"/>
+                <w:sz w:val="24"/>
               </w:rPr>
               <w:t>SIGNATURE</w:t>
             </w:r>
@@ -432,17 +438,18 @@
         </w:tc>
         <w:tc>
           <w:tcPr>
-            <w:tcW w:type="dxa" w:w="3827"/>
+            <w:tcW w:type="dxa" w:w="3969"/>
           </w:tcPr>
           <w:p>
             <w:pPr>
               <w:spacing w:after="0" w:line="240" w:lineRule="auto"/>
+              <w:jc w:val="left"/>
             </w:pPr>
             <w:r/>
             <w:r>
               <w:rPr>
                 <w:b/>
-                <w:sz w:val="22"/>
+                <w:sz w:val="24"/>
               </w:rPr>
               <w:t>SIGNATURE</w:t>
             </w:r>
@@ -452,17 +459,18 @@
       <w:tr>
         <w:tc>
           <w:tcPr>
-            <w:tcW w:type="dxa" w:w="3827"/>
+            <w:tcW w:type="dxa" w:w="3969"/>
           </w:tcPr>
           <w:p>
             <w:pPr>
               <w:spacing w:after="0" w:line="240" w:lineRule="auto"/>
+              <w:jc w:val="left"/>
             </w:pPr>
             <w:r/>
             <w:r>
               <w:rPr>
                 <w:b/>
-                <w:sz w:val="22"/>
+                <w:sz w:val="24"/>
               </w:rPr>
               <w:t>Dr. V. RAJINI</w:t>
             </w:r>
@@ -470,17 +478,18 @@
         </w:tc>
         <w:tc>
           <w:tcPr>
-            <w:tcW w:type="dxa" w:w="3827"/>
+            <w:tcW w:type="dxa" w:w="3969"/>
           </w:tcPr>
           <w:p>
             <w:pPr>
               <w:spacing w:after="0" w:line="240" w:lineRule="auto"/>
+              <w:jc w:val="left"/>
             </w:pPr>
             <w:r/>
             <w:r>
               <w:rPr>
                 <w:b/>
-                <w:sz w:val="22"/>
+                <w:sz w:val="24"/>
               </w:rPr>
               <w:t>Dr. RAJESH PANDA</w:t>
             </w:r>
@@ -490,17 +499,18 @@
       <w:tr>
         <w:tc>
           <w:tcPr>
-            <w:tcW w:type="dxa" w:w="3827"/>
+            <w:tcW w:type="dxa" w:w="3969"/>
           </w:tcPr>
           <w:p>
             <w:pPr>
               <w:spacing w:after="0" w:line="240" w:lineRule="auto"/>
+              <w:jc w:val="left"/>
             </w:pPr>
             <w:r/>
             <w:r>
               <w:rPr>
                 <w:b/>
-                <w:sz w:val="22"/>
+                <w:sz w:val="24"/>
               </w:rPr>
               <w:t>HEAD OF THE DEPARTMENT</w:t>
             </w:r>
@@ -508,17 +518,18 @@
         </w:tc>
         <w:tc>
           <w:tcPr>
-            <w:tcW w:type="dxa" w:w="3827"/>
+            <w:tcW w:type="dxa" w:w="3969"/>
           </w:tcPr>
           <w:p>
             <w:pPr>
               <w:spacing w:after="0" w:line="240" w:lineRule="auto"/>
+              <w:jc w:val="left"/>
             </w:pPr>
             <w:r/>
             <w:r>
               <w:rPr>
                 <w:b/>
-                <w:sz w:val="22"/>
+                <w:sz w:val="24"/>
               </w:rPr>
               <w:t>SUPERVISOR</w:t>
             </w:r>
@@ -528,17 +539,18 @@
       <w:tr>
         <w:tc>
           <w:tcPr>
-            <w:tcW w:type="dxa" w:w="3827"/>
+            <w:tcW w:type="dxa" w:w="3969"/>
           </w:tcPr>
           <w:p>
             <w:pPr>
               <w:spacing w:after="0" w:line="240" w:lineRule="auto"/>
+              <w:jc w:val="left"/>
             </w:pPr>
             <w:r/>
             <w:r>
               <w:rPr>
                 <w:b w:val="0"/>
-                <w:sz w:val="22"/>
+                <w:sz w:val="24"/>
               </w:rPr>
               <w:t>Professor and Head</w:t>
             </w:r>
@@ -546,17 +558,18 @@
         </w:tc>
         <w:tc>
           <w:tcPr>
-            <w:tcW w:type="dxa" w:w="3827"/>
+            <w:tcW w:type="dxa" w:w="3969"/>
           </w:tcPr>
           <w:p>
             <w:pPr>
               <w:spacing w:after="0" w:line="240" w:lineRule="auto"/>
+              <w:jc w:val="left"/>
             </w:pPr>
             <w:r/>
             <w:r>
               <w:rPr>
                 <w:b w:val="0"/>
-                <w:sz w:val="22"/>
+                <w:sz w:val="24"/>
               </w:rPr>
               <w:t>Assistant Professor</w:t>
             </w:r>
@@ -566,17 +579,18 @@
       <w:tr>
         <w:tc>
           <w:tcPr>
-            <w:tcW w:type="dxa" w:w="3827"/>
+            <w:tcW w:type="dxa" w:w="3969"/>
           </w:tcPr>
           <w:p>
             <w:pPr>
               <w:spacing w:after="0" w:line="240" w:lineRule="auto"/>
+              <w:jc w:val="left"/>
             </w:pPr>
             <w:r/>
             <w:r>
               <w:rPr>
                 <w:b w:val="0"/>
-                <w:sz w:val="22"/>
+                <w:sz w:val="24"/>
               </w:rPr>
               <w:t>Department of Electrical and Electronics Engineering</w:t>
             </w:r>
@@ -584,17 +598,18 @@
         </w:tc>
         <w:tc>
           <w:tcPr>
-            <w:tcW w:type="dxa" w:w="3827"/>
+            <w:tcW w:type="dxa" w:w="3969"/>
           </w:tcPr>
           <w:p>
             <w:pPr>
               <w:spacing w:after="0" w:line="240" w:lineRule="auto"/>
+              <w:jc w:val="left"/>
             </w:pPr>
             <w:r/>
             <w:r>
               <w:rPr>
                 <w:b w:val="0"/>
-                <w:sz w:val="22"/>
+                <w:sz w:val="24"/>
               </w:rPr>
               <w:t>Department of Electrical and Electronics Engineering</w:t>
             </w:r>
@@ -604,17 +619,18 @@
       <w:tr>
         <w:tc>
           <w:tcPr>
-            <w:tcW w:type="dxa" w:w="3827"/>
+            <w:tcW w:type="dxa" w:w="3969"/>
           </w:tcPr>
           <w:p>
             <w:pPr>
               <w:spacing w:after="0" w:line="240" w:lineRule="auto"/>
+              <w:jc w:val="left"/>
             </w:pPr>
             <w:r/>
             <w:r>
               <w:rPr>
                 <w:b w:val="0"/>
-                <w:sz w:val="22"/>
+                <w:sz w:val="24"/>
               </w:rPr>
               <w:t>SSN College of Engineering</w:t>
             </w:r>
@@ -622,17 +638,18 @@
         </w:tc>
         <w:tc>
           <w:tcPr>
-            <w:tcW w:type="dxa" w:w="3827"/>
+            <w:tcW w:type="dxa" w:w="3969"/>
           </w:tcPr>
           <w:p>
             <w:pPr>
               <w:spacing w:after="0" w:line="240" w:lineRule="auto"/>
+              <w:jc w:val="left"/>
             </w:pPr>
             <w:r/>
             <w:r>
               <w:rPr>
                 <w:b w:val="0"/>
-                <w:sz w:val="22"/>
+                <w:sz w:val="24"/>
               </w:rPr>
               <w:t>SSN College of Engineering</w:t>
             </w:r>
@@ -642,17 +659,18 @@
       <w:tr>
         <w:tc>
           <w:tcPr>
-            <w:tcW w:type="dxa" w:w="3827"/>
+            <w:tcW w:type="dxa" w:w="3969"/>
           </w:tcPr>
           <w:p>
             <w:pPr>
               <w:spacing w:after="0" w:line="240" w:lineRule="auto"/>
+              <w:jc w:val="left"/>
             </w:pPr>
             <w:r/>
             <w:r>
               <w:rPr>
                 <w:b w:val="0"/>
-                <w:sz w:val="22"/>
+                <w:sz w:val="24"/>
               </w:rPr>
               <w:t>Kalavakkam - 603 110</w:t>
             </w:r>
@@ -660,17 +678,18 @@
         </w:tc>
         <w:tc>
           <w:tcPr>
-            <w:tcW w:type="dxa" w:w="3827"/>
+            <w:tcW w:type="dxa" w:w="3969"/>
           </w:tcPr>
           <w:p>
             <w:pPr>
               <w:spacing w:after="0" w:line="240" w:lineRule="auto"/>
+              <w:jc w:val="left"/>
             </w:pPr>
             <w:r/>
             <w:r>
               <w:rPr>
                 <w:b w:val="0"/>
-                <w:sz w:val="22"/>
+                <w:sz w:val="24"/>
               </w:rPr>
               <w:t>Kalavakkam - 603 110</w:t>
             </w:r>
@@ -689,54 +708,30 @@
         <w:t>Submitted for project viva-voce examination held on ...............................</w:t>
       </w:r>
     </w:p>
-    <w:tbl>
-      <w:tblPr>
-        <w:tblW w:type="auto" w:w="0"/>
-        <w:tblLook w:firstColumn="1" w:firstRow="1" w:lastColumn="0" w:lastRow="0" w:noHBand="0" w:noVBand="1" w:val="04A0"/>
-      </w:tblPr>
-      <w:tblGrid>
-        <w:gridCol w:w="3827"/>
-        <w:gridCol w:w="3827"/>
-      </w:tblGrid>
-      <w:tr>
-        <w:tc>
-          <w:tcPr>
-            <w:tcW w:type="dxa" w:w="3827"/>
-          </w:tcPr>
-          <w:p>
-            <w:pPr>
-              <w:spacing w:before="600"/>
-            </w:pPr>
-            <w:r/>
-            <w:r>
-              <w:rPr>
-                <w:b/>
-                <w:sz w:val="24"/>
-              </w:rPr>
-              <w:t>EXTERNAL EXAMINER</w:t>
-            </w:r>
-          </w:p>
-        </w:tc>
-        <w:tc>
-          <w:tcPr>
-            <w:tcW w:type="dxa" w:w="3827"/>
-          </w:tcPr>
-          <w:p>
-            <w:pPr>
-              <w:spacing w:before="600"/>
-            </w:pPr>
-            <w:r/>
-            <w:r>
-              <w:rPr>
-                <w:b/>
-                <w:sz w:val="24"/>
-              </w:rPr>
-              <w:t>INTERNAL EXAMINER</w:t>
-            </w:r>
-          </w:p>
-        </w:tc>
-      </w:tr>
-    </w:tbl>
+    <w:p>
+      <w:pPr>
+        <w:tabs>
+          <w:tab w:pos="4535" w:val="left"/>
+        </w:tabs>
+        <w:spacing w:before="360"/>
+        <w:jc w:val="left"/>
+      </w:pPr>
+      <w:r>
+        <w:rPr>
+          <w:b/>
+          <w:sz w:val="24"/>
+        </w:rPr>
+        <w:t>EXTERNAL EXAMINER</w:t>
+      </w:r>
+      <w:r>
+        <w:rPr>
+          <w:b/>
+          <w:sz w:val="24"/>
+        </w:rPr>
+        <w:tab/>
+        <w:t>INTERNAL EXAMINER</w:t>
+      </w:r>
+    </w:p>
     <w:p>
       <w:pPr>
         <w:pStyle w:val="FrontHeading"/>
@@ -744,7 +739,7 @@
       </w:pPr>
       <w:r>
         <w:rPr>
-          <w:b w:val="0"/>
+          <w:b/>
           <w:i w:val="0"/>
         </w:rPr>
         <w:t>ABSTRACT</w:t>
@@ -761,50 +756,7 @@
           <w:i w:val="0"/>
           <w:sz w:val="28"/>
         </w:rPr>
-        <w:t>Machines in small and medium machining shops keep drawing power long after they stop cutting. Pumps, fans, lights and compressors run through breaks, material waits and sometimes whole nights. This project develops an edge artificial intelligence layer that uses existing surveillance cameras to detect this waste and act on it, while keeping all video on the device.</w:t>
-      </w:r>
-    </w:p>
-    <w:p>
-      <w:pPr>
-        <w:pStyle w:val="Body"/>
-        <w:spacing w:line="480" w:lineRule="auto"/>
-      </w:pPr>
-      <w:r>
-        <w:rPr>
-          <w:b w:val="0"/>
-          <w:i w:val="0"/>
-          <w:sz w:val="28"/>
-        </w:rPr>
-        <w:t>In the first phase of the work, an edge node was built on an NVIDIA Jetson Nano running DeepStream with a TensorRT-optimised ResNet10 person detector. The node turns camera frames into a filtered person count and publishes it to a live dashboard. Following feedback from industry experts, the decision layer was then extended from an office room to a manufacturing shop. Operator presence in a region of interest at each machine is combined with machine activity from a current transformer clamp, and a four-state machine moves a machine to standby only when it is both idle and unattended, with a further deep standby for machines that are safe to power down. The same signals control zone lighting, ventilation fans, the conveyor and the compressor.</w:t>
-      </w:r>
-    </w:p>
-    <w:p>
-      <w:pPr>
-        <w:pStyle w:val="Body"/>
-        <w:spacing w:line="480" w:lineRule="auto"/>
-      </w:pPr>
-      <w:r>
-        <w:rPr>
-          <w:b w:val="0"/>
-          <w:i w:val="0"/>
-          <w:sz w:val="28"/>
-        </w:rPr>
-        <w:t>The electrical effect was evaluated with a stochastic simulation of a reference shop with ten CNC machining centres working two shifts, using the Tamil Nadu HT-I tariff of Rs 7.50 per kWh and Rs 608 per kVA per month. Over 1,000 simulated days the mean energy saving was 8.5 %, with 90 % of days between 6.6 % and 10.6 %, corresponding to 45,295 kWh, Rs 3.47 lakh and 32.2 tonnes of CO2 per year. More than half of the saving came from loads other than the machines. Maximum demand was almost unchanged, so the benefit is a reduction in energy rather than in peak demand. A timer study showed that a three-minute standby timer gives both a higher saving and fewer nuisance standbys than longer timers close to the length of a tea break. The complete installation pays back in about 3.3 months. A measurement and verification plan is proposed for validating these savings on a working shop floor.</w:t>
-      </w:r>
-    </w:p>
-    <w:p>
-      <w:pPr>
-        <w:pStyle w:val="Body"/>
-        <w:spacing w:line="480" w:lineRule="auto"/>
-        <w:ind w:firstLine="0"/>
-      </w:pPr>
-      <w:r>
-        <w:rPr>
-          <w:b w:val="0"/>
-          <w:i w:val="0"/>
-          <w:sz w:val="28"/>
-        </w:rPr>
-        <w:t>Keywords: edge AI, Jetson Nano, idle energy, machine tools, occupancy detection, MSME, energy management, demand charge</w:t>
+        <w:t>Machines in small machining shops keep drawing power long after they stop cutting, and the pumps, fans, lights and compressors around them run through breaks and material waits. This project develops an edge artificial intelligence layer that uses existing surveillance cameras to detect this waste and act on it, while keeping all video on the device. An edge node built on an NVIDIA Jetson Nano with DeepStream and a TensorRT-optimised ResNet10 detector converts camera frames into a filtered person count. Operator presence at each machine is combined with machine activity from a current transformer clamp, and a four-state machine moves a machine to standby only when it is both idle and unattended. The same signals control lighting, ventilation fans, the conveyor and the compressor. A stochastic simulation of a ten-machine, two-shift shop under the Tamil Nadu HT-I tariff gave a mean energy saving of 8.5 % over 1,000 days, equal to 45,295 kWh, Rs 3.47 lakh and 32.2 tonnes of CO2 per year, with a payback of about 3.3 months. Maximum demand was almost unchanged, so the benefit is a reduction in energy rather than in peak demand.</w:t>
       </w:r>
     </w:p>
     <w:p>
@@ -814,7 +766,7 @@
       </w:pPr>
       <w:r>
         <w:rPr>
-          <w:b w:val="0"/>
+          <w:b/>
           <w:i w:val="0"/>
         </w:rPr>
         <w:t>ACKNOWLEDGEMENT</w:t>
@@ -931,7 +883,7 @@
       </w:pPr>
       <w:r>
         <w:rPr>
-          <w:b w:val="0"/>
+          <w:b/>
           <w:i w:val="0"/>
         </w:rPr>
         <w:t>TABLE OF CONTENTS</w:t>
@@ -1124,7 +1076,7 @@
                 <w:b/>
                 <w:sz w:val="24"/>
               </w:rPr>
-              <w:t>x</w:t>
+              <w:t>ix</w:t>
             </w:r>
           </w:p>
         </w:tc>
@@ -1184,7 +1136,7 @@
                 <w:b/>
                 <w:sz w:val="24"/>
               </w:rPr>
-              <w:t>xi</w:t>
+              <w:t>x</w:t>
             </w:r>
           </w:p>
         </w:tc>
@@ -1244,7 +1196,7 @@
                 <w:b/>
                 <w:sz w:val="24"/>
               </w:rPr>
-              <w:t>xii</w:t>
+              <w:t>xi</w:t>
             </w:r>
           </w:p>
         </w:tc>
@@ -2487,7 +2439,7 @@
                 <w:b w:val="0"/>
                 <w:sz w:val="24"/>
               </w:rPr>
-              <w:t xml:space="preserve">      3.2   SYSTEM OVERVIEW</w:t>
+              <w:t xml:space="preserve">      3.2   DESIGN PRINCIPLES</w:t>
             </w:r>
           </w:p>
         </w:tc>
@@ -2507,7 +2459,7 @@
                 <w:b w:val="0"/>
                 <w:sz w:val="24"/>
               </w:rPr>
-              <w:t>15</w:t>
+              <w:t>16</w:t>
             </w:r>
           </w:p>
         </w:tc>
@@ -2547,7 +2499,7 @@
                 <w:b w:val="0"/>
                 <w:sz w:val="24"/>
               </w:rPr>
-              <w:t xml:space="preserve">      3.3   DESIGN PRINCIPLES</w:t>
+              <w:t xml:space="preserve">      3.3   SENSING INPUTS</w:t>
             </w:r>
           </w:p>
         </w:tc>
@@ -2567,7 +2519,7 @@
                 <w:b w:val="0"/>
                 <w:sz w:val="24"/>
               </w:rPr>
-              <w:t>16</w:t>
+              <w:t>17</w:t>
             </w:r>
           </w:p>
         </w:tc>
@@ -2607,7 +2559,7 @@
                 <w:b w:val="0"/>
                 <w:sz w:val="24"/>
               </w:rPr>
-              <w:t xml:space="preserve">      3.4   SENSING INPUTS</w:t>
+              <w:t xml:space="preserve">      3.4   ZONES AND REGIONS OF INTEREST</w:t>
             </w:r>
           </w:p>
         </w:tc>
@@ -2667,7 +2619,7 @@
                 <w:b w:val="0"/>
                 <w:sz w:val="24"/>
               </w:rPr>
-              <w:t xml:space="preserve">      3.5   ZONES AND REGIONS OF INTEREST</w:t>
+              <w:t xml:space="preserve">      3.5   SIGNAL CONDITIONING</w:t>
             </w:r>
           </w:p>
         </w:tc>
@@ -2687,7 +2639,7 @@
                 <w:b w:val="0"/>
                 <w:sz w:val="24"/>
               </w:rPr>
-              <w:t>17</w:t>
+              <w:t>18</w:t>
             </w:r>
           </w:p>
         </w:tc>
@@ -2727,7 +2679,7 @@
                 <w:b w:val="0"/>
                 <w:sz w:val="24"/>
               </w:rPr>
-              <w:t xml:space="preserve">      3.6   SIGNAL CONDITIONING</w:t>
+              <w:t xml:space="preserve">      3.6   MACHINE STATE MACHINE</w:t>
             </w:r>
           </w:p>
         </w:tc>
@@ -2747,7 +2699,7 @@
                 <w:b w:val="0"/>
                 <w:sz w:val="24"/>
               </w:rPr>
-              <w:t>18</w:t>
+              <w:t>19</w:t>
             </w:r>
           </w:p>
         </w:tc>
@@ -2787,7 +2739,7 @@
                 <w:b w:val="0"/>
                 <w:sz w:val="24"/>
               </w:rPr>
-              <w:t xml:space="preserve">      3.7   MACHINE STATE MACHINE</w:t>
+              <w:t xml:space="preserve">      3.7   MULTI-LOAD ACTIONS</w:t>
             </w:r>
           </w:p>
         </w:tc>
@@ -2807,7 +2759,7 @@
                 <w:b w:val="0"/>
                 <w:sz w:val="24"/>
               </w:rPr>
-              <w:t>19</w:t>
+              <w:t>21</w:t>
             </w:r>
           </w:p>
         </w:tc>
@@ -2847,7 +2799,7 @@
                 <w:b w:val="0"/>
                 <w:sz w:val="24"/>
               </w:rPr>
-              <w:t xml:space="preserve">      3.8   MULTI-LOAD ACTIONS</w:t>
+              <w:t xml:space="preserve">      3.8   ADVISORY AND AUTOMATIC MODES</w:t>
             </w:r>
           </w:p>
         </w:tc>
@@ -2907,7 +2859,7 @@
                 <w:b w:val="0"/>
                 <w:sz w:val="24"/>
               </w:rPr>
-              <w:t xml:space="preserve">      3.9   ADVISORY AND AUTOMATIC MODES</w:t>
+              <w:t xml:space="preserve">      3.9   SAFETY CONSIDERATIONS</w:t>
             </w:r>
           </w:p>
         </w:tc>
@@ -2927,7 +2879,7 @@
                 <w:b w:val="0"/>
                 <w:sz w:val="24"/>
               </w:rPr>
-              <w:t>21</w:t>
+              <w:t>22</w:t>
             </w:r>
           </w:p>
         </w:tc>
@@ -2967,7 +2919,7 @@
                 <w:b w:val="0"/>
                 <w:sz w:val="24"/>
               </w:rPr>
-              <w:t xml:space="preserve">      3.10   SAFETY CONSIDERATIONS</w:t>
+              <w:t xml:space="preserve">      3.10   PRIVACY AND WORKER ACCEPTANCE</w:t>
             </w:r>
           </w:p>
         </w:tc>
@@ -3006,6 +2958,67 @@
             <w:r/>
             <w:r>
               <w:rPr>
+                <w:b/>
+                <w:sz w:val="24"/>
+              </w:rPr>
+              <w:t>4</w:t>
+            </w:r>
+          </w:p>
+        </w:tc>
+        <w:tc>
+          <w:tcPr>
+            <w:tcW w:type="dxa" w:w="4932"/>
+          </w:tcPr>
+          <w:p>
+            <w:pPr>
+              <w:pStyle w:val="TableText"/>
+              <w:spacing w:before="0" w:after="0" w:line="360" w:lineRule="auto"/>
+            </w:pPr>
+            <w:r/>
+            <w:r>
+              <w:rPr>
+                <w:b/>
+                <w:sz w:val="24"/>
+              </w:rPr>
+              <w:t>IMPLEMENTATION OF THE EDGE NODE</w:t>
+            </w:r>
+          </w:p>
+        </w:tc>
+        <w:tc>
+          <w:tcPr>
+            <w:tcW w:type="dxa" w:w="1134"/>
+          </w:tcPr>
+          <w:p>
+            <w:pPr>
+              <w:pStyle w:val="TableText"/>
+              <w:spacing w:before="0" w:after="0" w:line="360" w:lineRule="auto"/>
+              <w:jc w:val="center"/>
+            </w:pPr>
+            <w:r/>
+            <w:r>
+              <w:rPr>
+                <w:b/>
+                <w:sz w:val="24"/>
+              </w:rPr>
+              <w:t>24</w:t>
+            </w:r>
+          </w:p>
+        </w:tc>
+      </w:tr>
+      <w:tr>
+        <w:tc>
+          <w:tcPr>
+            <w:tcW w:type="dxa" w:w="1587"/>
+          </w:tcPr>
+          <w:p>
+            <w:pPr>
+              <w:pStyle w:val="TableText"/>
+              <w:spacing w:before="0" w:after="0" w:line="360" w:lineRule="auto"/>
+              <w:jc w:val="center"/>
+            </w:pPr>
+            <w:r/>
+            <w:r>
+              <w:rPr>
                 <w:b w:val="0"/>
                 <w:sz w:val="24"/>
               </w:rPr>
@@ -3027,7 +3040,7 @@
                 <w:b w:val="0"/>
                 <w:sz w:val="24"/>
               </w:rPr>
-              <w:t xml:space="preserve">      3.11   PRIVACY AND WORKER ACCEPTANCE</w:t>
+              <w:t xml:space="preserve">      4.1   INTRODUCTION</w:t>
             </w:r>
           </w:p>
         </w:tc>
@@ -3047,7 +3060,7 @@
                 <w:b w:val="0"/>
                 <w:sz w:val="24"/>
               </w:rPr>
-              <w:t>22</w:t>
+              <w:t>24</w:t>
             </w:r>
           </w:p>
         </w:tc>
@@ -3066,10 +3079,370 @@
             <w:r/>
             <w:r>
               <w:rPr>
+                <w:b w:val="0"/>
+                <w:sz w:val="24"/>
+              </w:rPr>
+            </w:r>
+          </w:p>
+        </w:tc>
+        <w:tc>
+          <w:tcPr>
+            <w:tcW w:type="dxa" w:w="4932"/>
+          </w:tcPr>
+          <w:p>
+            <w:pPr>
+              <w:pStyle w:val="TableText"/>
+              <w:spacing w:before="0" w:after="0" w:line="360" w:lineRule="auto"/>
+            </w:pPr>
+            <w:r/>
+            <w:r>
+              <w:rPr>
+                <w:b w:val="0"/>
+                <w:sz w:val="24"/>
+              </w:rPr>
+              <w:t xml:space="preserve">      4.2   HARDWARE</w:t>
+            </w:r>
+          </w:p>
+        </w:tc>
+        <w:tc>
+          <w:tcPr>
+            <w:tcW w:type="dxa" w:w="1134"/>
+          </w:tcPr>
+          <w:p>
+            <w:pPr>
+              <w:pStyle w:val="TableText"/>
+              <w:spacing w:before="0" w:after="0" w:line="360" w:lineRule="auto"/>
+              <w:jc w:val="center"/>
+            </w:pPr>
+            <w:r/>
+            <w:r>
+              <w:rPr>
+                <w:b w:val="0"/>
+                <w:sz w:val="24"/>
+              </w:rPr>
+              <w:t>24</w:t>
+            </w:r>
+          </w:p>
+        </w:tc>
+      </w:tr>
+      <w:tr>
+        <w:tc>
+          <w:tcPr>
+            <w:tcW w:type="dxa" w:w="1587"/>
+          </w:tcPr>
+          <w:p>
+            <w:pPr>
+              <w:pStyle w:val="TableText"/>
+              <w:spacing w:before="0" w:after="0" w:line="360" w:lineRule="auto"/>
+              <w:jc w:val="center"/>
+            </w:pPr>
+            <w:r/>
+            <w:r>
+              <w:rPr>
+                <w:b w:val="0"/>
+                <w:sz w:val="24"/>
+              </w:rPr>
+            </w:r>
+          </w:p>
+        </w:tc>
+        <w:tc>
+          <w:tcPr>
+            <w:tcW w:type="dxa" w:w="4932"/>
+          </w:tcPr>
+          <w:p>
+            <w:pPr>
+              <w:pStyle w:val="TableText"/>
+              <w:spacing w:before="0" w:after="0" w:line="360" w:lineRule="auto"/>
+            </w:pPr>
+            <w:r/>
+            <w:r>
+              <w:rPr>
+                <w:b w:val="0"/>
+                <w:sz w:val="24"/>
+              </w:rPr>
+              <w:t xml:space="preserve">      4.3   SOFTWARE STACK</w:t>
+            </w:r>
+          </w:p>
+        </w:tc>
+        <w:tc>
+          <w:tcPr>
+            <w:tcW w:type="dxa" w:w="1134"/>
+          </w:tcPr>
+          <w:p>
+            <w:pPr>
+              <w:pStyle w:val="TableText"/>
+              <w:spacing w:before="0" w:after="0" w:line="360" w:lineRule="auto"/>
+              <w:jc w:val="center"/>
+            </w:pPr>
+            <w:r/>
+            <w:r>
+              <w:rPr>
+                <w:b w:val="0"/>
+                <w:sz w:val="24"/>
+              </w:rPr>
+              <w:t>26</w:t>
+            </w:r>
+          </w:p>
+        </w:tc>
+      </w:tr>
+      <w:tr>
+        <w:tc>
+          <w:tcPr>
+            <w:tcW w:type="dxa" w:w="1587"/>
+          </w:tcPr>
+          <w:p>
+            <w:pPr>
+              <w:pStyle w:val="TableText"/>
+              <w:spacing w:before="0" w:after="0" w:line="360" w:lineRule="auto"/>
+              <w:jc w:val="center"/>
+            </w:pPr>
+            <w:r/>
+            <w:r>
+              <w:rPr>
+                <w:b w:val="0"/>
+                <w:sz w:val="24"/>
+              </w:rPr>
+            </w:r>
+          </w:p>
+        </w:tc>
+        <w:tc>
+          <w:tcPr>
+            <w:tcW w:type="dxa" w:w="4932"/>
+          </w:tcPr>
+          <w:p>
+            <w:pPr>
+              <w:pStyle w:val="TableText"/>
+              <w:spacing w:before="0" w:after="0" w:line="360" w:lineRule="auto"/>
+            </w:pPr>
+            <w:r/>
+            <w:r>
+              <w:rPr>
+                <w:b w:val="0"/>
+                <w:sz w:val="24"/>
+              </w:rPr>
+              <w:t xml:space="preserve">      4.4   PIPELINE</w:t>
+            </w:r>
+          </w:p>
+        </w:tc>
+        <w:tc>
+          <w:tcPr>
+            <w:tcW w:type="dxa" w:w="1134"/>
+          </w:tcPr>
+          <w:p>
+            <w:pPr>
+              <w:pStyle w:val="TableText"/>
+              <w:spacing w:before="0" w:after="0" w:line="360" w:lineRule="auto"/>
+              <w:jc w:val="center"/>
+            </w:pPr>
+            <w:r/>
+            <w:r>
+              <w:rPr>
+                <w:b w:val="0"/>
+                <w:sz w:val="24"/>
+              </w:rPr>
+              <w:t>26</w:t>
+            </w:r>
+          </w:p>
+        </w:tc>
+      </w:tr>
+      <w:tr>
+        <w:tc>
+          <w:tcPr>
+            <w:tcW w:type="dxa" w:w="1587"/>
+          </w:tcPr>
+          <w:p>
+            <w:pPr>
+              <w:pStyle w:val="TableText"/>
+              <w:spacing w:before="0" w:after="0" w:line="360" w:lineRule="auto"/>
+              <w:jc w:val="center"/>
+            </w:pPr>
+            <w:r/>
+            <w:r>
+              <w:rPr>
+                <w:b w:val="0"/>
+                <w:sz w:val="24"/>
+              </w:rPr>
+            </w:r>
+          </w:p>
+        </w:tc>
+        <w:tc>
+          <w:tcPr>
+            <w:tcW w:type="dxa" w:w="4932"/>
+          </w:tcPr>
+          <w:p>
+            <w:pPr>
+              <w:pStyle w:val="TableText"/>
+              <w:spacing w:before="0" w:after="0" w:line="360" w:lineRule="auto"/>
+            </w:pPr>
+            <w:r/>
+            <w:r>
+              <w:rPr>
+                <w:b w:val="0"/>
+                <w:sz w:val="24"/>
+              </w:rPr>
+              <w:t xml:space="preserve">      4.5   LIVE DETECTION AND DASHBOARD</w:t>
+            </w:r>
+          </w:p>
+        </w:tc>
+        <w:tc>
+          <w:tcPr>
+            <w:tcW w:type="dxa" w:w="1134"/>
+          </w:tcPr>
+          <w:p>
+            <w:pPr>
+              <w:pStyle w:val="TableText"/>
+              <w:spacing w:before="0" w:after="0" w:line="360" w:lineRule="auto"/>
+              <w:jc w:val="center"/>
+            </w:pPr>
+            <w:r/>
+            <w:r>
+              <w:rPr>
+                <w:b w:val="0"/>
+                <w:sz w:val="24"/>
+              </w:rPr>
+              <w:t>27</w:t>
+            </w:r>
+          </w:p>
+        </w:tc>
+      </w:tr>
+      <w:tr>
+        <w:tc>
+          <w:tcPr>
+            <w:tcW w:type="dxa" w:w="1587"/>
+          </w:tcPr>
+          <w:p>
+            <w:pPr>
+              <w:pStyle w:val="TableText"/>
+              <w:spacing w:before="0" w:after="0" w:line="360" w:lineRule="auto"/>
+              <w:jc w:val="center"/>
+            </w:pPr>
+            <w:r/>
+            <w:r>
+              <w:rPr>
+                <w:b w:val="0"/>
+                <w:sz w:val="24"/>
+              </w:rPr>
+            </w:r>
+          </w:p>
+        </w:tc>
+        <w:tc>
+          <w:tcPr>
+            <w:tcW w:type="dxa" w:w="4932"/>
+          </w:tcPr>
+          <w:p>
+            <w:pPr>
+              <w:pStyle w:val="TableText"/>
+              <w:spacing w:before="0" w:after="0" w:line="360" w:lineRule="auto"/>
+            </w:pPr>
+            <w:r/>
+            <w:r>
+              <w:rPr>
+                <w:b w:val="0"/>
+                <w:sz w:val="24"/>
+              </w:rPr>
+              <w:t xml:space="preserve">      4.6   EXTENSION FOR THE SHOP FLOOR</w:t>
+            </w:r>
+          </w:p>
+        </w:tc>
+        <w:tc>
+          <w:tcPr>
+            <w:tcW w:type="dxa" w:w="1134"/>
+          </w:tcPr>
+          <w:p>
+            <w:pPr>
+              <w:pStyle w:val="TableText"/>
+              <w:spacing w:before="0" w:after="0" w:line="360" w:lineRule="auto"/>
+              <w:jc w:val="center"/>
+            </w:pPr>
+            <w:r/>
+            <w:r>
+              <w:rPr>
+                <w:b w:val="0"/>
+                <w:sz w:val="24"/>
+              </w:rPr>
+              <w:t>29</w:t>
+            </w:r>
+          </w:p>
+        </w:tc>
+      </w:tr>
+      <w:tr>
+        <w:tc>
+          <w:tcPr>
+            <w:tcW w:type="dxa" w:w="1587"/>
+          </w:tcPr>
+          <w:p>
+            <w:pPr>
+              <w:pStyle w:val="TableText"/>
+              <w:spacing w:before="0" w:after="0" w:line="360" w:lineRule="auto"/>
+              <w:jc w:val="center"/>
+            </w:pPr>
+            <w:r/>
+            <w:r>
+              <w:rPr>
+                <w:b w:val="0"/>
+                <w:sz w:val="24"/>
+              </w:rPr>
+            </w:r>
+          </w:p>
+        </w:tc>
+        <w:tc>
+          <w:tcPr>
+            <w:tcW w:type="dxa" w:w="4932"/>
+          </w:tcPr>
+          <w:p>
+            <w:pPr>
+              <w:pStyle w:val="TableText"/>
+              <w:spacing w:before="0" w:after="0" w:line="360" w:lineRule="auto"/>
+            </w:pPr>
+            <w:r/>
+            <w:r>
+              <w:rPr>
+                <w:b w:val="0"/>
+                <w:sz w:val="24"/>
+              </w:rPr>
+              <w:t xml:space="preserve">      4.7   PERFORMANCE CONSIDERATIONS</w:t>
+            </w:r>
+          </w:p>
+        </w:tc>
+        <w:tc>
+          <w:tcPr>
+            <w:tcW w:type="dxa" w:w="1134"/>
+          </w:tcPr>
+          <w:p>
+            <w:pPr>
+              <w:pStyle w:val="TableText"/>
+              <w:spacing w:before="0" w:after="0" w:line="360" w:lineRule="auto"/>
+              <w:jc w:val="center"/>
+            </w:pPr>
+            <w:r/>
+            <w:r>
+              <w:rPr>
+                <w:b w:val="0"/>
+                <w:sz w:val="24"/>
+              </w:rPr>
+              <w:t>29</w:t>
+            </w:r>
+          </w:p>
+        </w:tc>
+      </w:tr>
+      <w:tr>
+        <w:tc>
+          <w:tcPr>
+            <w:tcW w:type="dxa" w:w="1587"/>
+          </w:tcPr>
+          <w:p>
+            <w:pPr>
+              <w:pStyle w:val="TableText"/>
+              <w:spacing w:before="0" w:after="0" w:line="360" w:lineRule="auto"/>
+              <w:jc w:val="center"/>
+            </w:pPr>
+            <w:r/>
+            <w:r>
+              <w:rPr>
                 <w:b/>
                 <w:sz w:val="24"/>
               </w:rPr>
-              <w:t>4</w:t>
+              <w:t>5</w:t>
             </w:r>
           </w:p>
         </w:tc>
@@ -3088,7 +3461,7 @@
                 <w:b/>
                 <w:sz w:val="24"/>
               </w:rPr>
-              <w:t>IMPLEMENTATION OF THE EDGE NODE</w:t>
+              <w:t>ELECTRICAL ENERGY MODELLING</w:t>
             </w:r>
           </w:p>
         </w:tc>
@@ -3108,7 +3481,7 @@
                 <w:b/>
                 <w:sz w:val="24"/>
               </w:rPr>
-              <w:t>24</w:t>
+              <w:t>31</w:t>
             </w:r>
           </w:p>
         </w:tc>
@@ -3148,7 +3521,7 @@
                 <w:b w:val="0"/>
                 <w:sz w:val="24"/>
               </w:rPr>
-              <w:t xml:space="preserve">      4.1   INTRODUCTION</w:t>
+              <w:t xml:space="preserve">      5.1   INTRODUCTION</w:t>
             </w:r>
           </w:p>
         </w:tc>
@@ -3168,7 +3541,7 @@
                 <w:b w:val="0"/>
                 <w:sz w:val="24"/>
               </w:rPr>
-              <w:t>24</w:t>
+              <w:t>31</w:t>
             </w:r>
           </w:p>
         </w:tc>
@@ -3208,7 +3581,7 @@
                 <w:b w:val="0"/>
                 <w:sz w:val="24"/>
               </w:rPr>
-              <w:t xml:space="preserve">      4.2   HARDWARE</w:t>
+              <w:t xml:space="preserve">      5.2   MACHINE POWER MODEL</w:t>
             </w:r>
           </w:p>
         </w:tc>
@@ -3228,7 +3601,7 @@
                 <w:b w:val="0"/>
                 <w:sz w:val="24"/>
               </w:rPr>
-              <w:t>24</w:t>
+              <w:t>31</w:t>
             </w:r>
           </w:p>
         </w:tc>
@@ -3268,7 +3641,7 @@
                 <w:b w:val="0"/>
                 <w:sz w:val="24"/>
               </w:rPr>
-              <w:t xml:space="preserve">      4.3   SOFTWARE STACK</w:t>
+              <w:t xml:space="preserve">      5.3   SHARED LOADS</w:t>
             </w:r>
           </w:p>
         </w:tc>
@@ -3288,7 +3661,7 @@
                 <w:b w:val="0"/>
                 <w:sz w:val="24"/>
               </w:rPr>
-              <w:t>26</w:t>
+              <w:t>32</w:t>
             </w:r>
           </w:p>
         </w:tc>
@@ -3328,7 +3701,7 @@
                 <w:b w:val="0"/>
                 <w:sz w:val="24"/>
               </w:rPr>
-              <w:t xml:space="preserve">      4.4   PIPELINE</w:t>
+              <w:t xml:space="preserve">      5.4   OPERATIONS MODEL OF THE REFERENCE SHOP</w:t>
             </w:r>
           </w:p>
         </w:tc>
@@ -3348,7 +3721,7 @@
                 <w:b w:val="0"/>
                 <w:sz w:val="24"/>
               </w:rPr>
-              <w:t>26</w:t>
+              <w:t>33</w:t>
             </w:r>
           </w:p>
         </w:tc>
@@ -3388,7 +3761,7 @@
                 <w:b w:val="0"/>
                 <w:sz w:val="24"/>
               </w:rPr>
-              <w:t xml:space="preserve">      4.5   LIVE DETECTION AND DASHBOARD</w:t>
+              <w:t xml:space="preserve">      5.5   BASELINE AND CONTROLLED OPERATION</w:t>
             </w:r>
           </w:p>
         </w:tc>
@@ -3408,7 +3781,7 @@
                 <w:b w:val="0"/>
                 <w:sz w:val="24"/>
               </w:rPr>
-              <w:t>27</w:t>
+              <w:t>34</w:t>
             </w:r>
           </w:p>
         </w:tc>
@@ -3448,7 +3821,7 @@
                 <w:b w:val="0"/>
                 <w:sz w:val="24"/>
               </w:rPr>
-              <w:t xml:space="preserve">      4.6   EXTENSION FOR THE SHOP FLOOR</w:t>
+              <w:t xml:space="preserve">      5.6   ENERGY, DEMAND AND COST</w:t>
             </w:r>
           </w:p>
         </w:tc>
@@ -3468,7 +3841,7 @@
                 <w:b w:val="0"/>
                 <w:sz w:val="24"/>
               </w:rPr>
-              <w:t>29</w:t>
+              <w:t>35</w:t>
             </w:r>
           </w:p>
         </w:tc>
@@ -3508,7 +3881,7 @@
                 <w:b w:val="0"/>
                 <w:sz w:val="24"/>
               </w:rPr>
-              <w:t xml:space="preserve">      4.7   PERFORMANCE CONSIDERATIONS</w:t>
+              <w:t xml:space="preserve">      5.7   PERFORMANCE INDICATORS</w:t>
             </w:r>
           </w:p>
         </w:tc>
@@ -3528,7 +3901,7 @@
                 <w:b w:val="0"/>
                 <w:sz w:val="24"/>
               </w:rPr>
-              <w:t>29</w:t>
+              <w:t>36</w:t>
             </w:r>
           </w:p>
         </w:tc>
@@ -3547,10 +3920,70 @@
             <w:r/>
             <w:r>
               <w:rPr>
+                <w:b w:val="0"/>
+                <w:sz w:val="24"/>
+              </w:rPr>
+            </w:r>
+          </w:p>
+        </w:tc>
+        <w:tc>
+          <w:tcPr>
+            <w:tcW w:type="dxa" w:w="4932"/>
+          </w:tcPr>
+          <w:p>
+            <w:pPr>
+              <w:pStyle w:val="TableText"/>
+              <w:spacing w:before="0" w:after="0" w:line="360" w:lineRule="auto"/>
+            </w:pPr>
+            <w:r/>
+            <w:r>
+              <w:rPr>
+                <w:b w:val="0"/>
+                <w:sz w:val="24"/>
+              </w:rPr>
+              <w:t xml:space="preserve">      5.8   MODEL CHECKS</w:t>
+            </w:r>
+          </w:p>
+        </w:tc>
+        <w:tc>
+          <w:tcPr>
+            <w:tcW w:type="dxa" w:w="1134"/>
+          </w:tcPr>
+          <w:p>
+            <w:pPr>
+              <w:pStyle w:val="TableText"/>
+              <w:spacing w:before="0" w:after="0" w:line="360" w:lineRule="auto"/>
+              <w:jc w:val="center"/>
+            </w:pPr>
+            <w:r/>
+            <w:r>
+              <w:rPr>
+                <w:b w:val="0"/>
+                <w:sz w:val="24"/>
+              </w:rPr>
+              <w:t>36</w:t>
+            </w:r>
+          </w:p>
+        </w:tc>
+      </w:tr>
+      <w:tr>
+        <w:tc>
+          <w:tcPr>
+            <w:tcW w:type="dxa" w:w="1587"/>
+          </w:tcPr>
+          <w:p>
+            <w:pPr>
+              <w:pStyle w:val="TableText"/>
+              <w:spacing w:before="0" w:after="0" w:line="360" w:lineRule="auto"/>
+              <w:jc w:val="center"/>
+            </w:pPr>
+            <w:r/>
+            <w:r>
+              <w:rPr>
                 <w:b/>
                 <w:sz w:val="24"/>
               </w:rPr>
-              <w:t>5</w:t>
+              <w:t>6</w:t>
             </w:r>
           </w:p>
         </w:tc>
@@ -3569,7 +4002,7 @@
                 <w:b/>
                 <w:sz w:val="24"/>
               </w:rPr>
-              <w:t>ELECTRICAL ENERGY MODELLING</w:t>
+              <w:t>SIMULATION RESULTS AND DISCUSSION</w:t>
             </w:r>
           </w:p>
         </w:tc>
@@ -3589,7 +4022,7 @@
                 <w:b/>
                 <w:sz w:val="24"/>
               </w:rPr>
-              <w:t>31</w:t>
+              <w:t>37</w:t>
             </w:r>
           </w:p>
         </w:tc>
@@ -3629,7 +4062,7 @@
                 <w:b w:val="0"/>
                 <w:sz w:val="24"/>
               </w:rPr>
-              <w:t xml:space="preserve">      5.1   INTRODUCTION</w:t>
+              <w:t xml:space="preserve">      6.1   INTRODUCTION</w:t>
             </w:r>
           </w:p>
         </w:tc>
@@ -3649,7 +4082,7 @@
                 <w:b w:val="0"/>
                 <w:sz w:val="24"/>
               </w:rPr>
-              <w:t>31</w:t>
+              <w:t>37</w:t>
             </w:r>
           </w:p>
         </w:tc>
@@ -3689,7 +4122,7 @@
                 <w:b w:val="0"/>
                 <w:sz w:val="24"/>
               </w:rPr>
-              <w:t xml:space="preserve">      5.2   MACHINE POWER MODEL</w:t>
+              <w:t xml:space="preserve">      6.2   S1: ONE MACHINE OVER ONE SHIFT</w:t>
             </w:r>
           </w:p>
         </w:tc>
@@ -3709,7 +4142,7 @@
                 <w:b w:val="0"/>
                 <w:sz w:val="24"/>
               </w:rPr>
-              <w:t>31</w:t>
+              <w:t>37</w:t>
             </w:r>
           </w:p>
         </w:tc>
@@ -3749,7 +4182,7 @@
                 <w:b w:val="0"/>
                 <w:sz w:val="24"/>
               </w:rPr>
-              <w:t xml:space="preserve">      5.3   SHARED LOADS</w:t>
+              <w:t xml:space="preserve">      6.3   S2: WHOLE SHOP CUMULATIVE ENERGY</w:t>
             </w:r>
           </w:p>
         </w:tc>
@@ -3769,7 +4202,7 @@
                 <w:b w:val="0"/>
                 <w:sz w:val="24"/>
               </w:rPr>
-              <w:t>32</w:t>
+              <w:t>39</w:t>
             </w:r>
           </w:p>
         </w:tc>
@@ -3809,7 +4242,7 @@
                 <w:b w:val="0"/>
                 <w:sz w:val="24"/>
               </w:rPr>
-              <w:t xml:space="preserve">      5.4   OPERATIONS MODEL OF THE REFERENCE SHOP</w:t>
+              <w:t xml:space="preserve">      6.4   S3: SAVINGS BY LOAD TYPE</w:t>
             </w:r>
           </w:p>
         </w:tc>
@@ -3829,7 +4262,7 @@
                 <w:b w:val="0"/>
                 <w:sz w:val="24"/>
               </w:rPr>
-              <w:t>33</w:t>
+              <w:t>40</w:t>
             </w:r>
           </w:p>
         </w:tc>
@@ -3869,7 +4302,7 @@
                 <w:b w:val="0"/>
                 <w:sz w:val="24"/>
               </w:rPr>
-              <w:t xml:space="preserve">      5.5   BASELINE AND CONTROLLED OPERATION</w:t>
+              <w:t xml:space="preserve">      6.5   S4: LOAD-DURATION CURVE, LOAD FACTOR AND MAXIMUM DEMAND</w:t>
             </w:r>
           </w:p>
         </w:tc>
@@ -3889,7 +4322,7 @@
                 <w:b w:val="0"/>
                 <w:sz w:val="24"/>
               </w:rPr>
-              <w:t>34</w:t>
+              <w:t>41</w:t>
             </w:r>
           </w:p>
         </w:tc>
@@ -3929,7 +4362,7 @@
                 <w:b w:val="0"/>
                 <w:sz w:val="24"/>
               </w:rPr>
-              <w:t xml:space="preserve">      5.6   ENERGY, DEMAND AND COST</w:t>
+              <w:t xml:space="preserve">      6.6   S5: MONTE-CARLO ROBUSTNESS</w:t>
             </w:r>
           </w:p>
         </w:tc>
@@ -3949,7 +4382,7 @@
                 <w:b w:val="0"/>
                 <w:sz w:val="24"/>
               </w:rPr>
-              <w:t>35</w:t>
+              <w:t>42</w:t>
             </w:r>
           </w:p>
         </w:tc>
@@ -3989,7 +4422,7 @@
                 <w:b w:val="0"/>
                 <w:sz w:val="24"/>
               </w:rPr>
-              <w:t xml:space="preserve">      5.7   PERFORMANCE INDICATORS</w:t>
+              <w:t xml:space="preserve">      6.7   S6: SENSITIVITY ANALYSIS</w:t>
             </w:r>
           </w:p>
         </w:tc>
@@ -4009,7 +4442,7 @@
                 <w:b w:val="0"/>
                 <w:sz w:val="24"/>
               </w:rPr>
-              <w:t>36</w:t>
+              <w:t>44</w:t>
             </w:r>
           </w:p>
         </w:tc>
@@ -4049,7 +4482,7 @@
                 <w:b w:val="0"/>
                 <w:sz w:val="24"/>
               </w:rPr>
-              <w:t xml:space="preserve">      5.8   MODEL CHECKS</w:t>
+              <w:t xml:space="preserve">      6.8   S7: TIMER STUDY</w:t>
             </w:r>
           </w:p>
         </w:tc>
@@ -4069,7 +4502,7 @@
                 <w:b w:val="0"/>
                 <w:sz w:val="24"/>
               </w:rPr>
-              <w:t>36</w:t>
+              <w:t>45</w:t>
             </w:r>
           </w:p>
         </w:tc>
@@ -4088,10 +4521,190 @@
             <w:r/>
             <w:r>
               <w:rPr>
+                <w:b w:val="0"/>
+                <w:sz w:val="24"/>
+              </w:rPr>
+            </w:r>
+          </w:p>
+        </w:tc>
+        <w:tc>
+          <w:tcPr>
+            <w:tcW w:type="dxa" w:w="4932"/>
+          </w:tcPr>
+          <w:p>
+            <w:pPr>
+              <w:pStyle w:val="TableText"/>
+              <w:spacing w:before="0" w:after="0" w:line="360" w:lineRule="auto"/>
+            </w:pPr>
+            <w:r/>
+            <w:r>
+              <w:rPr>
+                <w:b w:val="0"/>
+                <w:sz w:val="24"/>
+              </w:rPr>
+              <w:t xml:space="preserve">      6.9   S8: PAYBACK PER NODE</w:t>
+            </w:r>
+          </w:p>
+        </w:tc>
+        <w:tc>
+          <w:tcPr>
+            <w:tcW w:type="dxa" w:w="1134"/>
+          </w:tcPr>
+          <w:p>
+            <w:pPr>
+              <w:pStyle w:val="TableText"/>
+              <w:spacing w:before="0" w:after="0" w:line="360" w:lineRule="auto"/>
+              <w:jc w:val="center"/>
+            </w:pPr>
+            <w:r/>
+            <w:r>
+              <w:rPr>
+                <w:b w:val="0"/>
+                <w:sz w:val="24"/>
+              </w:rPr>
+              <w:t>47</w:t>
+            </w:r>
+          </w:p>
+        </w:tc>
+      </w:tr>
+      <w:tr>
+        <w:tc>
+          <w:tcPr>
+            <w:tcW w:type="dxa" w:w="1587"/>
+          </w:tcPr>
+          <w:p>
+            <w:pPr>
+              <w:pStyle w:val="TableText"/>
+              <w:spacing w:before="0" w:after="0" w:line="360" w:lineRule="auto"/>
+              <w:jc w:val="center"/>
+            </w:pPr>
+            <w:r/>
+            <w:r>
+              <w:rPr>
+                <w:b w:val="0"/>
+                <w:sz w:val="24"/>
+              </w:rPr>
+            </w:r>
+          </w:p>
+        </w:tc>
+        <w:tc>
+          <w:tcPr>
+            <w:tcW w:type="dxa" w:w="4932"/>
+          </w:tcPr>
+          <w:p>
+            <w:pPr>
+              <w:pStyle w:val="TableText"/>
+              <w:spacing w:before="0" w:after="0" w:line="360" w:lineRule="auto"/>
+            </w:pPr>
+            <w:r/>
+            <w:r>
+              <w:rPr>
+                <w:b w:val="0"/>
+                <w:sz w:val="24"/>
+              </w:rPr>
+              <w:t xml:space="preserve">      6.10   S9: GENERALITY, OFFICE AND FACTORY</w:t>
+            </w:r>
+          </w:p>
+        </w:tc>
+        <w:tc>
+          <w:tcPr>
+            <w:tcW w:type="dxa" w:w="1134"/>
+          </w:tcPr>
+          <w:p>
+            <w:pPr>
+              <w:pStyle w:val="TableText"/>
+              <w:spacing w:before="0" w:after="0" w:line="360" w:lineRule="auto"/>
+              <w:jc w:val="center"/>
+            </w:pPr>
+            <w:r/>
+            <w:r>
+              <w:rPr>
+                <w:b w:val="0"/>
+                <w:sz w:val="24"/>
+              </w:rPr>
+              <w:t>48</w:t>
+            </w:r>
+          </w:p>
+        </w:tc>
+      </w:tr>
+      <w:tr>
+        <w:tc>
+          <w:tcPr>
+            <w:tcW w:type="dxa" w:w="1587"/>
+          </w:tcPr>
+          <w:p>
+            <w:pPr>
+              <w:pStyle w:val="TableText"/>
+              <w:spacing w:before="0" w:after="0" w:line="360" w:lineRule="auto"/>
+              <w:jc w:val="center"/>
+            </w:pPr>
+            <w:r/>
+            <w:r>
+              <w:rPr>
+                <w:b w:val="0"/>
+                <w:sz w:val="24"/>
+              </w:rPr>
+            </w:r>
+          </w:p>
+        </w:tc>
+        <w:tc>
+          <w:tcPr>
+            <w:tcW w:type="dxa" w:w="4932"/>
+          </w:tcPr>
+          <w:p>
+            <w:pPr>
+              <w:pStyle w:val="TableText"/>
+              <w:spacing w:before="0" w:after="0" w:line="360" w:lineRule="auto"/>
+            </w:pPr>
+            <w:r/>
+            <w:r>
+              <w:rPr>
+                <w:b w:val="0"/>
+                <w:sz w:val="24"/>
+              </w:rPr>
+              <w:t xml:space="preserve">      6.11   DISCUSSION</w:t>
+            </w:r>
+          </w:p>
+        </w:tc>
+        <w:tc>
+          <w:tcPr>
+            <w:tcW w:type="dxa" w:w="1134"/>
+          </w:tcPr>
+          <w:p>
+            <w:pPr>
+              <w:pStyle w:val="TableText"/>
+              <w:spacing w:before="0" w:after="0" w:line="360" w:lineRule="auto"/>
+              <w:jc w:val="center"/>
+            </w:pPr>
+            <w:r/>
+            <w:r>
+              <w:rPr>
+                <w:b w:val="0"/>
+                <w:sz w:val="24"/>
+              </w:rPr>
+              <w:t>49</w:t>
+            </w:r>
+          </w:p>
+        </w:tc>
+      </w:tr>
+      <w:tr>
+        <w:tc>
+          <w:tcPr>
+            <w:tcW w:type="dxa" w:w="1587"/>
+          </w:tcPr>
+          <w:p>
+            <w:pPr>
+              <w:pStyle w:val="TableText"/>
+              <w:spacing w:before="0" w:after="0" w:line="360" w:lineRule="auto"/>
+              <w:jc w:val="center"/>
+            </w:pPr>
+            <w:r/>
+            <w:r>
+              <w:rPr>
                 <w:b/>
                 <w:sz w:val="24"/>
               </w:rPr>
-              <w:t>6</w:t>
+              <w:t>7</w:t>
             </w:r>
           </w:p>
         </w:tc>
@@ -4110,7 +4723,7 @@
                 <w:b/>
                 <w:sz w:val="24"/>
               </w:rPr>
-              <w:t>SIMULATION RESULTS AND DISCUSSION</w:t>
+              <w:t>ECONOMICS, STANDARDS AND DEPLOYMENT ROADMAP</w:t>
             </w:r>
           </w:p>
         </w:tc>
@@ -4130,7 +4743,7 @@
                 <w:b/>
                 <w:sz w:val="24"/>
               </w:rPr>
-              <w:t>37</w:t>
+              <w:t>51</w:t>
             </w:r>
           </w:p>
         </w:tc>
@@ -4170,7 +4783,7 @@
                 <w:b w:val="0"/>
                 <w:sz w:val="24"/>
               </w:rPr>
-              <w:t xml:space="preserve">      6.1   INTRODUCTION</w:t>
+              <w:t xml:space="preserve">      7.1   INTRODUCTION</w:t>
             </w:r>
           </w:p>
         </w:tc>
@@ -4190,7 +4803,7 @@
                 <w:b w:val="0"/>
                 <w:sz w:val="24"/>
               </w:rPr>
-              <w:t>37</w:t>
+              <w:t>51</w:t>
             </w:r>
           </w:p>
         </w:tc>
@@ -4230,7 +4843,7 @@
                 <w:b w:val="0"/>
                 <w:sz w:val="24"/>
               </w:rPr>
-              <w:t xml:space="preserve">      6.2   S1: ONE MACHINE OVER ONE SHIFT</w:t>
+              <w:t xml:space="preserve">      7.2   COST OF A DEPLOYMENT</w:t>
             </w:r>
           </w:p>
         </w:tc>
@@ -4250,7 +4863,7 @@
                 <w:b w:val="0"/>
                 <w:sz w:val="24"/>
               </w:rPr>
-              <w:t>37</w:t>
+              <w:t>51</w:t>
             </w:r>
           </w:p>
         </w:tc>
@@ -4290,7 +4903,7 @@
                 <w:b w:val="0"/>
                 <w:sz w:val="24"/>
               </w:rPr>
-              <w:t xml:space="preserve">      6.3   S2: WHOLE SHOP CUMULATIVE ENERGY</w:t>
+              <w:t xml:space="preserve">      7.3   STANDARDS AND CONTROL PATHS</w:t>
             </w:r>
           </w:p>
         </w:tc>
@@ -4310,7 +4923,7 @@
                 <w:b w:val="0"/>
                 <w:sz w:val="24"/>
               </w:rPr>
-              <w:t>39</w:t>
+              <w:t>52</w:t>
             </w:r>
           </w:p>
         </w:tc>
@@ -4350,7 +4963,7 @@
                 <w:b w:val="0"/>
                 <w:sz w:val="24"/>
               </w:rPr>
-              <w:t xml:space="preserve">      6.4   S3: SAVINGS BY LOAD TYPE</w:t>
+              <w:t xml:space="preserve">      7.4   MEASUREMENT AND VERIFICATION PLAN</w:t>
             </w:r>
           </w:p>
         </w:tc>
@@ -4370,7 +4983,7 @@
                 <w:b w:val="0"/>
                 <w:sz w:val="24"/>
               </w:rPr>
-              <w:t>40</w:t>
+              <w:t>54</w:t>
             </w:r>
           </w:p>
         </w:tc>
@@ -4410,7 +5023,7 @@
                 <w:b w:val="0"/>
                 <w:sz w:val="24"/>
               </w:rPr>
-              <w:t xml:space="preserve">      6.5   S4: LOAD-DURATION CURVE, LOAD FACTOR AND MAXIMUM DEMAND</w:t>
+              <w:t xml:space="preserve">      7.5   DEPLOYMENT ROADMAP</w:t>
             </w:r>
           </w:p>
         </w:tc>
@@ -4430,7 +5043,7 @@
                 <w:b w:val="0"/>
                 <w:sz w:val="24"/>
               </w:rPr>
-              <w:t>41</w:t>
+              <w:t>54</w:t>
             </w:r>
           </w:p>
         </w:tc>
@@ -4470,7 +5083,7 @@
                 <w:b w:val="0"/>
                 <w:sz w:val="24"/>
               </w:rPr>
-              <w:t xml:space="preserve">      6.6   S5: MONTE-CARLO ROBUSTNESS</w:t>
+              <w:t xml:space="preserve">      7.6   BENCH DEMONSTRATION</w:t>
             </w:r>
           </w:p>
         </w:tc>
@@ -4490,7 +5103,7 @@
                 <w:b w:val="0"/>
                 <w:sz w:val="24"/>
               </w:rPr>
-              <w:t>42</w:t>
+              <w:t>55</w:t>
             </w:r>
           </w:p>
         </w:tc>
@@ -4509,6 +5122,67 @@
             <w:r/>
             <w:r>
               <w:rPr>
+                <w:b/>
+                <w:sz w:val="24"/>
+              </w:rPr>
+              <w:t>8</w:t>
+            </w:r>
+          </w:p>
+        </w:tc>
+        <w:tc>
+          <w:tcPr>
+            <w:tcW w:type="dxa" w:w="4932"/>
+          </w:tcPr>
+          <w:p>
+            <w:pPr>
+              <w:pStyle w:val="TableText"/>
+              <w:spacing w:before="0" w:after="0" w:line="360" w:lineRule="auto"/>
+            </w:pPr>
+            <w:r/>
+            <w:r>
+              <w:rPr>
+                <w:b/>
+                <w:sz w:val="24"/>
+              </w:rPr>
+              <w:t>CONCLUSION AND FUTURE WORK</w:t>
+            </w:r>
+          </w:p>
+        </w:tc>
+        <w:tc>
+          <w:tcPr>
+            <w:tcW w:type="dxa" w:w="1134"/>
+          </w:tcPr>
+          <w:p>
+            <w:pPr>
+              <w:pStyle w:val="TableText"/>
+              <w:spacing w:before="0" w:after="0" w:line="360" w:lineRule="auto"/>
+              <w:jc w:val="center"/>
+            </w:pPr>
+            <w:r/>
+            <w:r>
+              <w:rPr>
+                <w:b/>
+                <w:sz w:val="24"/>
+              </w:rPr>
+              <w:t>56</w:t>
+            </w:r>
+          </w:p>
+        </w:tc>
+      </w:tr>
+      <w:tr>
+        <w:tc>
+          <w:tcPr>
+            <w:tcW w:type="dxa" w:w="1587"/>
+          </w:tcPr>
+          <w:p>
+            <w:pPr>
+              <w:pStyle w:val="TableText"/>
+              <w:spacing w:before="0" w:after="0" w:line="360" w:lineRule="auto"/>
+              <w:jc w:val="center"/>
+            </w:pPr>
+            <w:r/>
+            <w:r>
+              <w:rPr>
                 <w:b w:val="0"/>
                 <w:sz w:val="24"/>
               </w:rPr>
@@ -4530,7 +5204,7 @@
                 <w:b w:val="0"/>
                 <w:sz w:val="24"/>
               </w:rPr>
-              <w:t xml:space="preserve">      6.7   S6: SENSITIVITY ANALYSIS</w:t>
+              <w:t xml:space="preserve">      8.1   CONCLUSIONS</w:t>
             </w:r>
           </w:p>
         </w:tc>
@@ -4550,7 +5224,7 @@
                 <w:b w:val="0"/>
                 <w:sz w:val="24"/>
               </w:rPr>
-              <w:t>44</w:t>
+              <w:t>56</w:t>
             </w:r>
           </w:p>
         </w:tc>
@@ -4590,7 +5264,7 @@
                 <w:b w:val="0"/>
                 <w:sz w:val="24"/>
               </w:rPr>
-              <w:t xml:space="preserve">      6.8   S7: TIMER STUDY</w:t>
+              <w:t xml:space="preserve">      8.2   CONTRIBUTION TO SUSTAINABLE DEVELOPMENT GOALS</w:t>
             </w:r>
           </w:p>
         </w:tc>
@@ -4610,7 +5284,7 @@
                 <w:b w:val="0"/>
                 <w:sz w:val="24"/>
               </w:rPr>
-              <w:t>45</w:t>
+              <w:t>57</w:t>
             </w:r>
           </w:p>
         </w:tc>
@@ -4650,7 +5324,7 @@
                 <w:b w:val="0"/>
                 <w:sz w:val="24"/>
               </w:rPr>
-              <w:t xml:space="preserve">      6.9   S8: PAYBACK PER NODE</w:t>
+              <w:t xml:space="preserve">      8.3   FUTURE WORK</w:t>
             </w:r>
           </w:p>
         </w:tc>
@@ -4670,7 +5344,7 @@
                 <w:b w:val="0"/>
                 <w:sz w:val="24"/>
               </w:rPr>
-              <w:t>47</w:t>
+              <w:t>58</w:t>
             </w:r>
           </w:p>
         </w:tc>
@@ -4689,7 +5363,7 @@
             <w:r/>
             <w:r>
               <w:rPr>
-                <w:b w:val="0"/>
+                <w:b/>
                 <w:sz w:val="24"/>
               </w:rPr>
             </w:r>
@@ -4707,10 +5381,10 @@
             <w:r/>
             <w:r>
               <w:rPr>
-                <w:b w:val="0"/>
+                <w:b/>
                 <w:sz w:val="24"/>
               </w:rPr>
-              <w:t xml:space="preserve">      6.10   S9: GENERALITY, OFFICE AND FACTORY</w:t>
+              <w:t>APPENDIX 1 MODEL ASSUMPTIONS</w:t>
             </w:r>
           </w:p>
         </w:tc>
@@ -4727,10 +5401,10 @@
             <w:r/>
             <w:r>
               <w:rPr>
-                <w:b w:val="0"/>
+                <w:b/>
                 <w:sz w:val="24"/>
               </w:rPr>
-              <w:t>48</w:t>
+              <w:t>59</w:t>
             </w:r>
           </w:p>
         </w:tc>
@@ -4749,7 +5423,7 @@
             <w:r/>
             <w:r>
               <w:rPr>
-                <w:b w:val="0"/>
+                <w:b/>
                 <w:sz w:val="24"/>
               </w:rPr>
             </w:r>
@@ -4767,10 +5441,10 @@
             <w:r/>
             <w:r>
               <w:rPr>
-                <w:b w:val="0"/>
+                <w:b/>
                 <w:sz w:val="24"/>
               </w:rPr>
-              <w:t xml:space="preserve">      6.11   DISCUSSION</w:t>
+              <w:t>APPENDIX 2 EDGE NODE PROBE AND FILTER</w:t>
             </w:r>
           </w:p>
         </w:tc>
@@ -4787,10 +5461,10 @@
             <w:r/>
             <w:r>
               <w:rPr>
-                <w:b w:val="0"/>
+                <w:b/>
                 <w:sz w:val="24"/>
               </w:rPr>
-              <w:t>49</w:t>
+              <w:t>61</w:t>
             </w:r>
           </w:p>
         </w:tc>
@@ -4812,7 +5486,6 @@
                 <w:b/>
                 <w:sz w:val="24"/>
               </w:rPr>
-              <w:t>7</w:t>
             </w:r>
           </w:p>
         </w:tc>
@@ -4831,7 +5504,7 @@
                 <w:b/>
                 <w:sz w:val="24"/>
               </w:rPr>
-              <w:t>ECONOMICS, STANDARDS AND DEPLOYMENT ROADMAP</w:t>
+              <w:t>APPENDIX 3 BENCH DEMONSTRATION</w:t>
             </w:r>
           </w:p>
         </w:tc>
@@ -4851,7 +5524,7 @@
                 <w:b/>
                 <w:sz w:val="24"/>
               </w:rPr>
-              <w:t>51</w:t>
+              <w:t>63</w:t>
             </w:r>
           </w:p>
         </w:tc>
@@ -4870,7 +5543,7 @@
             <w:r/>
             <w:r>
               <w:rPr>
-                <w:b w:val="0"/>
+                <w:b/>
                 <w:sz w:val="24"/>
               </w:rPr>
             </w:r>
@@ -4888,10 +5561,10 @@
             <w:r/>
             <w:r>
               <w:rPr>
-                <w:b w:val="0"/>
+                <w:b/>
                 <w:sz w:val="24"/>
               </w:rPr>
-              <w:t xml:space="preserve">      7.1   INTRODUCTION</w:t>
+              <w:t>REFERENCES</w:t>
             </w:r>
           </w:p>
         </w:tc>
@@ -4908,790 +5581,9 @@
             <w:r/>
             <w:r>
               <w:rPr>
-                <w:b w:val="0"/>
-                <w:sz w:val="24"/>
-              </w:rPr>
-              <w:t>51</w:t>
-            </w:r>
-          </w:p>
-        </w:tc>
-      </w:tr>
-      <w:tr>
-        <w:tc>
-          <w:tcPr>
-            <w:tcW w:type="dxa" w:w="1587"/>
-          </w:tcPr>
-          <w:p>
-            <w:pPr>
-              <w:pStyle w:val="TableText"/>
-              <w:spacing w:before="0" w:after="0" w:line="360" w:lineRule="auto"/>
-              <w:jc w:val="center"/>
-            </w:pPr>
-            <w:r/>
-            <w:r>
-              <w:rPr>
-                <w:b w:val="0"/>
-                <w:sz w:val="24"/>
-              </w:rPr>
-            </w:r>
-          </w:p>
-        </w:tc>
-        <w:tc>
-          <w:tcPr>
-            <w:tcW w:type="dxa" w:w="4932"/>
-          </w:tcPr>
-          <w:p>
-            <w:pPr>
-              <w:pStyle w:val="TableText"/>
-              <w:spacing w:before="0" w:after="0" w:line="360" w:lineRule="auto"/>
-            </w:pPr>
-            <w:r/>
-            <w:r>
-              <w:rPr>
-                <w:b w:val="0"/>
-                <w:sz w:val="24"/>
-              </w:rPr>
-              <w:t xml:space="preserve">      7.2   COST OF A DEPLOYMENT</w:t>
-            </w:r>
-          </w:p>
-        </w:tc>
-        <w:tc>
-          <w:tcPr>
-            <w:tcW w:type="dxa" w:w="1134"/>
-          </w:tcPr>
-          <w:p>
-            <w:pPr>
-              <w:pStyle w:val="TableText"/>
-              <w:spacing w:before="0" w:after="0" w:line="360" w:lineRule="auto"/>
-              <w:jc w:val="center"/>
-            </w:pPr>
-            <w:r/>
-            <w:r>
-              <w:rPr>
-                <w:b w:val="0"/>
-                <w:sz w:val="24"/>
-              </w:rPr>
-              <w:t>51</w:t>
-            </w:r>
-          </w:p>
-        </w:tc>
-      </w:tr>
-      <w:tr>
-        <w:tc>
-          <w:tcPr>
-            <w:tcW w:type="dxa" w:w="1587"/>
-          </w:tcPr>
-          <w:p>
-            <w:pPr>
-              <w:pStyle w:val="TableText"/>
-              <w:spacing w:before="0" w:after="0" w:line="360" w:lineRule="auto"/>
-              <w:jc w:val="center"/>
-            </w:pPr>
-            <w:r/>
-            <w:r>
-              <w:rPr>
-                <w:b w:val="0"/>
-                <w:sz w:val="24"/>
-              </w:rPr>
-            </w:r>
-          </w:p>
-        </w:tc>
-        <w:tc>
-          <w:tcPr>
-            <w:tcW w:type="dxa" w:w="4932"/>
-          </w:tcPr>
-          <w:p>
-            <w:pPr>
-              <w:pStyle w:val="TableText"/>
-              <w:spacing w:before="0" w:after="0" w:line="360" w:lineRule="auto"/>
-            </w:pPr>
-            <w:r/>
-            <w:r>
-              <w:rPr>
-                <w:b w:val="0"/>
-                <w:sz w:val="24"/>
-              </w:rPr>
-              <w:t xml:space="preserve">      7.3   STANDARDS AND CONTROL PATHS</w:t>
-            </w:r>
-          </w:p>
-        </w:tc>
-        <w:tc>
-          <w:tcPr>
-            <w:tcW w:type="dxa" w:w="1134"/>
-          </w:tcPr>
-          <w:p>
-            <w:pPr>
-              <w:pStyle w:val="TableText"/>
-              <w:spacing w:before="0" w:after="0" w:line="360" w:lineRule="auto"/>
-              <w:jc w:val="center"/>
-            </w:pPr>
-            <w:r/>
-            <w:r>
-              <w:rPr>
-                <w:b w:val="0"/>
-                <w:sz w:val="24"/>
-              </w:rPr>
-              <w:t>52</w:t>
-            </w:r>
-          </w:p>
-        </w:tc>
-      </w:tr>
-      <w:tr>
-        <w:tc>
-          <w:tcPr>
-            <w:tcW w:type="dxa" w:w="1587"/>
-          </w:tcPr>
-          <w:p>
-            <w:pPr>
-              <w:pStyle w:val="TableText"/>
-              <w:spacing w:before="0" w:after="0" w:line="360" w:lineRule="auto"/>
-              <w:jc w:val="center"/>
-            </w:pPr>
-            <w:r/>
-            <w:r>
-              <w:rPr>
-                <w:b w:val="0"/>
-                <w:sz w:val="24"/>
-              </w:rPr>
-            </w:r>
-          </w:p>
-        </w:tc>
-        <w:tc>
-          <w:tcPr>
-            <w:tcW w:type="dxa" w:w="4932"/>
-          </w:tcPr>
-          <w:p>
-            <w:pPr>
-              <w:pStyle w:val="TableText"/>
-              <w:spacing w:before="0" w:after="0" w:line="360" w:lineRule="auto"/>
-            </w:pPr>
-            <w:r/>
-            <w:r>
-              <w:rPr>
-                <w:b w:val="0"/>
-                <w:sz w:val="24"/>
-              </w:rPr>
-              <w:t xml:space="preserve">      7.4   MEASUREMENT AND VERIFICATION PLAN</w:t>
-            </w:r>
-          </w:p>
-        </w:tc>
-        <w:tc>
-          <w:tcPr>
-            <w:tcW w:type="dxa" w:w="1134"/>
-          </w:tcPr>
-          <w:p>
-            <w:pPr>
-              <w:pStyle w:val="TableText"/>
-              <w:spacing w:before="0" w:after="0" w:line="360" w:lineRule="auto"/>
-              <w:jc w:val="center"/>
-            </w:pPr>
-            <w:r/>
-            <w:r>
-              <w:rPr>
-                <w:b w:val="0"/>
-                <w:sz w:val="24"/>
-              </w:rPr>
-              <w:t>54</w:t>
-            </w:r>
-          </w:p>
-        </w:tc>
-      </w:tr>
-      <w:tr>
-        <w:tc>
-          <w:tcPr>
-            <w:tcW w:type="dxa" w:w="1587"/>
-          </w:tcPr>
-          <w:p>
-            <w:pPr>
-              <w:pStyle w:val="TableText"/>
-              <w:spacing w:before="0" w:after="0" w:line="360" w:lineRule="auto"/>
-              <w:jc w:val="center"/>
-            </w:pPr>
-            <w:r/>
-            <w:r>
-              <w:rPr>
-                <w:b w:val="0"/>
-                <w:sz w:val="24"/>
-              </w:rPr>
-            </w:r>
-          </w:p>
-        </w:tc>
-        <w:tc>
-          <w:tcPr>
-            <w:tcW w:type="dxa" w:w="4932"/>
-          </w:tcPr>
-          <w:p>
-            <w:pPr>
-              <w:pStyle w:val="TableText"/>
-              <w:spacing w:before="0" w:after="0" w:line="360" w:lineRule="auto"/>
-            </w:pPr>
-            <w:r/>
-            <w:r>
-              <w:rPr>
-                <w:b w:val="0"/>
-                <w:sz w:val="24"/>
-              </w:rPr>
-              <w:t xml:space="preserve">      7.5   DEPLOYMENT ROADMAP</w:t>
-            </w:r>
-          </w:p>
-        </w:tc>
-        <w:tc>
-          <w:tcPr>
-            <w:tcW w:type="dxa" w:w="1134"/>
-          </w:tcPr>
-          <w:p>
-            <w:pPr>
-              <w:pStyle w:val="TableText"/>
-              <w:spacing w:before="0" w:after="0" w:line="360" w:lineRule="auto"/>
-              <w:jc w:val="center"/>
-            </w:pPr>
-            <w:r/>
-            <w:r>
-              <w:rPr>
-                <w:b w:val="0"/>
-                <w:sz w:val="24"/>
-              </w:rPr>
-              <w:t>54</w:t>
-            </w:r>
-          </w:p>
-        </w:tc>
-      </w:tr>
-      <w:tr>
-        <w:tc>
-          <w:tcPr>
-            <w:tcW w:type="dxa" w:w="1587"/>
-          </w:tcPr>
-          <w:p>
-            <w:pPr>
-              <w:pStyle w:val="TableText"/>
-              <w:spacing w:before="0" w:after="0" w:line="360" w:lineRule="auto"/>
-              <w:jc w:val="center"/>
-            </w:pPr>
-            <w:r/>
-            <w:r>
-              <w:rPr>
-                <w:b w:val="0"/>
-                <w:sz w:val="24"/>
-              </w:rPr>
-            </w:r>
-          </w:p>
-        </w:tc>
-        <w:tc>
-          <w:tcPr>
-            <w:tcW w:type="dxa" w:w="4932"/>
-          </w:tcPr>
-          <w:p>
-            <w:pPr>
-              <w:pStyle w:val="TableText"/>
-              <w:spacing w:before="0" w:after="0" w:line="360" w:lineRule="auto"/>
-            </w:pPr>
-            <w:r/>
-            <w:r>
-              <w:rPr>
-                <w:b w:val="0"/>
-                <w:sz w:val="24"/>
-              </w:rPr>
-              <w:t xml:space="preserve">      7.6   BENCH DEMONSTRATION</w:t>
-            </w:r>
-          </w:p>
-        </w:tc>
-        <w:tc>
-          <w:tcPr>
-            <w:tcW w:type="dxa" w:w="1134"/>
-          </w:tcPr>
-          <w:p>
-            <w:pPr>
-              <w:pStyle w:val="TableText"/>
-              <w:spacing w:before="0" w:after="0" w:line="360" w:lineRule="auto"/>
-              <w:jc w:val="center"/>
-            </w:pPr>
-            <w:r/>
-            <w:r>
-              <w:rPr>
-                <w:b w:val="0"/>
-                <w:sz w:val="24"/>
-              </w:rPr>
-              <w:t>55</w:t>
-            </w:r>
-          </w:p>
-        </w:tc>
-      </w:tr>
-      <w:tr>
-        <w:tc>
-          <w:tcPr>
-            <w:tcW w:type="dxa" w:w="1587"/>
-          </w:tcPr>
-          <w:p>
-            <w:pPr>
-              <w:pStyle w:val="TableText"/>
-              <w:spacing w:before="0" w:after="0" w:line="360" w:lineRule="auto"/>
-              <w:jc w:val="center"/>
-            </w:pPr>
-            <w:r/>
-            <w:r>
-              <w:rPr>
                 <w:b/>
                 <w:sz w:val="24"/>
               </w:rPr>
-              <w:t>8</w:t>
-            </w:r>
-          </w:p>
-        </w:tc>
-        <w:tc>
-          <w:tcPr>
-            <w:tcW w:type="dxa" w:w="4932"/>
-          </w:tcPr>
-          <w:p>
-            <w:pPr>
-              <w:pStyle w:val="TableText"/>
-              <w:spacing w:before="0" w:after="0" w:line="360" w:lineRule="auto"/>
-            </w:pPr>
-            <w:r/>
-            <w:r>
-              <w:rPr>
-                <w:b/>
-                <w:sz w:val="24"/>
-              </w:rPr>
-              <w:t>CONCLUSION AND FUTURE WORK</w:t>
-            </w:r>
-          </w:p>
-        </w:tc>
-        <w:tc>
-          <w:tcPr>
-            <w:tcW w:type="dxa" w:w="1134"/>
-          </w:tcPr>
-          <w:p>
-            <w:pPr>
-              <w:pStyle w:val="TableText"/>
-              <w:spacing w:before="0" w:after="0" w:line="360" w:lineRule="auto"/>
-              <w:jc w:val="center"/>
-            </w:pPr>
-            <w:r/>
-            <w:r>
-              <w:rPr>
-                <w:b/>
-                <w:sz w:val="24"/>
-              </w:rPr>
-              <w:t>56</w:t>
-            </w:r>
-          </w:p>
-        </w:tc>
-      </w:tr>
-      <w:tr>
-        <w:tc>
-          <w:tcPr>
-            <w:tcW w:type="dxa" w:w="1587"/>
-          </w:tcPr>
-          <w:p>
-            <w:pPr>
-              <w:pStyle w:val="TableText"/>
-              <w:spacing w:before="0" w:after="0" w:line="360" w:lineRule="auto"/>
-              <w:jc w:val="center"/>
-            </w:pPr>
-            <w:r/>
-            <w:r>
-              <w:rPr>
-                <w:b w:val="0"/>
-                <w:sz w:val="24"/>
-              </w:rPr>
-            </w:r>
-          </w:p>
-        </w:tc>
-        <w:tc>
-          <w:tcPr>
-            <w:tcW w:type="dxa" w:w="4932"/>
-          </w:tcPr>
-          <w:p>
-            <w:pPr>
-              <w:pStyle w:val="TableText"/>
-              <w:spacing w:before="0" w:after="0" w:line="360" w:lineRule="auto"/>
-            </w:pPr>
-            <w:r/>
-            <w:r>
-              <w:rPr>
-                <w:b w:val="0"/>
-                <w:sz w:val="24"/>
-              </w:rPr>
-              <w:t xml:space="preserve">      8.1   CONCLUSIONS</w:t>
-            </w:r>
-          </w:p>
-        </w:tc>
-        <w:tc>
-          <w:tcPr>
-            <w:tcW w:type="dxa" w:w="1134"/>
-          </w:tcPr>
-          <w:p>
-            <w:pPr>
-              <w:pStyle w:val="TableText"/>
-              <w:spacing w:before="0" w:after="0" w:line="360" w:lineRule="auto"/>
-              <w:jc w:val="center"/>
-            </w:pPr>
-            <w:r/>
-            <w:r>
-              <w:rPr>
-                <w:b w:val="0"/>
-                <w:sz w:val="24"/>
-              </w:rPr>
-              <w:t>56</w:t>
-            </w:r>
-          </w:p>
-        </w:tc>
-      </w:tr>
-      <w:tr>
-        <w:tc>
-          <w:tcPr>
-            <w:tcW w:type="dxa" w:w="1587"/>
-          </w:tcPr>
-          <w:p>
-            <w:pPr>
-              <w:pStyle w:val="TableText"/>
-              <w:spacing w:before="0" w:after="0" w:line="360" w:lineRule="auto"/>
-              <w:jc w:val="center"/>
-            </w:pPr>
-            <w:r/>
-            <w:r>
-              <w:rPr>
-                <w:b w:val="0"/>
-                <w:sz w:val="24"/>
-              </w:rPr>
-            </w:r>
-          </w:p>
-        </w:tc>
-        <w:tc>
-          <w:tcPr>
-            <w:tcW w:type="dxa" w:w="4932"/>
-          </w:tcPr>
-          <w:p>
-            <w:pPr>
-              <w:pStyle w:val="TableText"/>
-              <w:spacing w:before="0" w:after="0" w:line="360" w:lineRule="auto"/>
-            </w:pPr>
-            <w:r/>
-            <w:r>
-              <w:rPr>
-                <w:b w:val="0"/>
-                <w:sz w:val="24"/>
-              </w:rPr>
-              <w:t xml:space="preserve">      8.2   CONTRIBUTION TO SUSTAINABLE DEVELOPMENT GOALS</w:t>
-            </w:r>
-          </w:p>
-        </w:tc>
-        <w:tc>
-          <w:tcPr>
-            <w:tcW w:type="dxa" w:w="1134"/>
-          </w:tcPr>
-          <w:p>
-            <w:pPr>
-              <w:pStyle w:val="TableText"/>
-              <w:spacing w:before="0" w:after="0" w:line="360" w:lineRule="auto"/>
-              <w:jc w:val="center"/>
-            </w:pPr>
-            <w:r/>
-            <w:r>
-              <w:rPr>
-                <w:b w:val="0"/>
-                <w:sz w:val="24"/>
-              </w:rPr>
-              <w:t>57</w:t>
-            </w:r>
-          </w:p>
-        </w:tc>
-      </w:tr>
-      <w:tr>
-        <w:tc>
-          <w:tcPr>
-            <w:tcW w:type="dxa" w:w="1587"/>
-          </w:tcPr>
-          <w:p>
-            <w:pPr>
-              <w:pStyle w:val="TableText"/>
-              <w:spacing w:before="0" w:after="0" w:line="360" w:lineRule="auto"/>
-              <w:jc w:val="center"/>
-            </w:pPr>
-            <w:r/>
-            <w:r>
-              <w:rPr>
-                <w:b w:val="0"/>
-                <w:sz w:val="24"/>
-              </w:rPr>
-            </w:r>
-          </w:p>
-        </w:tc>
-        <w:tc>
-          <w:tcPr>
-            <w:tcW w:type="dxa" w:w="4932"/>
-          </w:tcPr>
-          <w:p>
-            <w:pPr>
-              <w:pStyle w:val="TableText"/>
-              <w:spacing w:before="0" w:after="0" w:line="360" w:lineRule="auto"/>
-            </w:pPr>
-            <w:r/>
-            <w:r>
-              <w:rPr>
-                <w:b w:val="0"/>
-                <w:sz w:val="24"/>
-              </w:rPr>
-              <w:t xml:space="preserve">      8.3   FUTURE WORK</w:t>
-            </w:r>
-          </w:p>
-        </w:tc>
-        <w:tc>
-          <w:tcPr>
-            <w:tcW w:type="dxa" w:w="1134"/>
-          </w:tcPr>
-          <w:p>
-            <w:pPr>
-              <w:pStyle w:val="TableText"/>
-              <w:spacing w:before="0" w:after="0" w:line="360" w:lineRule="auto"/>
-              <w:jc w:val="center"/>
-            </w:pPr>
-            <w:r/>
-            <w:r>
-              <w:rPr>
-                <w:b w:val="0"/>
-                <w:sz w:val="24"/>
-              </w:rPr>
-              <w:t>58</w:t>
-            </w:r>
-          </w:p>
-        </w:tc>
-      </w:tr>
-      <w:tr>
-        <w:tc>
-          <w:tcPr>
-            <w:tcW w:type="dxa" w:w="1587"/>
-          </w:tcPr>
-          <w:p>
-            <w:pPr>
-              <w:pStyle w:val="TableText"/>
-              <w:spacing w:before="0" w:after="0" w:line="360" w:lineRule="auto"/>
-              <w:jc w:val="center"/>
-            </w:pPr>
-            <w:r/>
-            <w:r>
-              <w:rPr>
-                <w:b/>
-                <w:sz w:val="24"/>
-              </w:rPr>
-            </w:r>
-          </w:p>
-        </w:tc>
-        <w:tc>
-          <w:tcPr>
-            <w:tcW w:type="dxa" w:w="4932"/>
-          </w:tcPr>
-          <w:p>
-            <w:pPr>
-              <w:pStyle w:val="TableText"/>
-              <w:spacing w:before="0" w:after="0" w:line="360" w:lineRule="auto"/>
-            </w:pPr>
-            <w:r/>
-            <w:r>
-              <w:rPr>
-                <w:b/>
-                <w:sz w:val="24"/>
-              </w:rPr>
-              <w:t>APPENDIX 1 MODEL ASSUMPTIONS</w:t>
-            </w:r>
-          </w:p>
-        </w:tc>
-        <w:tc>
-          <w:tcPr>
-            <w:tcW w:type="dxa" w:w="1134"/>
-          </w:tcPr>
-          <w:p>
-            <w:pPr>
-              <w:pStyle w:val="TableText"/>
-              <w:spacing w:before="0" w:after="0" w:line="360" w:lineRule="auto"/>
-              <w:jc w:val="center"/>
-            </w:pPr>
-            <w:r/>
-            <w:r>
-              <w:rPr>
-                <w:b/>
-                <w:sz w:val="24"/>
-              </w:rPr>
-              <w:t>59</w:t>
-            </w:r>
-          </w:p>
-        </w:tc>
-      </w:tr>
-      <w:tr>
-        <w:tc>
-          <w:tcPr>
-            <w:tcW w:type="dxa" w:w="1587"/>
-          </w:tcPr>
-          <w:p>
-            <w:pPr>
-              <w:pStyle w:val="TableText"/>
-              <w:spacing w:before="0" w:after="0" w:line="360" w:lineRule="auto"/>
-              <w:jc w:val="center"/>
-            </w:pPr>
-            <w:r/>
-            <w:r>
-              <w:rPr>
-                <w:b/>
-                <w:sz w:val="24"/>
-              </w:rPr>
-            </w:r>
-          </w:p>
-        </w:tc>
-        <w:tc>
-          <w:tcPr>
-            <w:tcW w:type="dxa" w:w="4932"/>
-          </w:tcPr>
-          <w:p>
-            <w:pPr>
-              <w:pStyle w:val="TableText"/>
-              <w:spacing w:before="0" w:after="0" w:line="360" w:lineRule="auto"/>
-            </w:pPr>
-            <w:r/>
-            <w:r>
-              <w:rPr>
-                <w:b/>
-                <w:sz w:val="24"/>
-              </w:rPr>
-              <w:t>APPENDIX 2 EDGE NODE PROBE AND FILTER</w:t>
-            </w:r>
-          </w:p>
-        </w:tc>
-        <w:tc>
-          <w:tcPr>
-            <w:tcW w:type="dxa" w:w="1134"/>
-          </w:tcPr>
-          <w:p>
-            <w:pPr>
-              <w:pStyle w:val="TableText"/>
-              <w:spacing w:before="0" w:after="0" w:line="360" w:lineRule="auto"/>
-              <w:jc w:val="center"/>
-            </w:pPr>
-            <w:r/>
-            <w:r>
-              <w:rPr>
-                <w:b/>
-                <w:sz w:val="24"/>
-              </w:rPr>
-              <w:t>61</w:t>
-            </w:r>
-          </w:p>
-        </w:tc>
-      </w:tr>
-      <w:tr>
-        <w:tc>
-          <w:tcPr>
-            <w:tcW w:type="dxa" w:w="1587"/>
-          </w:tcPr>
-          <w:p>
-            <w:pPr>
-              <w:pStyle w:val="TableText"/>
-              <w:spacing w:before="0" w:after="0" w:line="360" w:lineRule="auto"/>
-              <w:jc w:val="center"/>
-            </w:pPr>
-            <w:r/>
-            <w:r>
-              <w:rPr>
-                <w:b/>
-                <w:sz w:val="24"/>
-              </w:rPr>
-            </w:r>
-          </w:p>
-        </w:tc>
-        <w:tc>
-          <w:tcPr>
-            <w:tcW w:type="dxa" w:w="4932"/>
-          </w:tcPr>
-          <w:p>
-            <w:pPr>
-              <w:pStyle w:val="TableText"/>
-              <w:spacing w:before="0" w:after="0" w:line="360" w:lineRule="auto"/>
-            </w:pPr>
-            <w:r/>
-            <w:r>
-              <w:rPr>
-                <w:b/>
-                <w:sz w:val="24"/>
-              </w:rPr>
-              <w:t>APPENDIX 3 BENCH DEMONSTRATION</w:t>
-            </w:r>
-          </w:p>
-        </w:tc>
-        <w:tc>
-          <w:tcPr>
-            <w:tcW w:type="dxa" w:w="1134"/>
-          </w:tcPr>
-          <w:p>
-            <w:pPr>
-              <w:pStyle w:val="TableText"/>
-              <w:spacing w:before="0" w:after="0" w:line="360" w:lineRule="auto"/>
-              <w:jc w:val="center"/>
-            </w:pPr>
-            <w:r/>
-            <w:r>
-              <w:rPr>
-                <w:b/>
-                <w:sz w:val="24"/>
-              </w:rPr>
-              <w:t>63</w:t>
-            </w:r>
-          </w:p>
-        </w:tc>
-      </w:tr>
-      <w:tr>
-        <w:tc>
-          <w:tcPr>
-            <w:tcW w:type="dxa" w:w="1587"/>
-          </w:tcPr>
-          <w:p>
-            <w:pPr>
-              <w:pStyle w:val="TableText"/>
-              <w:spacing w:before="0" w:after="0" w:line="360" w:lineRule="auto"/>
-              <w:jc w:val="center"/>
-            </w:pPr>
-            <w:r/>
-            <w:r>
-              <w:rPr>
-                <w:b/>
-                <w:sz w:val="24"/>
-              </w:rPr>
-            </w:r>
-          </w:p>
-        </w:tc>
-        <w:tc>
-          <w:tcPr>
-            <w:tcW w:type="dxa" w:w="4932"/>
-          </w:tcPr>
-          <w:p>
-            <w:pPr>
-              <w:pStyle w:val="TableText"/>
-              <w:spacing w:before="0" w:after="0" w:line="360" w:lineRule="auto"/>
-            </w:pPr>
-            <w:r/>
-            <w:r>
-              <w:rPr>
-                <w:b/>
-                <w:sz w:val="24"/>
-              </w:rPr>
-              <w:t>REFERENCES</w:t>
-            </w:r>
-          </w:p>
-        </w:tc>
-        <w:tc>
-          <w:tcPr>
-            <w:tcW w:type="dxa" w:w="1134"/>
-          </w:tcPr>
-          <w:p>
-            <w:pPr>
-              <w:pStyle w:val="TableText"/>
-              <w:spacing w:before="0" w:after="0" w:line="360" w:lineRule="auto"/>
-              <w:jc w:val="center"/>
-            </w:pPr>
-            <w:r/>
-            <w:r>
-              <w:rPr>
-                <w:b/>
-                <w:sz w:val="24"/>
-              </w:rPr>
               <w:t>64</w:t>
             </w:r>
           </w:p>
@@ -5705,7 +5597,7 @@
       </w:pPr>
       <w:r>
         <w:rPr>
-          <w:b w:val="0"/>
+          <w:b/>
           <w:i w:val="0"/>
         </w:rPr>
         <w:t>LIST OF TABLES</w:t>
@@ -7011,7 +6903,7 @@
       </w:pPr>
       <w:r>
         <w:rPr>
-          <w:b w:val="0"/>
+          <w:b/>
           <w:i w:val="0"/>
         </w:rPr>
         <w:t>LIST OF FIGURES</w:t>
@@ -8012,7 +7904,7 @@
       </w:pPr>
       <w:r>
         <w:rPr>
-          <w:b w:val="0"/>
+          <w:b/>
           <w:i w:val="0"/>
         </w:rPr>
         <w:t>LIST OF SYMBOLS AND ABBREVIATIONS</w:t>
@@ -9501,7 +9393,7 @@
       </w:pPr>
       <w:r>
         <w:rPr>
-          <w:b w:val="0"/>
+          <w:b/>
           <w:i w:val="0"/>
         </w:rPr>
         <w:t>CHAPTER 1</w:t>
@@ -10598,7 +10490,7 @@
       </w:pPr>
       <w:r>
         <w:rPr>
-          <w:b w:val="0"/>
+          <w:b/>
           <w:i w:val="0"/>
         </w:rPr>
         <w:t>CHAPTER 2</w:t>
@@ -11476,7 +11368,7 @@
       </w:pPr>
       <w:r>
         <w:rPr>
-          <w:b w:val="0"/>
+          <w:b/>
           <w:i w:val="0"/>
         </w:rPr>
         <w:t>CHAPTER 3</w:t>
@@ -11514,19 +11406,6 @@
           <w:i w:val="0"/>
         </w:rPr>
         <w:t>This chapter describes how the edge node and its decision logic fit together. It begins with an overview of the three layers of the system and the principles that guided the design. It then explains the sensing inputs, the zones and regions of interest on the shop floor, and the filtering applied to the raw signals. The machine state machine and the rules for the shared loads follow, together with the advisory and automatic operating modes. The chapter closes with the safety and privacy measures that a factory deployment needs.</w:t>
-      </w:r>
-    </w:p>
-    <w:p>
-      <w:pPr>
-        <w:pStyle w:val="Heading2"/>
-        <w:tabs>
-          <w:tab w:pos="1134" w:val="left"/>
-        </w:tabs>
-      </w:pPr>
-      <w:r>
-        <w:t>3.2</w:t>
-        <w:tab/>
-        <w:t>SYSTEM OVERVIEW</w:t>
       </w:r>
     </w:p>
     <w:p>
@@ -11614,7 +11493,7 @@
         </w:tabs>
       </w:pPr>
       <w:r>
-        <w:t>3.3</w:t>
+        <w:t>3.2</w:t>
         <w:tab/>
         <w:t>DESIGN PRINCIPLES</w:t>
       </w:r>
@@ -11707,7 +11586,7 @@
         </w:tabs>
       </w:pPr>
       <w:r>
-        <w:t>3.4</w:t>
+        <w:t>3.3</w:t>
         <w:tab/>
         <w:t>SENSING INPUTS</w:t>
       </w:r>
@@ -12048,7 +11927,7 @@
         </w:tabs>
       </w:pPr>
       <w:r>
-        <w:t>3.5</w:t>
+        <w:t>3.4</w:t>
         <w:tab/>
         <w:t>ZONES AND REGIONS OF INTEREST</w:t>
       </w:r>
@@ -12138,7 +12017,7 @@
         </w:tabs>
       </w:pPr>
       <w:r>
-        <w:t>3.6</w:t>
+        <w:t>3.5</w:t>
         <w:tab/>
         <w:t>SIGNAL CONDITIONING</w:t>
       </w:r>
@@ -12205,7 +12084,7 @@
         </w:tabs>
       </w:pPr>
       <w:r>
-        <w:t>3.7</w:t>
+        <w:t>3.6</w:t>
         <w:tab/>
         <w:t>MACHINE STATE MACHINE</w:t>
       </w:r>
@@ -12676,7 +12555,7 @@
         </w:tabs>
       </w:pPr>
       <w:r>
-        <w:t>3.8</w:t>
+        <w:t>3.7</w:t>
         <w:tab/>
         <w:t>MULTI-LOAD ACTIONS</w:t>
       </w:r>
@@ -13082,7 +12961,7 @@
         </w:tabs>
       </w:pPr>
       <w:r>
-        <w:t>3.9</w:t>
+        <w:t>3.8</w:t>
         <w:tab/>
         <w:t>ADVISORY AND AUTOMATIC MODES</w:t>
       </w:r>
@@ -13119,7 +12998,7 @@
         </w:tabs>
       </w:pPr>
       <w:r>
-        <w:t>3.10</w:t>
+        <w:t>3.9</w:t>
         <w:tab/>
         <w:t>SAFETY CONSIDERATIONS</w:t>
       </w:r>
@@ -13144,7 +13023,7 @@
         </w:tabs>
       </w:pPr>
       <w:r>
-        <w:t>3.11</w:t>
+        <w:t>3.10</w:t>
         <w:tab/>
         <w:t>PRIVACY AND WORKER ACCEPTANCE</w:t>
       </w:r>
@@ -13168,7 +13047,7 @@
       </w:pPr>
       <w:r>
         <w:rPr>
-          <w:b w:val="0"/>
+          <w:b/>
           <w:i w:val="0"/>
         </w:rPr>
         <w:t>CHAPTER 4</w:t>
@@ -14207,7 +14086,7 @@
           <w:b w:val="0"/>
           <w:i w:val="0"/>
         </w:rPr>
-        <w:t>The probe function walks through the object metadata of each frame and counts the objects of the person class whose confidence exceeds the threshold set in the nvinfer configuration file. The raw count is passed to the temporal filter described in Section 3.6. Once a second, the filtered count, the resulting state and the modelled power are written to a small JSON file, live_state.json, which is read by the dashboard. The core of the probe function and the filter is listed in Appendix 2.</w:t>
+        <w:t>The probe function walks through the object metadata of each frame and counts the objects of the person class whose confidence exceeds the threshold set in the nvinfer configuration file. The raw count is passed to the temporal filter described in Section 3.5. Once a second, the filtered count, the resulting state and the modelled power are written to a small JSON file, live_state.json, which is read by the dashboard. The core of the probe function and the filter is listed in Appendix 2.</w:t>
       </w:r>
     </w:p>
     <w:p>
@@ -14470,7 +14349,7 @@
       </w:pPr>
       <w:r>
         <w:rPr>
-          <w:b w:val="0"/>
+          <w:b/>
           <w:i w:val="0"/>
         </w:rPr>
         <w:t>CHAPTER 5</w:t>
@@ -16444,7 +16323,7 @@
       </w:pPr>
       <w:r>
         <w:rPr>
-          <w:b w:val="0"/>
+          <w:b/>
           <w:i w:val="0"/>
         </w:rPr>
         <w:t>CHAPTER 6</w:t>
@@ -19518,7 +19397,7 @@
       </w:pPr>
       <w:r>
         <w:rPr>
-          <w:b w:val="0"/>
+          <w:b/>
           <w:i w:val="0"/>
         </w:rPr>
         <w:t>CHAPTER 7</w:t>
@@ -21019,7 +20898,7 @@
       </w:pPr>
       <w:r>
         <w:rPr>
-          <w:b w:val="0"/>
+          <w:b/>
           <w:i w:val="0"/>
         </w:rPr>
         <w:t>CHAPTER 8</w:t>
@@ -22697,7 +22576,7 @@
           <w:b w:val="0"/>
           <w:i w:val="0"/>
         </w:rPr>
-        <w:t>The listing below shows the PyDS probe function attached to the DeepStream pipeline, the per-region counting and the asymmetric presence filter of Section 3.6.</w:t>
+        <w:t>The listing below shows the PyDS probe function attached to the DeepStream pipeline, the per-region counting and the asymmetric presence filter of Section 3.5.</w:t>
       </w:r>
     </w:p>
     <w:p>
@@ -22762,7 +22641,7 @@
           <w:b w:val="0"/>
           <w:i w:val="0"/>
         </w:rPr>
-        <w:t>RISE_S, FALL_S = 10, 60      # asymmetric persistence filter (Section 3.6)</w:t>
+        <w:t>RISE_S, FALL_S = 10, 60      # asymmetric persistence filter (Section 3.5)</w:t>
       </w:r>
     </w:p>
     <w:p>
@@ -24011,7 +23890,7 @@
         </w:rPr>
         <w:t>3.</w:t>
         <w:tab/>
-        <w:t>Choi H., Lee J., Yi Y., Na H., Kang K. and Kim T. (2022), 'Deep vision-based occupancy counting: experimental performance evaluation and implementation of ventilation control', Building and Environment, Vol. 223, 109496.</w:t>
+        <w:t>Choi H., Lee J., Yi Y., Na H., Kang K. and Kim T. (2022), 'Deep vision-based occupancy counting: experimental performance evaluation and implementation of ventilation control', Building and Environment, Vol. 223, Paper No.109496.</w:t>
       </w:r>
     </w:p>
     <w:p>
@@ -24029,7 +23908,7 @@
         </w:rPr>
         <w:t>4.</w:t>
         <w:tab/>
-        <w:t>Denkena B., Abele E., Brecher C., Dittrich M.-A., Kara S. and Mori M. (2020), 'Energy efficient machine tools', CIRP Annals - Manufacturing Technology, Vol. 69, No. 2, doi:10.1016/j.cirp.2020.05.008.</w:t>
+        <w:t>Denkena B., Abele E., Brecher C., Dittrich M.-A., Kara S. and Mori M. (2020), 'Energy efficient machine tools', CIRP Annals - Manufacturing Technology, Vol. 69, No.2, DOI 10.1016/j.cirp.2020.05.008.</w:t>
       </w:r>
     </w:p>
     <w:p>
@@ -24083,7 +23962,7 @@
         </w:rPr>
         <w:t>7.</w:t>
         <w:tab/>
-        <w:t>Gutowski T., Dahmus J. and Thiriez A. (2006), 'Electrical energy requirements for manufacturing processes', Proc. 13th CIRP International Conference on Life Cycle Engineering, Leuven, pp. 623-628.</w:t>
+        <w:t>Gutowski T., Dahmus J. and Thiriez A. (2006), 'Electrical energy requirements for manufacturing processes', Proc. 13th CIRP International Conference on Life Cycle Engineering, Leuven, pp.623-628.</w:t>
       </w:r>
     </w:p>
     <w:p>
@@ -24101,7 +23980,7 @@
         </w:rPr>
         <w:t>8.</w:t>
         <w:tab/>
-        <w:t>Gutowski T., Murphy C., Allen D., Bauer D., Bras B., Piwonka T., Sheng P., Sutherland J., Thurston D. and Wolff E. (2005), 'Environmentally benign manufacturing: observations from Japan, Europe and the United States', Journal of Cleaner Production, Vol. 13, No. 1, pp. 1-17.</w:t>
+        <w:t>Gutowski T., Murphy C., Allen D., Bauer D., Bras B., Piwonka T., Sheng P., Sutherland J., Thurston D. and Wolff E. (2005), 'Environmentally benign manufacturing: observations from Japan, Europe and the United States', Journal of Cleaner Production, Vol. 13, No.1, pp.1-17.</w:t>
       </w:r>
     </w:p>
     <w:p>
@@ -24209,7 +24088,7 @@
         </w:rPr>
         <w:t>14.</w:t>
         <w:tab/>
-        <w:t>Kara S. and Li W. (2011), 'Unit process energy consumption models for material removal processes', CIRP Annals - Manufacturing Technology, Vol. 60, No. 1, pp. 37-40.</w:t>
+        <w:t>Kara S. and Li W. (2011), 'Unit process energy consumption models for material removal processes', CIRP Annals - Manufacturing Technology, Vol. 60, No.1, pp.37-40.</w:t>
       </w:r>
     </w:p>
     <w:p>
@@ -24227,7 +24106,7 @@
         </w:rPr>
         <w:t>15.</w:t>
         <w:tab/>
-        <w:t>Kong M., Dong B., Zhang R. and O'Neill Z. (2022), 'HVAC energy savings, thermal comfort and air quality for occupant-centric control through a side-by-side experimental study', Applied Energy, Vol. 306, 117987.</w:t>
+        <w:t>Kong M., Dong B., Zhang R. and O'Neill Z. (2022), 'HVAC energy savings, thermal comfort and air quality for occupant-centric control through a side-by-side experimental study', Applied Energy, Vol. 306, Paper No.117987.</w:t>
       </w:r>
     </w:p>
     <w:p>
@@ -24245,7 +24124,7 @@
         </w:rPr>
         <w:t>16.</w:t>
         <w:tab/>
-        <w:t>Li W., Zein A., Kara S. and Herrmann C. (2011), 'An investigation into fixed energy consumption of machine tools', Proc. 18th CIRP International Conference on Life Cycle Engineering, Braunschweig, pp. 268-273.</w:t>
+        <w:t>Li W., Zein A., Kara S. and Herrmann C. (2011), 'An investigation into fixed energy consumption of machine tools', Proc. 18th CIRP International Conference on Life Cycle Engineering, Braunschweig, pp.268-273.</w:t>
       </w:r>
     </w:p>
     <w:p>
@@ -24263,7 +24142,7 @@
         </w:rPr>
         <w:t>17.</w:t>
         <w:tab/>
-        <w:t>Lin G., Casillas A., Sheng M. and Granderson J. (2023), 'Performance evaluation of an occupancy-based HVAC control system in an office building', Energies, Vol. 16, No. 20, 7088.</w:t>
+        <w:t>Lin G., Casillas A., Sheng M. and Granderson J. (2023), 'Performance evaluation of an occupancy-based HVAC control system in an office building', Energies, Vol. 16, No.20, Paper No.7088.</w:t>
       </w:r>
     </w:p>
     <w:p>
@@ -24281,7 +24160,7 @@
         </w:rPr>
         <w:t>18.</w:t>
         <w:tab/>
-        <w:t>Mori M., Fujishima M., Inamasu Y. and Oda Y. (2011), 'A study on energy efficiency improvement for machine tools', CIRP Annals - Manufacturing Technology, Vol. 60, No. 1, pp. 145-148.</w:t>
+        <w:t>Mori M., Fujishima M., Inamasu Y. and Oda Y. (2011), 'A study on energy efficiency improvement for machine tools', CIRP Annals - Manufacturing Technology, Vol. 60, No.1, pp.145-148.</w:t>
       </w:r>
     </w:p>
     <w:p>
@@ -24299,7 +24178,7 @@
         </w:rPr>
         <w:t>19.</w:t>
         <w:tab/>
-        <w:t>Mouzon G., Yildirim M.B. and Twomey J. (2007), 'Operational methods for minimization of energy consumption of manufacturing equipment', International Journal of Production Research, Vol. 45, No. 18-19, pp. 4247-4271.</w:t>
+        <w:t>Mouzon G., Yildirim M.B. and Twomey J. (2007), 'Operational methods for minimization of energy consumption of manufacturing equipment', International Journal of Production Research, Vol. 45, No.18-19, pp.4247-4271.</w:t>
       </w:r>
     </w:p>
     <w:p>
@@ -24371,7 +24250,7 @@
         </w:rPr>
         <w:t>23.</w:t>
         <w:tab/>
-        <w:t>Squeo M., Frigerio N. and Matta A. (2019), 'Multiple sleeping states for energy saving in CNC machining centers', Procedia CIRP, Vol. 80, pp. 144-149.</w:t>
+        <w:t>Squeo M., Frigerio N. and Matta A. (2019), 'Multiple sleeping states for energy saving in CNC machining centers', Procedia CIRP, Vol. 80, pp.144-149.</w:t>
       </w:r>
     </w:p>
     <w:p>
@@ -24407,7 +24286,7 @@
         </w:rPr>
         <w:t>25.</w:t>
         <w:tab/>
-        <w:t>Tamil Nadu Electricity Regulatory Commission (2025), 'Tariff Order No. 6 of 2025', TNERC, Chennai, 30 June 2025.</w:t>
+        <w:t>Tamil Nadu Electricity Regulatory Commission (2025), 'Tariff Order No.6 of 2025', TNERC, Chennai, 30 June 2025.</w:t>
       </w:r>
     </w:p>
     <w:p>
@@ -24425,7 +24304,7 @@
         </w:rPr>
         <w:t>26.</w:t>
         <w:tab/>
-        <w:t>Tien P.W., Wei S., Calautit J.K., Darkwa J. and Wood C. (2021), 'A computer vision-based occupancy and equipment usage detection approach for reducing building energy demand', Energies, Vol. 14, No. 1, 156.</w:t>
+        <w:t>Tien P.W., Wei S., Calautit J.K., Darkwa J. and Wood C. (2021), 'A computer vision-based occupancy and equipment usage detection approach for reducing building energy demand', Energies, Vol. 14, No.1, Paper No.156.</w:t>
       </w:r>
     </w:p>
     <w:p>
@@ -24461,7 +24340,7 @@
         </w:rPr>
         <w:t>28.</w:t>
         <w:tab/>
-        <w:t>Williams A., Atkinson B., Garbesi K., Page E. and Rubinstein F. (2012), 'Lighting controls in commercial buildings', LEUKOS, Vol. 8, No. 3, pp. 161-180.</w:t>
+        <w:t>Williams A., Atkinson B., Garbesi K., Page E. and Rubinstein F. (2012), 'Lighting controls in commercial buildings', LEUKOS, Vol. 8, No.3, pp.161-180.</w:t>
       </w:r>
     </w:p>
     <w:p>
@@ -24479,7 +24358,7 @@
         </w:rPr>
         <w:t>29.</w:t>
         <w:tab/>
-        <w:t>Zhang Y., Calautit J.K., Tien P.W., Wu Y. and Wei S. (2024), 'Deep learning models for vision-based occupancy detection in high occupancy buildings', Journal of Building Engineering, Vol. 98, 111355.</w:t>
+        <w:t>Zhang Y., Calautit J.K., Tien P.W., Wu Y. and Wei S. (2024), 'Deep learning models for vision-based occupancy detection in high occupancy buildings', Journal of Building Engineering, Vol. 98, Paper No.111355.</w:t>
       </w:r>
     </w:p>
     <w:sectPr>

--- a/Final_Report.docx
+++ b/Final_Report.docx
@@ -775,7 +775,7 @@
     <w:p>
       <w:pPr>
         <w:pStyle w:val="Body"/>
-        <w:spacing w:line="480" w:lineRule="auto"/>
+        <w:spacing w:after="0" w:line="480" w:lineRule="auto"/>
       </w:pPr>
       <w:r>
         <w:rPr>
@@ -788,33 +788,33 @@
     <w:p>
       <w:pPr>
         <w:pStyle w:val="Body"/>
-        <w:spacing w:line="480" w:lineRule="auto"/>
+        <w:spacing w:after="0" w:line="480" w:lineRule="auto"/>
       </w:pPr>
       <w:r>
         <w:rPr>
           <w:b w:val="0"/>
           <w:i w:val="0"/>
         </w:rPr>
-        <w:t>We are thankful to Dr. S. Radha, Principal, Sri Sivasubramaniya Nadar College of Engineering, for the support and encouragement extended to us throughout our course of study.</w:t>
+        <w:t>We are thankful to Dr. S. Radha, Principal, for the support and encouragement extended to us.</w:t>
       </w:r>
     </w:p>
     <w:p>
       <w:pPr>
         <w:pStyle w:val="Body"/>
-        <w:spacing w:line="480" w:lineRule="auto"/>
+        <w:spacing w:after="0" w:line="480" w:lineRule="auto"/>
       </w:pPr>
       <w:r>
         <w:rPr>
           <w:b w:val="0"/>
           <w:i w:val="0"/>
         </w:rPr>
-        <w:t>We thank Dr. V. Rajini, Professor and Head, Department of Electrical and Electronics Engineering, for her encouragement and support throughout this work.</w:t>
+        <w:t>We thank Dr. V. Rajini, Professor and Head, Department of Electrical and Electronics Engineering, for her encouragement and support.</w:t>
       </w:r>
     </w:p>
     <w:p>
       <w:pPr>
         <w:pStyle w:val="Body"/>
-        <w:spacing w:line="480" w:lineRule="auto"/>
+        <w:spacing w:after="0" w:line="480" w:lineRule="auto"/>
       </w:pPr>
       <w:r>
         <w:rPr>
@@ -827,7 +827,7 @@
     <w:p>
       <w:pPr>
         <w:pStyle w:val="Body"/>
-        <w:spacing w:line="480" w:lineRule="auto"/>
+        <w:spacing w:after="0" w:line="480" w:lineRule="auto"/>
       </w:pPr>
       <w:r>
         <w:rPr>
@@ -839,7 +839,7 @@
     </w:p>
     <w:p>
       <w:pPr>
-        <w:spacing w:after="0" w:line="240" w:lineRule="auto" w:before="240"/>
+        <w:spacing w:after="0" w:line="240" w:lineRule="auto" w:before="720"/>
         <w:jc w:val="right"/>
       </w:pPr>
       <w:r>
@@ -852,7 +852,7 @@
     </w:p>
     <w:p>
       <w:pPr>
-        <w:spacing w:after="0" w:line="240" w:lineRule="auto" w:before="240"/>
+        <w:spacing w:after="0" w:line="240" w:lineRule="auto" w:before="720"/>
         <w:jc w:val="right"/>
       </w:pPr>
       <w:r>
@@ -865,7 +865,7 @@
     </w:p>
     <w:p>
       <w:pPr>
-        <w:spacing w:after="0" w:line="240" w:lineRule="auto" w:before="240"/>
+        <w:spacing w:after="0" w:line="240" w:lineRule="auto" w:before="720"/>
         <w:jc w:val="right"/>
       </w:pPr>
       <w:r>
